--- a/manuscript/Manuscript_CMPB_v4.docx
+++ b/manuscript/Manuscript_CMPB_v4.docx
@@ -161,7 +161,7 @@
         <w:pStyle w:val="BodyText"/>
       </w:pPr>
       <w:r>
-        <w:t xml:space="preserve">Its limitations are equally well established. A continuous quantity is forced into six discrete bins, so a difference of one decibel can change a diagnosis while a clinically meaningful difference within a bin is invisible. The boundaries are administrative rather than physiological: the ±5 dB test-retest variability of audiometry exceeds the distance between adjacent categories at some thresholds, so many ears sit within measurement noise of a verdict. The PTA also discards configuration, so a flat loss and a notched one can share an average while implying different pathologies and prognoses, and a label cannot express trajectory.</w:t>
+        <w:t xml:space="preserve">Its limitations are well established. A continuous quantity is forced into six discrete bins, so one decibel can change a diagnosis while a meaningful difference within a bin is invisible. The boundaries are administrative, not physiological: the ±5 dB test-retest variability of audiometry exceeds the distance between adjacent categories, so many ears sit within measurement noise of a verdict. The PTA also discards configuration, so a flat loss and a notched one can share an average while implying different pathologies, and a label cannot express trajectory.</w:t>
       </w:r>
     </w:p>
     <w:p>
@@ -178,7 +178,7 @@
         <w:t xml:space="preserve">[2]</w:t>
       </w:r>
       <w:r>
-        <w:t xml:space="preserve">; preclinical work in the same vein detects cochlear synaptopathy in mice from auditory brainstem responses</w:t>
+        <w:t xml:space="preserve">; preclinical work in the same vein detects cochlear synaptopathy from murine auditory brainstem responses</w:t>
       </w:r>
       <w:r>
         <w:t xml:space="preserve"> </w:t>
@@ -187,7 +187,7 @@
         <w:t xml:space="preserve">[3]</w:t>
       </w:r>
       <w:r>
-        <w:t xml:space="preserve">, a different task from grading a human audiogram. Data-driven profiling recovers auditory phenotypes without offering an interpretable decision</w:t>
+        <w:t xml:space="preserve">, a different task. Data-driven profiling recovers phenotypes without an interpretable decision</w:t>
       </w:r>
       <w:r>
         <w:t xml:space="preserve"> </w:t>
@@ -196,7 +196,7 @@
         <w:t xml:space="preserve">[4,5]</w:t>
       </w:r>
       <w:r>
-        <w:t xml:space="preserve">. These methods answer a different question: the difficulty is not predicting the label more accurately but representing the underlying quantity so it preserves gradation and remains legible to a clinician.</w:t>
+        <w:t xml:space="preserve">. These methods answer a different question: the difficulty is not predicting the label more accurately but representing the quantity so it preserves gradation and stays legible to a clinician.</w:t>
       </w:r>
     </w:p>
     <w:p>
@@ -204,7 +204,7 @@
         <w:pStyle w:val="BodyText"/>
       </w:pPr>
       <w:r>
-        <w:t xml:space="preserve">Fuzzy set theory is a natural fit for that requirement. Membership functions express partial belonging rather than binary assignment, and a Mamdani inference system</w:t>
+        <w:t xml:space="preserve">Fuzzy set theory fits that requirement. Membership functions express partial belonging rather than binary assignment, and a Mamdani system</w:t>
       </w:r>
       <w:r>
         <w:t xml:space="preserve"> </w:t>
@@ -216,7 +216,7 @@
         <w:t xml:space="preserve"> </w:t>
       </w:r>
       <w:r>
-        <w:t xml:space="preserve">expresses the decision rules in linguistic terms a clinician can read and modify. Fuzzy approaches have been applied across clinical diagnosis since their introduction</w:t>
+        <w:t xml:space="preserve">states its rules in terms a clinician can read and modify. Fuzzy approaches have been applied across clinical diagnosis since their introduction</w:t>
       </w:r>
       <w:r>
         <w:t xml:space="preserve"> </w:t>
@@ -228,7 +228,7 @@
         <w:t xml:space="preserve"> </w:t>
       </w:r>
       <w:r>
-        <w:t xml:space="preserve">and more recently to EEG-based dementia staging</w:t>
+        <w:t xml:space="preserve">and to EEG-based dementia staging</w:t>
       </w:r>
       <w:r>
         <w:t xml:space="preserve"> </w:t>
@@ -380,7 +380,7 @@
         <w:t xml:space="preserve">[9]</w:t>
       </w:r>
       <w:r>
-        <w:t xml:space="preserve">, the convention in most clinical reporting. WHO’s own grade tables use five categories at 20 dB steps</w:t>
+        <w:t xml:space="preserve">, the convention in most clinical reporting; Clark defined those tiers on the three-frequency average, and they are applied here to the four-frequency window that WHO later adopted for grading. WHO’s own grade tables use five categories at 20 dB steps</w:t>
       </w:r>
       <w:r>
         <w:t xml:space="preserve"> </w:t>
@@ -756,7 +756,7 @@
         <w:pStyle w:val="FirstParagraph"/>
       </w:pPr>
       <w:r>
-        <w:t xml:space="preserve">The cohort comprised 10,889 adults aged 20-69 years (mean 43.9). After exclusions, 19,568 ears from 9,832 adults had complete air-conduction thresholds at all seven frequencies: 15,656 ears (7,866 participants) in the training set and 3,912 (1,966 participants) in the test set. Thresholds were right-skewed with a floor effect at 0 to 10 dB HL, and mean thresholds rose from 11.2 dB HL at 500 Hz to 27.4 dB HL at 8 kHz, consistent with age-related and noise-induced high-frequency loss in a working-age sample. Under the WHO PTA-4 classification</w:t>
+        <w:t xml:space="preserve">The cohort comprised 10,889 adults aged 20-69 years (mean 43.9). After exclusions, 19,568 ears from 9,832 adults had complete air-conduction thresholds at all seven frequencies: 15,656 ears (7,866 participants) in the training set and 3,912 (1,966 participants) in the test set. Thresholds were right-skewed with a floor effect at 0 to 10 dB HL, rising from 11.2 dB HL at 500 Hz to 27.4 dB HL at 8 kHz, consistent with age-related and noise-induced high-frequency loss. Under the WHO PTA-4 classification</w:t>
       </w:r>
       <w:r>
         <w:t xml:space="preserve"> </w:t>
@@ -978,7 +978,7 @@
         <w:pStyle w:val="FirstParagraph"/>
       </w:pPr>
       <w:r>
-        <w:t xml:space="preserve">Flooring the core gaps at 10 dB against the raw percentile gaps, which ranged from 5.7 to 13.6 dB, raised weighted kappa from 0.9266 to 0.9456 (+0.0190, 95% CI +0.0108 to +0.0272) and borderline agreement from 79.5% to 85.1% (+5.6 pp, 95% CI +2.8 to +8.5), both intervals excluding zero. Of the 152 ears (3.9%) the two widths labelled differently, the wider construction was correct 72.4% of the time against 24.3%.</w:t>
+        <w:t xml:space="preserve">Flooring the core gaps at 10 dB against the raw percentile gaps, which ranged from 5.7 to 13.6 dB, raised weighted kappa from 0.9266 to 0.9456 (+0.0190, 95% CI +0.0108 to +0.0272) borderline agreement from 79.5% to 85.1% (+5.6 pp, 95% CI +2.8 to +8.5) and clear-case agreement from 98.1% to 99.1% (+1.0 pp, 95% CI +0.7 to +1.4), all three intervals excluding zero. Of the 152 ears (3.9%) the two widths labelled differently, the wider construction was correct 72.4% of the time against 24.3%.</w:t>
       </w:r>
     </w:p>
     <w:p>
@@ -1013,7 +1013,7 @@
         <w:pStyle w:val="FirstParagraph"/>
       </w:pPr>
       <w:r>
-        <w:t xml:space="preserve">At the classic 25 dB cut-off the crisp rule flips the label between 26 and 27 dB with no graded information, whereas the system returns a smooth rise, so a 25 dB threshold is visibly closer to normal than a 27 dB one (Table S4).</w:t>
+        <w:t xml:space="preserve">At the classic 25 dB cut-off the crisp rule flips the label between 26 and 27 dB with no graded information, whereas the system returns a smooth rise, so 25 dB is visibly closer to normal than 27 dB (Table S4).</w:t>
       </w:r>
     </w:p>
     <w:bookmarkEnd w:id="33"/>
@@ -1208,7 +1208,7 @@
         <w:t xml:space="preserve"> </w:t>
       </w:r>
       <w:r>
-        <w:t xml:space="preserve">[2,3]</w:t>
+        <w:t xml:space="preserve">[2]</w:t>
       </w:r>
       <w:r>
         <w:t xml:space="preserve"> </w:t>
@@ -1437,7 +1437,34 @@
         <w:t xml:space="preserve">	</w:t>
       </w:r>
       <w:r>
-        <w:t xml:space="preserve">World Health Organization. Future programme developments for prevention of deafness and hearing impairment: Report of the first informal consultation, geneva, 23–24 january 1997. Geneva: World Health Organization; 1997.</w:t>
+        <w:t xml:space="preserve">World Health Organization. Future programme developments for prevention of deafness and hearing impairment: Report of the first informal consultation,</w:t>
+      </w:r>
+      <w:r>
+        <w:t xml:space="preserve"> </w:t>
+      </w:r>
+      <w:r>
+        <w:t xml:space="preserve">Geneva</w:t>
+      </w:r>
+      <w:r>
+        <w:t xml:space="preserve">, 23–24</w:t>
+      </w:r>
+      <w:r>
+        <w:t xml:space="preserve"> </w:t>
+      </w:r>
+      <w:r>
+        <w:t xml:space="preserve">January</w:t>
+      </w:r>
+      <w:r>
+        <w:t xml:space="preserve"> </w:t>
+      </w:r>
+      <w:r>
+        <w:t xml:space="preserve">1997 (</w:t>
+      </w:r>
+      <w:r>
+        <w:t xml:space="preserve">WHO/PDH/97.3</w:t>
+      </w:r>
+      <w:r>
+        <w:t xml:space="preserve">). Geneva: World Health Organization; 1997.</w:t>
       </w:r>
     </w:p>
     <w:bookmarkEnd w:id="49"/>
@@ -1706,7 +1733,34 @@
         <w:t xml:space="preserve">	</w:t>
       </w:r>
       <w:r>
-        <w:t xml:space="preserve">World Health Organization. Report of the informal working group on prevention of deafness and hearing impairment programme planning, geneva, 18–21 june 1991. Geneva: World Health Organization; 1991.</w:t>
+        <w:t xml:space="preserve">World Health Organization. Report of the informal working group on prevention of deafness and hearing impairment programme planning,</w:t>
+      </w:r>
+      <w:r>
+        <w:t xml:space="preserve"> </w:t>
+      </w:r>
+      <w:r>
+        <w:t xml:space="preserve">Geneva</w:t>
+      </w:r>
+      <w:r>
+        <w:t xml:space="preserve">, 18–21</w:t>
+      </w:r>
+      <w:r>
+        <w:t xml:space="preserve"> </w:t>
+      </w:r>
+      <w:r>
+        <w:t xml:space="preserve">June</w:t>
+      </w:r>
+      <w:r>
+        <w:t xml:space="preserve"> </w:t>
+      </w:r>
+      <w:r>
+        <w:t xml:space="preserve">1991 (</w:t>
+      </w:r>
+      <w:r>
+        <w:t xml:space="preserve">WHO/PDH/91.1</w:t>
+      </w:r>
+      <w:r>
+        <w:t xml:space="preserve">). Geneva: World Health Organization; 1991.</w:t>
       </w:r>
     </w:p>
     <w:bookmarkEnd w:id="65"/>
@@ -1744,7 +1798,16 @@
         <w:t xml:space="preserve">	</w:t>
       </w:r>
       <w:r>
-        <w:t xml:space="preserve">Suen J, Betz J, Reed N, Deal J, Lin F, Goman A. Prevalence of asymmetric hearing among adults in the united states. Otology &amp; Neurotology 2021;42:e111–3.</w:t>
+        <w:t xml:space="preserve">Suen J, Betz J, Reed N, Deal J, Lin F, Goman A. Prevalence of asymmetric hearing among adults in the</w:t>
+      </w:r>
+      <w:r>
+        <w:t xml:space="preserve"> </w:t>
+      </w:r>
+      <w:r>
+        <w:t xml:space="preserve">United States</w:t>
+      </w:r>
+      <w:r>
+        <w:t xml:space="preserve">. Otology &amp; Neurotology 2021;42:e111–3.</w:t>
       </w:r>
       <w:r>
         <w:t xml:space="preserve"> </w:t>
@@ -1860,7 +1923,8 @@
     <w:tbl>
       <w:tblPr>
         <w:tblStyle w:val="Table"/>
-        <w:tblW w:type="auto" w:w="0"/>
+        <w:tblW w:type="pct" w:w="5000"/>
+        <w:tblLayout w:type="fixed"/>
         <w:tblLook w:firstRow="1" w:lastRow="0" w:firstColumn="0" w:lastColumn="0" w:noHBand="0" w:noVBand="0" w:val="0020"/>
       </w:tblPr>
       <w:tblGrid>
@@ -1903,29 +1967,29 @@
               <w:pStyle w:val="Compact"/>
             </w:pPr>
             <w:r>
-              <w:t xml:space="preserve">Sensitivity</w:t>
-            </w:r>
-          </w:p>
-        </w:tc>
-        <w:tc>
-          <w:tcPr/>
-          <w:p>
-            <w:pPr>
-              <w:pStyle w:val="Compact"/>
-            </w:pPr>
-            <w:r>
-              <w:t xml:space="preserve">Specificity</w:t>
-            </w:r>
-          </w:p>
-        </w:tc>
-        <w:tc>
-          <w:tcPr/>
-          <w:p>
-            <w:pPr>
-              <w:pStyle w:val="Compact"/>
-            </w:pPr>
-            <w:r>
-              <w:t xml:space="preserve">Precision</w:t>
+              <w:t xml:space="preserve">Sensitivity (95% CI)</w:t>
+            </w:r>
+          </w:p>
+        </w:tc>
+        <w:tc>
+          <w:tcPr/>
+          <w:p>
+            <w:pPr>
+              <w:pStyle w:val="Compact"/>
+            </w:pPr>
+            <w:r>
+              <w:t xml:space="preserve">Specificity (95% CI)</w:t>
+            </w:r>
+          </w:p>
+        </w:tc>
+        <w:tc>
+          <w:tcPr/>
+          <w:p>
+            <w:pPr>
+              <w:pStyle w:val="Compact"/>
+            </w:pPr>
+            <w:r>
+              <w:t xml:space="preserve">Precision (95% CI)</w:t>
             </w:r>
           </w:p>
         </w:tc>
@@ -1960,29 +2024,29 @@
               <w:pStyle w:val="Compact"/>
             </w:pPr>
             <w:r>
-              <w:t xml:space="preserve">0.980</w:t>
-            </w:r>
-          </w:p>
-        </w:tc>
-        <w:tc>
-          <w:tcPr/>
-          <w:p>
-            <w:pPr>
-              <w:pStyle w:val="Compact"/>
-            </w:pPr>
-            <w:r>
-              <w:t xml:space="preserve">1.000</w:t>
-            </w:r>
-          </w:p>
-        </w:tc>
-        <w:tc>
-          <w:tcPr/>
-          <w:p>
-            <w:pPr>
-              <w:pStyle w:val="Compact"/>
-            </w:pPr>
-            <w:r>
-              <w:t xml:space="preserve">1.000</w:t>
+              <w:t xml:space="preserve">0.980 (0.975–0.984)</w:t>
+            </w:r>
+          </w:p>
+        </w:tc>
+        <w:tc>
+          <w:tcPr/>
+          <w:p>
+            <w:pPr>
+              <w:pStyle w:val="Compact"/>
+            </w:pPr>
+            <w:r>
+              <w:t xml:space="preserve">1.000 (0.993–1.000)</w:t>
+            </w:r>
+          </w:p>
+        </w:tc>
+        <w:tc>
+          <w:tcPr/>
+          <w:p>
+            <w:pPr>
+              <w:pStyle w:val="Compact"/>
+            </w:pPr>
+            <w:r>
+              <w:t xml:space="preserve">1.000 (0.999–1.000)</w:t>
             </w:r>
           </w:p>
         </w:tc>
@@ -2017,29 +2081,29 @@
               <w:pStyle w:val="Compact"/>
             </w:pPr>
             <w:r>
-              <w:t xml:space="preserve">0.950</w:t>
-            </w:r>
-          </w:p>
-        </w:tc>
-        <w:tc>
-          <w:tcPr/>
-          <w:p>
-            <w:pPr>
-              <w:pStyle w:val="Compact"/>
-            </w:pPr>
-            <w:r>
-              <w:t xml:space="preserve">0.974</w:t>
-            </w:r>
-          </w:p>
-        </w:tc>
-        <w:tc>
-          <w:tcPr/>
-          <w:p>
-            <w:pPr>
-              <w:pStyle w:val="Compact"/>
-            </w:pPr>
-            <w:r>
-              <w:t xml:space="preserve">0.790</w:t>
+              <w:t xml:space="preserve">0.950 (0.923–0.968)</w:t>
+            </w:r>
+          </w:p>
+        </w:tc>
+        <w:tc>
+          <w:tcPr/>
+          <w:p>
+            <w:pPr>
+              <w:pStyle w:val="Compact"/>
+            </w:pPr>
+            <w:r>
+              <w:t xml:space="preserve">0.974 (0.969–0.979)</w:t>
+            </w:r>
+          </w:p>
+        </w:tc>
+        <w:tc>
+          <w:tcPr/>
+          <w:p>
+            <w:pPr>
+              <w:pStyle w:val="Compact"/>
+            </w:pPr>
+            <w:r>
+              <w:t xml:space="preserve">0.790 (0.750–0.826)</w:t>
             </w:r>
           </w:p>
         </w:tc>
@@ -2074,29 +2138,29 @@
               <w:pStyle w:val="Compact"/>
             </w:pPr>
             <w:r>
-              <w:t xml:space="preserve">0.621</w:t>
-            </w:r>
-          </w:p>
-        </w:tc>
-        <w:tc>
-          <w:tcPr/>
-          <w:p>
-            <w:pPr>
-              <w:pStyle w:val="Compact"/>
-            </w:pPr>
-            <w:r>
-              <w:t xml:space="preserve">0.993</w:t>
-            </w:r>
-          </w:p>
-        </w:tc>
-        <w:tc>
-          <w:tcPr/>
-          <w:p>
-            <w:pPr>
-              <w:pStyle w:val="Compact"/>
-            </w:pPr>
-            <w:r>
-              <w:t xml:space="preserve">0.703</w:t>
+              <w:t xml:space="preserve">0.621 (0.525–0.709)</w:t>
+            </w:r>
+          </w:p>
+        </w:tc>
+        <w:tc>
+          <w:tcPr/>
+          <w:p>
+            <w:pPr>
+              <w:pStyle w:val="Compact"/>
+            </w:pPr>
+            <w:r>
+              <w:t xml:space="preserve">0.993 (0.990–0.995)</w:t>
+            </w:r>
+          </w:p>
+        </w:tc>
+        <w:tc>
+          <w:tcPr/>
+          <w:p>
+            <w:pPr>
+              <w:pStyle w:val="Compact"/>
+            </w:pPr>
+            <w:r>
+              <w:t xml:space="preserve">0.703 (0.603–0.787)</w:t>
             </w:r>
           </w:p>
         </w:tc>
@@ -2131,29 +2195,29 @@
               <w:pStyle w:val="Compact"/>
             </w:pPr>
             <w:r>
-              <w:t xml:space="preserve">0.500</w:t>
-            </w:r>
-          </w:p>
-        </w:tc>
-        <w:tc>
-          <w:tcPr/>
-          <w:p>
-            <w:pPr>
-              <w:pStyle w:val="Compact"/>
-            </w:pPr>
-            <w:r>
-              <w:t xml:space="preserve">0.996</w:t>
-            </w:r>
-          </w:p>
-        </w:tc>
-        <w:tc>
-          <w:tcPr/>
-          <w:p>
-            <w:pPr>
-              <w:pStyle w:val="Compact"/>
-            </w:pPr>
-            <w:r>
-              <w:t xml:space="preserve">0.464</w:t>
+              <w:t xml:space="preserve">0.500 (0.321–0.679)</w:t>
+            </w:r>
+          </w:p>
+        </w:tc>
+        <w:tc>
+          <w:tcPr/>
+          <w:p>
+            <w:pPr>
+              <w:pStyle w:val="Compact"/>
+            </w:pPr>
+            <w:r>
+              <w:t xml:space="preserve">0.996 (0.994–0.998)</w:t>
+            </w:r>
+          </w:p>
+        </w:tc>
+        <w:tc>
+          <w:tcPr/>
+          <w:p>
+            <w:pPr>
+              <w:pStyle w:val="Compact"/>
+            </w:pPr>
+            <w:r>
+              <w:t xml:space="preserve">0.464 (0.295–0.642)</w:t>
             </w:r>
           </w:p>
         </w:tc>
@@ -2188,29 +2252,29 @@
               <w:pStyle w:val="Compact"/>
             </w:pPr>
             <w:r>
-              <w:t xml:space="preserve">1.000</w:t>
-            </w:r>
-          </w:p>
-        </w:tc>
-        <w:tc>
-          <w:tcPr/>
-          <w:p>
-            <w:pPr>
-              <w:pStyle w:val="Compact"/>
-            </w:pPr>
-            <w:r>
-              <w:t xml:space="preserve">0.999</w:t>
-            </w:r>
-          </w:p>
-        </w:tc>
-        <w:tc>
-          <w:tcPr/>
-          <w:p>
-            <w:pPr>
-              <w:pStyle w:val="Compact"/>
-            </w:pPr>
-            <w:r>
-              <w:t xml:space="preserve">0.783</w:t>
+              <w:t xml:space="preserve">1.000 (0.824–1.000)</w:t>
+            </w:r>
+          </w:p>
+        </w:tc>
+        <w:tc>
+          <w:tcPr/>
+          <w:p>
+            <w:pPr>
+              <w:pStyle w:val="Compact"/>
+            </w:pPr>
+            <w:r>
+              <w:t xml:space="preserve">0.999 (0.997–0.999)</w:t>
+            </w:r>
+          </w:p>
+        </w:tc>
+        <w:tc>
+          <w:tcPr/>
+          <w:p>
+            <w:pPr>
+              <w:pStyle w:val="Compact"/>
+            </w:pPr>
+            <w:r>
+              <w:t xml:space="preserve">0.783 (0.581–0.903)</w:t>
             </w:r>
           </w:p>
         </w:tc>
@@ -2245,29 +2309,29 @@
               <w:pStyle w:val="Compact"/>
             </w:pPr>
             <w:r>
-              <w:t xml:space="preserve">0.667</w:t>
-            </w:r>
-          </w:p>
-        </w:tc>
-        <w:tc>
-          <w:tcPr/>
-          <w:p>
-            <w:pPr>
-              <w:pStyle w:val="Compact"/>
-            </w:pPr>
-            <w:r>
-              <w:t xml:space="preserve">1.000</w:t>
-            </w:r>
-          </w:p>
-        </w:tc>
-        <w:tc>
-          <w:tcPr/>
-          <w:p>
-            <w:pPr>
-              <w:pStyle w:val="Compact"/>
-            </w:pPr>
-            <w:r>
-              <w:t xml:space="preserve">1.000</w:t>
+              <w:t xml:space="preserve">0.667 (0.208–0.939)</w:t>
+            </w:r>
+          </w:p>
+        </w:tc>
+        <w:tc>
+          <w:tcPr/>
+          <w:p>
+            <w:pPr>
+              <w:pStyle w:val="Compact"/>
+            </w:pPr>
+            <w:r>
+              <w:t xml:space="preserve">1.000 (0.999–1.000)</w:t>
+            </w:r>
+          </w:p>
+        </w:tc>
+        <w:tc>
+          <w:tcPr/>
+          <w:p>
+            <w:pPr>
+              <w:pStyle w:val="Compact"/>
+            </w:pPr>
+            <w:r>
+              <w:t xml:space="preserve">1.000 (0.342–1.000)</w:t>
             </w:r>
           </w:p>
         </w:tc>
@@ -4142,7 +4206,7 @@
         <w:t xml:space="preserve"> </w:t>
       </w:r>
       <w:r>
-        <w:t xml:space="preserve">(a) Bland-Altman plot of the difference between FAI and PTA-4 against their mean on the held-out test set (bias +0.25 dB after mapping the index onto the decibel scale, 95% limits of agreement −11.2 to +11.7 dB). (b) Classification agreement as a function of distance from the nearest WHO severity boundary. The FAI matches the crisp grade on 99.1% of clear cases (≥6 dB from a boundary) and returns graded membership on 85.1% of borderline cases (±5 dB).</w:t>
+        <w:t xml:space="preserve">(a) Bland-Altman plot of the difference between FAI and PTA-4 against their mean on the held-out test set. The FAI is a defuzzified index on a 0 to 100 universe rather than a decibel quantity, so it is mapped onto the decibel scale before differencing, using FAI = 0.890 × PTA-4 + 3.11 fitted on the training partition (r = 0.887); bias +0.25 dB, 95% limits of agreement −11.2 to +11.7 dB. (b) Classification agreement as a function of distance from the nearest Clark severity boundary. The FAI matches the crisp grade on 99.1% of clear cases (≥6 dB from a boundary) and returns graded membership on 85.1% of borderline cases (±5 dB).</w:t>
       </w:r>
       <w:r>
         <w:t xml:space="preserve"> </w:t>

--- a/manuscript/Manuscript_CMPB_v4.docx
+++ b/manuscript/Manuscript_CMPB_v4.docx
@@ -62,7 +62,7 @@
         <w:t xml:space="preserve"> </w:t>
       </w:r>
       <w:r>
-        <w:t xml:space="preserve">Three NHANES cycles administering air-conduction audiometry to adults aged 20 to 69 years were combined and split at the participant level. Six trapezoidal membership functions were constructed as a Ruspini partition, so memberships sum to one at every threshold, and a 47-rule Mamdani system produced a Fuzzy Audiometric Index. Agreement was assessed by weighted kappa, stratification by distance from a boundary, decision-curve analysis, and a probabilistic benchmark scored by Brier score, log loss and calibration error.</w:t>
+        <w:t xml:space="preserve">Three NHANES cycles administering air-conduction audiometry to adults aged 20 to 69 years were combined and split at the participant level. Six trapezoidal membership functions were constructed as a Ruspini partition, so memberships sum to one at every threshold, and a 42-rule Mamdani system produced a Fuzzy Audiometric Index. Agreement was assessed by weighted kappa, stratification by distance from a boundary, decision-curve analysis, and a probabilistic benchmark scored by Brier score, log loss and calibration error.</w:t>
       </w:r>
     </w:p>
     <w:p>
@@ -144,7 +144,7 @@
         <w:pStyle w:val="FirstParagraph"/>
       </w:pPr>
       <w:r>
-        <w:t xml:space="preserve">Pure-tone audiometry remains the primary quantitative assessment of hearing, reporting thresholds at octave and inter-octave frequencies from 0.25 to 8 kHz. In clinical and epidemiological practice these seven or eight values are condensed into a single pure-tone average and graded against fixed boundaries, most commonly the WHO PTA-4 classification of 1997: normal, mild, moderate, moderately severe, severe and profound</w:t>
+        <w:t xml:space="preserve">Pure-tone audiometry remains the primary quantitative assessment of hearing, reporting thresholds at octave and inter-octave frequencies from 0.25 to 8 kHz. These seven or eight values are condensed into a single pure-tone average and graded against fixed boundaries, most commonly the six-category Clark scheme</w:t>
       </w:r>
       <w:r>
         <w:t xml:space="preserve"> </w:t>
@@ -153,7 +153,19 @@
         <w:t xml:space="preserve">[1]</w:t>
       </w:r>
       <w:r>
-        <w:t xml:space="preserve">. The convention is useful precisely because it is simple, and it is now embedded in reporting standards, disability assessment and hearing-aid candidacy criteria worldwide.</w:t>
+        <w:t xml:space="preserve"> </w:t>
+      </w:r>
+      <w:r>
+        <w:t xml:space="preserve">or the five-category WHO tables</w:t>
+      </w:r>
+      <w:r>
+        <w:t xml:space="preserve"> </w:t>
+      </w:r>
+      <w:r>
+        <w:t xml:space="preserve">[2]</w:t>
+      </w:r>
+      <w:r>
+        <w:t xml:space="preserve">. Such conventions are useful because they are simple and embedded in reporting standards, disability assessment and hearing-aid candidacy criteria worldwide.</w:t>
       </w:r>
     </w:p>
     <w:p>
@@ -169,13 +181,13 @@
         <w:pStyle w:val="BodyText"/>
       </w:pPr>
       <w:r>
-        <w:t xml:space="preserve">Approaches that soften these boundaries have been proposed. Machine-learning classifiers predict the severity grade directly but predict the same crisp categories and are not inspectable</w:t>
-      </w:r>
-      <w:r>
-        <w:t xml:space="preserve"> </w:t>
-      </w:r>
-      <w:r>
-        <w:t xml:space="preserve">[2]</w:t>
+        <w:t xml:space="preserve">Approaches that soften these boundaries have been proposed. Machine-learning systems that digitise audiogram images by object detection classify the same crisp severity levels without an inspectable decision</w:t>
+      </w:r>
+      <w:r>
+        <w:t xml:space="preserve"> </w:t>
+      </w:r>
+      <w:r>
+        <w:t xml:space="preserve">[3]</w:t>
       </w:r>
       <w:r>
         <w:t xml:space="preserve">; preclinical work in the same vein detects cochlear synaptopathy from murine auditory brainstem responses</w:t>
@@ -184,7 +196,7 @@
         <w:t xml:space="preserve"> </w:t>
       </w:r>
       <w:r>
-        <w:t xml:space="preserve">[3]</w:t>
+        <w:t xml:space="preserve">[4]</w:t>
       </w:r>
       <w:r>
         <w:t xml:space="preserve">, a different task. Data-driven profiling recovers phenotypes without an interpretable decision</w:t>
@@ -193,7 +205,7 @@
         <w:t xml:space="preserve"> </w:t>
       </w:r>
       <w:r>
-        <w:t xml:space="preserve">[4,5]</w:t>
+        <w:t xml:space="preserve">[5,6]</w:t>
       </w:r>
       <w:r>
         <w:t xml:space="preserve">. These methods answer a different question: the difficulty is not predicting the label more accurately but representing the quantity so it preserves gradation and stays legible to a clinician.</w:t>
@@ -210,7 +222,7 @@
         <w:t xml:space="preserve"> </w:t>
       </w:r>
       <w:r>
-        <w:t xml:space="preserve">[6]</w:t>
+        <w:t xml:space="preserve">[7]</w:t>
       </w:r>
       <w:r>
         <w:t xml:space="preserve"> </w:t>
@@ -222,7 +234,7 @@
         <w:t xml:space="preserve"> </w:t>
       </w:r>
       <w:r>
-        <w:t xml:space="preserve">[7]</w:t>
+        <w:t xml:space="preserve">[8]</w:t>
       </w:r>
       <w:r>
         <w:t xml:space="preserve"> </w:t>
@@ -234,7 +246,7 @@
         <w:t xml:space="preserve"> </w:t>
       </w:r>
       <w:r>
-        <w:t xml:space="preserve">[8]</w:t>
+        <w:t xml:space="preserve">[9]</w:t>
       </w:r>
       <w:r>
         <w:t xml:space="preserve">, but no published system integrates severity classification, configuration typing, asymmetry grading and temporal tracking in one inspectable framework validated on population-level audiometric data.</w:t>
@@ -377,7 +389,7 @@
         <w:t xml:space="preserve"> </w:t>
       </w:r>
       <w:r>
-        <w:t xml:space="preserve">[9]</w:t>
+        <w:t xml:space="preserve">[1]</w:t>
       </w:r>
       <w:r>
         <w:t xml:space="preserve">, the convention in most clinical reporting; Clark defined those tiers on the three-frequency average, and they are applied here to the four-frequency window that WHO later adopted for grading. WHO’s own grade tables use five categories at 20 dB steps</w:t>
@@ -386,7 +398,7 @@
         <w:t xml:space="preserve"> </w:t>
       </w:r>
       <w:r>
-        <w:t xml:space="preserve">[1,10]</w:t>
+        <w:t xml:space="preserve">[2,10]</w:t>
       </w:r>
       <w:r>
         <w:t xml:space="preserve"> </w:t>
@@ -409,7 +421,16 @@
         <w:pStyle w:val="BodyText"/>
       </w:pPr>
       <w:r>
-        <w:t xml:space="preserve">The six trapezoids were arranged as a formal Ruspini partition, so their memberships sum to exactly 1 at every point of the 0 to 120 dB universe and no threshold is unclassified. Retaining the percentile cores, each trapezoid’s left foot was set to the previous category’s core end and its right foot to the next category’s core start, making adjacent shoulders complementary linear ramps that cross at 0.5 at the midpoint of the core gap.</w:t>
+        <w:t xml:space="preserve">The six trapezoids were arranged as a formal Ruspini partition</w:t>
+      </w:r>
+      <w:r>
+        <w:t xml:space="preserve"> </w:t>
+      </w:r>
+      <w:r>
+        <w:t xml:space="preserve">[12]</w:t>
+      </w:r>
+      <w:r>
+        <w:t xml:space="preserve">, so their memberships sum to exactly 1 at every point of the 0 to 120 dB universe and no threshold is unclassified. Retaining the percentile cores, each trapezoid’s left foot was set to the previous category’s core end and its right foot to the next category’s core start, making adjacent shoulders complementary linear ramps that cross at 0.5 at the midpoint of the core gap.</w:t>
       </w:r>
     </w:p>
     <w:p>
@@ -452,13 +473,13 @@
         <w:pStyle w:val="BodyText"/>
       </w:pPr>
       <w:r>
-        <w:t xml:space="preserve">Inter-aural asymmetry was fuzzified into Symmetric (≤15 dB), Mildly (16–30 dB), Moderately (31–45 dB) and Severely Asymmetric (&gt;45 dB). The operational criterion is the maximum absolute difference across frequencies, which is more sensitive than either definition used by Suen et al., who applied a pure-tone-average difference above 15 dB and a contiguous-frequency criterion</w:t>
-      </w:r>
-      <w:r>
-        <w:t xml:space="preserve"> </w:t>
-      </w:r>
-      <w:r>
-        <w:t xml:space="preserve">[12]</w:t>
+        <w:t xml:space="preserve">Asymmetry was fuzzified into Symmetric (≤15 dB), Mildly (16–30 dB), Moderately (31–45 dB) and Severely Asymmetric (&gt;45 dB). The operational criterion is the maximum absolute difference across frequencies, more sensitive than either definition Suen et al. evaluated: the AAO-HNS criterion of a pure-tone-average difference above 15 dB, and the Veterans Affairs criterion of 20 dB or more across two contiguous frequencies or 10 dB or more across three</w:t>
+      </w:r>
+      <w:r>
+        <w:t xml:space="preserve"> </w:t>
+      </w:r>
+      <w:r>
+        <w:t xml:space="preserve">[13]</w:t>
       </w:r>
       <w:r>
         <w:t xml:space="preserve">; no standard criterion for asymmetry exists.</w:t>
@@ -494,7 +515,7 @@
         <w:t xml:space="preserve"> </w:t>
       </w:r>
       <w:r>
-        <w:t xml:space="preserve">[6]</w:t>
+        <w:t xml:space="preserve">[7]</w:t>
       </w:r>
       <w:r>
         <w:t xml:space="preserve"> </w:t>
@@ -549,7 +570,7 @@
         <w:t xml:space="preserve"> </w:t>
       </w:r>
       <w:r>
-        <w:t xml:space="preserve">[13]</w:t>
+        <w:t xml:space="preserve">[14]</w:t>
       </w:r>
       <w:r>
         <w:t xml:space="preserve"> </w:t>
@@ -623,7 +644,7 @@
         <w:t xml:space="preserve"> </w:t>
       </w:r>
       <w:r>
-        <w:t xml:space="preserve">[14]</w:t>
+        <w:t xml:space="preserve">[15]</w:t>
       </w:r>
       <w:r>
         <w:t xml:space="preserve"> </w:t>
@@ -656,7 +677,19 @@
         <w:pStyle w:val="FirstParagraph"/>
       </w:pPr>
       <w:r>
-        <w:t xml:space="preserve">The NHANES cycles analysed here are repeated cross-sectional surveys with no repeat audiometry on any participant, so no longitudinal audiometric sub-cohort could be constructed and the temporal tracking module, which applies fuzzy-adapted ASHA ototoxicity criteria to FAI trajectories, is demonstrated on illustrative scenarios (Figure S2).</w:t>
+        <w:t xml:space="preserve">The NHANES cycles analysed here are repeated cross-sectional surveys with no repeat audiometry on any participant, so no longitudinal audiometric sub-cohort could be constructed and the temporal tracking module, which applies fuzzy-adapted ASHA ototoxicity criteria</w:t>
+      </w:r>
+      <w:r>
+        <w:t xml:space="preserve"> </w:t>
+      </w:r>
+      <w:r>
+        <w:t xml:space="preserve">[16]</w:t>
+      </w:r>
+      <w:r>
+        <w:t xml:space="preserve"> </w:t>
+      </w:r>
+      <w:r>
+        <w:t xml:space="preserve">to FAI trajectories, is demonstrated on illustrative scenarios (Figure S2). Prospective validation would require serial audiometry in a monitored population, including extended high-frequency testing from 9 to 20 kHz, where ototoxic change appears first.</w:t>
       </w:r>
     </w:p>
     <w:bookmarkEnd w:id="21"/>
@@ -715,7 +748,7 @@
     </w:p>
     <w:bookmarkEnd w:id="23"/>
     <w:bookmarkEnd w:id="24"/>
-    <w:bookmarkStart w:id="35" w:name="results"/>
+    <w:bookmarkStart w:id="34" w:name="results"/>
     <w:p>
       <w:pPr>
         <w:pStyle w:val="Heading1"/>
@@ -762,7 +795,7 @@
         <w:t xml:space="preserve"> </w:t>
       </w:r>
       <w:r>
-        <w:t xml:space="preserve">[1]</w:t>
+        <w:t xml:space="preserve">[2]</w:t>
       </w:r>
       <w:r>
         <w:t xml:space="preserve">, 88.1% of ears were normal, 8.7% mild, 2.2% moderate, 0.6% moderately severe, 0.3% severe and 0.1% profound,</w:t>
@@ -862,7 +895,7 @@
         <w:pStyle w:val="FirstParagraph"/>
       </w:pPr>
       <w:r>
-        <w:t xml:space="preserve">Agreement recovered monotonically with distance from the nearest boundary (Figure 2b): 85.1% within ±5 dB, 90.1% at 10 dB and 93.5% at 15 dB. Bland-Altman analysis (Figure 2a) compared the FAI with PTA-4 after a linear transfer fitted on the training partition mapped the index onto the decibel scale, FAI = 0.890 x PTA + 3.11 (r = 0.887): mean difference +0.25 dB with 95% limits of agreement −11.2 to +11.7 dB, with a proportionate bias widening by 0.13 dB per decibel of mean level.</w:t>
+        <w:t xml:space="preserve">Agreement recovered with distance from the nearest boundary (Figure 2b): 85.1% within ±5 dB, 90.1% at 10 dB and 93.5% at 15 dB. Bland-Altman analysis (Figure 2a) compared the FAI with PTA-4 after a linear transfer fitted on the training partition mapped the index onto the decibel scale, FAI = 0.890 x PTA + 3.11 (r = 0.887). The sub-unity slope follows from centroid defuzzification, which returns the centre of mass of the aggregated output and so compresses the ends of the universe: mean difference +0.25 dB with 95% limits of agreement −11.2 to +11.7 dB, with a proportionate bias widening by 0.13 dB per decibel of mean level.</w:t>
       </w:r>
     </w:p>
     <w:bookmarkEnd w:id="28"/>
@@ -951,7 +984,7 @@
         <w:pStyle w:val="FirstParagraph"/>
       </w:pPr>
       <w:r>
-        <w:t xml:space="preserve">FAI-based referral maintained net benefit comparable to PTA-4-based referral across the threshold-probability range for both outcomes, and both exceeded treat-all at every threshold (Figure 3); for any hearing loss at a 10% threshold, net benefit was 0.126 against 0.131 and 0.034 for treating all. The small differences favour the crisp markers, which are defined on the outcome itself, so the substantive finding is that the graded index does not sacrifice decision utility.</w:t>
+        <w:t xml:space="preserve">FAI-based referral maintained net benefit comparable to PTA-4-based referral across the threshold range for both outcomes, and both exceeded treat-all at every threshold (Figure 3); for any hearing loss at a 10% threshold, net benefit was 0.126 against 0.131 and 0.034 for treat-all. The small differences favour the crisp markers, which are defined on the outcome itself; the graded index does not sacrifice decision utility.</w:t>
       </w:r>
     </w:p>
     <w:bookmarkEnd w:id="31"/>
@@ -978,7 +1011,7 @@
         <w:pStyle w:val="FirstParagraph"/>
       </w:pPr>
       <w:r>
-        <w:t xml:space="preserve">Flooring the core gaps at 10 dB against the raw percentile gaps, which ranged from 5.7 to 13.6 dB, raised weighted kappa from 0.9266 to 0.9456 (+0.0190, 95% CI +0.0108 to +0.0272) borderline agreement from 79.5% to 85.1% (+5.6 pp, 95% CI +2.8 to +8.5) and clear-case agreement from 98.1% to 99.1% (+1.0 pp, 95% CI +0.7 to +1.4), all three intervals excluding zero. Of the 152 ears (3.9%) the two widths labelled differently, the wider construction was correct 72.4% of the time against 24.3%.</w:t>
+        <w:t xml:space="preserve">Flooring the core gaps at 10 dB against the raw percentile gaps, which ranged from 5.7 to 13.6 dB, raised weighted kappa from 0.9266 to 0.9456 (+0.0190, 95% CI +0.0108 to +0.0272) borderline agreement from 79.5% to 85.1% (+5.6 pp, 95% CI +2.8 to +8.5) and clear-case agreement from 98.1% to 99.1% (+1.0 pp, 95% CI +0.7 to +1.4), all three intervals excluding zero. Of the 152 ears (3.9%) the widths labelled differently, the wider construction was correct 72.4% of the time against 24.3%.</w:t>
       </w:r>
     </w:p>
     <w:p>
@@ -986,11 +1019,11 @@
         <w:pStyle w:val="BodyText"/>
       </w:pPr>
       <w:r>
-        <w:t xml:space="preserve">Sweeping the floor from 4 to 16 dB in 2 dB steps showed the deployed setting sits on a plateau rather than a peak (Table 3): every floor from 6 to 12 dB was statistically indistinguishable from 10 dB, whereas 4 dB and 14 to 16 dB were significantly worse. Absolute error nevertheless fell monotonically with width, from 4.38 dB to 4.20 dB, so categorical and continuous agreement diverge at the wide end, wider shoulders smoothing the graded output while blurring the boundary. A 4 dB floor reproduces the raw-gap arm, so the percentile gaps were already about that wide.</w:t>
+        <w:t xml:space="preserve">Sweeping the floor from 4 to 16 dB in 2 dB steps showed the deployed setting sits on a plateau rather than a peak (Table 3): every floor from 6 to 12 dB was statistically indistinguishable from 10 dB, whereas 4 and 14 to 16 dB were worse. Absolute error nevertheless fell monotonically with width, from 4.38 to 4.20 dB, so categorical and continuous agreement diverge: wider shoulders smooth the graded output while blurring the boundary. A 4 dB floor reproduces the raw-gap arm, so the percentile gaps were already about that wide.</w:t>
       </w:r>
     </w:p>
     <w:bookmarkEnd w:id="32"/>
-    <w:bookmarkStart w:id="33" w:name="the-normalmild-transition"/>
+    <w:bookmarkStart w:id="33" w:name="clinical-case-studies"/>
     <w:p>
       <w:pPr>
         <w:pStyle w:val="Heading2"/>
@@ -1005,7 +1038,7 @@
         <w:tab/>
       </w:r>
       <w:r>
-        <w:t xml:space="preserve">The Normal–Mild Transition</w:t>
+        <w:t xml:space="preserve">Clinical Case Studies</w:t>
       </w:r>
     </w:p>
     <w:p>
@@ -1013,39 +1046,12 @@
         <w:pStyle w:val="FirstParagraph"/>
       </w:pPr>
       <w:r>
-        <w:t xml:space="preserve">At the classic 25 dB cut-off the crisp rule flips the label between 26 and 27 dB with no graded information, whereas the system returns a smooth rise, so 25 dB is visibly closer to normal than 27 dB (Table S4).</w:t>
+        <w:t xml:space="preserve">Four synthetic archetypes illustrate the framework (Figure 4). Case B is the most informative: a noise-induced notch with a normal PTA-4 of 22.5 dB returned FAI 21.2, while its configuration output identified a precipitous notched profile the severity grade alone misses.</w:t>
       </w:r>
     </w:p>
     <w:bookmarkEnd w:id="33"/>
-    <w:bookmarkStart w:id="34" w:name="clinical-case-studies"/>
-    <w:p>
-      <w:pPr>
-        <w:pStyle w:val="Heading2"/>
-      </w:pPr>
-      <w:r>
-        <w:rPr>
-          <w:rStyle w:val="SectionNumber"/>
-        </w:rPr>
-        <w:t xml:space="preserve">4.10</w:t>
-      </w:r>
-      <w:r>
-        <w:tab/>
-      </w:r>
-      <w:r>
-        <w:t xml:space="preserve">Clinical Case Studies</w:t>
-      </w:r>
-    </w:p>
-    <w:p>
-      <w:pPr>
-        <w:pStyle w:val="FirstParagraph"/>
-      </w:pPr>
-      <w:r>
-        <w:t xml:space="preserve">Four synthetic archetypes illustrate the framework (Figure 4). Case B is the most informative: a noise-induced notch with a normal PTA-4 of 22.5 dB returned FAI 21.2, while its configuration output identified a precipitous notched profile, flagging high-frequency pathology the severity grade alone misses.</w:t>
-      </w:r>
-    </w:p>
     <w:bookmarkEnd w:id="34"/>
-    <w:bookmarkEnd w:id="35"/>
-    <w:bookmarkStart w:id="44" w:name="discussion"/>
+    <w:bookmarkStart w:id="43" w:name="discussion"/>
     <w:p>
       <w:pPr>
         <w:pStyle w:val="Heading1"/>
@@ -1063,7 +1069,7 @@
         <w:t xml:space="preserve">Discussion</w:t>
       </w:r>
     </w:p>
-    <w:bookmarkStart w:id="36" w:name="principal-findings"/>
+    <w:bookmarkStart w:id="35" w:name="principal-findings"/>
     <w:p>
       <w:pPr>
         <w:pStyle w:val="Heading2"/>
@@ -1089,8 +1095,8 @@
         <w:t xml:space="preserve">A Mamdani fuzzy inference system was developed and validated that maps pure-tone thresholds onto a continuous index while preserving the information crisp classification discards. On held-out NHANES ears the FAI achieved weighted kappa 0.946 and matched the crisp grade in 99.1% of clear cases. Three findings stand out: the system remains compatible with standard practice; the graded representation is a better classifier than the calibrated label built on it, its arg-max reaching 0.9564; and the wider graded region improves rather than costs agreement, raising kappa by 0.019 and borderline agreement by 5.6 points with bootstrap intervals excluding zero.</w:t>
       </w:r>
     </w:p>
-    <w:bookmarkEnd w:id="36"/>
-    <w:bookmarkStart w:id="37" w:name="Xf27f480f063755d1f293527945906cdbd6deac1"/>
+    <w:bookmarkEnd w:id="35"/>
+    <w:bookmarkStart w:id="36" w:name="Xf27f480f063755d1f293527945906cdbd6deac1"/>
     <w:p>
       <w:pPr>
         <w:pStyle w:val="Heading2"/>
@@ -1113,7 +1119,7 @@
         <w:pStyle w:val="FirstParagraph"/>
       </w:pPr>
       <w:r>
-        <w:t xml:space="preserve">The probabilistic benchmark produced the study’s most consequential result. A proportional-odds ordinal logistic regression recovered the reference grade exactly in all 3,912 test ears with a Brier score of zero, which is not a strong model but a proof that the label is a deterministic monotone function of the pure-tone average. Because the label is a thresholding, any model able to represent monotone thresholds recovers it exactly and agreement metrics saturate, so a graded representation cannot be shown to be better by kappa.</w:t>
+        <w:t xml:space="preserve">The probabilistic benchmark produced the key result. A proportional-odds ordinal logistic regression recovered the reference grade exactly in all 3,912 test ears with a Brier score of zero, which is not a strong model but proof the label is a deterministic monotone function of the pure-tone average. The mechanism is complete quasi-separation: the maximum-likelihood estimate diverges because no interior optimum exists, so the fitted probabilities are exactly 0 and 1 rather than close to them. Because the label is a thresholding, any model able to represent monotone thresholds recovers it exactly and agreement metrics saturate, so a graded representation cannot be shown to be better by kappa.</w:t>
       </w:r>
     </w:p>
     <w:p>
@@ -1121,11 +1127,11 @@
         <w:pStyle w:val="BodyText"/>
       </w:pPr>
       <w:r>
-        <w:t xml:space="preserve">What survives is discrimination among approximations. Gradient boosting, on seven-frequency input with more capacity, scored kappa 0.9177 against 0.9564. A label defined by thresholds on one continuous quantity is what trapezoidal membership functions express natively, since the breakpoints are thresholds in decibels, whereas a tree ensemble must approximate the same step function through axis-aligned splits on noisy inputs. It is the probabilistic properties that discriminate, and there the memberships matched gradient boosting on Brier score and calibration error and halved its log loss, from the primary threshold alone.</w:t>
-      </w:r>
-    </w:p>
-    <w:bookmarkEnd w:id="37"/>
-    <w:bookmarkStart w:id="38" w:name="the-classification-schema-is-a-parameter"/>
+        <w:t xml:space="preserve">What survives is discrimination among approximations. Gradient boosting, on seven-frequency input with more capacity, scored kappa 0.9177 against 0.9564. Trapezoidal memberships express thresholds on a continuous quantity natively, whereas a tree ensemble must approximate that step function through axis-aligned splits on noisy inputs. It is the probabilistic properties that discriminate, and there the memberships matched gradient boosting on Brier score and calibration error and halved its log loss, from the primary threshold alone. Membership degrees are not probabilities: they express graded belonging to a category, the vagueness of a boundary, rather than the aleatory uncertainty of an outcome, and are scored as a distribution over grades rather than a belief about one.</w:t>
+      </w:r>
+    </w:p>
+    <w:bookmarkEnd w:id="36"/>
+    <w:bookmarkStart w:id="37" w:name="the-classification-schema-is-a-parameter"/>
     <w:p>
       <w:pPr>
         <w:pStyle w:val="Heading2"/>
@@ -1148,11 +1154,11 @@
         <w:pStyle w:val="FirstParagraph"/>
       </w:pPr>
       <w:r>
-        <w:t xml:space="preserve">The construction is not tied to the 25/40/55/70/90 boundaries, which trace to Clark rather than to WHO. The same cores, partition and calibration applied to the 2021 boundaries produced a better-calibrated system with lower absolute error, so the framework is schema-agnostic and agreement figures are interpretable only alongside the schema they were computed against. A change to WHO’s grade table would require recalibration, not redesign.</w:t>
-      </w:r>
-    </w:p>
-    <w:bookmarkEnd w:id="38"/>
-    <w:bookmarkStart w:id="39" w:name="clinical-implications"/>
+        <w:t xml:space="preserve">The construction is not tied to the 25/40/55/70/90 boundaries, which trace to Clark rather than to WHO. The same cores, partition and calibration applied to the 2021 boundaries produced a better-calibrated system with lower absolute error, so the framework is schema-agnostic and agreement figures are interpretable only against the schema they were computed with. A change to WHO’s grade table would require recalibration, not redesign.</w:t>
+      </w:r>
+    </w:p>
+    <w:bookmarkEnd w:id="37"/>
+    <w:bookmarkStart w:id="38" w:name="clinical-implications"/>
     <w:p>
       <w:pPr>
         <w:pStyle w:val="Heading2"/>
@@ -1175,11 +1181,35 @@
         <w:pStyle w:val="FirstParagraph"/>
       </w:pPr>
       <w:r>
-        <w:t xml:space="preserve">In audiologic triage the FAI could refine referral pathways by flagging patients who straddle severity boundaries, so a borderline case is monitored rather than forced into a category that misstates the loss. Prescriptive methods such as NAL-NL2 and DSL change compression ratios discretely at severity boundaries, whereas a configuration vector could guide frequency-specific amplification for notched or sloping patterns in which the PTA is a poor summary. For ototoxicity monitoring, the temporal tracking module flags sub-threshold FAI changes without a PTA boundary crossing, an early warning that conventional staging misses and that requires prospective validation.</w:t>
-      </w:r>
-    </w:p>
-    <w:bookmarkEnd w:id="39"/>
-    <w:bookmarkStart w:id="40" w:name="comparison-with-prior-work"/>
+        <w:t xml:space="preserve">In audiologic triage the FAI could refine referral pathways by flagging patients who straddle severity boundaries, so a borderline case is monitored rather than forced into a category that misstates the loss. Prescriptive methods such as NAL-NL2</w:t>
+      </w:r>
+      <w:r>
+        <w:t xml:space="preserve"> </w:t>
+      </w:r>
+      <w:r>
+        <w:t xml:space="preserve">[17]</w:t>
+      </w:r>
+      <w:r>
+        <w:t xml:space="preserve"> </w:t>
+      </w:r>
+      <w:r>
+        <w:t xml:space="preserve">and DSL</w:t>
+      </w:r>
+      <w:r>
+        <w:t xml:space="preserve"> </w:t>
+      </w:r>
+      <w:r>
+        <w:t xml:space="preserve">[18]</w:t>
+      </w:r>
+      <w:r>
+        <w:t xml:space="preserve"> </w:t>
+      </w:r>
+      <w:r>
+        <w:t xml:space="preserve">change compression ratios discretely at severity boundaries, whereas a configuration vector could guide frequency-specific amplification for notched or sloping patterns in which the PTA is a poor summary. For ototoxicity monitoring, the temporal tracking module flags sub-threshold FAI changes without a PTA boundary crossing, an early warning that conventional staging misses and that requires prospective validation.</w:t>
+      </w:r>
+    </w:p>
+    <w:bookmarkEnd w:id="38"/>
+    <w:bookmarkStart w:id="39" w:name="comparison-with-prior-work"/>
     <w:p>
       <w:pPr>
         <w:pStyle w:val="Heading2"/>
@@ -1202,13 +1232,13 @@
         <w:pStyle w:val="FirstParagraph"/>
       </w:pPr>
       <w:r>
-        <w:t xml:space="preserve">The results are consistent with the computational audiology literature and qualify it. Machine-learning classifiers</w:t>
-      </w:r>
-      <w:r>
-        <w:t xml:space="preserve"> </w:t>
-      </w:r>
-      <w:r>
-        <w:t xml:space="preserve">[2]</w:t>
+        <w:t xml:space="preserve">The results are consistent with the computational audiology literature. Object-detection systems that read audiograms and label severity</w:t>
+      </w:r>
+      <w:r>
+        <w:t xml:space="preserve"> </w:t>
+      </w:r>
+      <w:r>
+        <w:t xml:space="preserve">[3]</w:t>
       </w:r>
       <w:r>
         <w:t xml:space="preserve"> </w:t>
@@ -1220,17 +1250,17 @@
         <w:t xml:space="preserve"> </w:t>
       </w:r>
       <w:r>
-        <w:t xml:space="preserve">[4,5]</w:t>
-      </w:r>
-      <w:r>
-        <w:t xml:space="preserve"> </w:t>
-      </w:r>
-      <w:r>
-        <w:t xml:space="preserve">recovers phenotypes without offering an explicit decision a clinician can interrogate. This study adds that such comparisons are confounded when the target is a deterministic function of its inputs, and that graded outputs require proper scoring rules. No previously published fuzzy system integrates severity classification, configuration typing, asymmetry and temporal tracking in one inspectable framework validated with a participant-level split.</w:t>
-      </w:r>
-    </w:p>
-    <w:bookmarkEnd w:id="40"/>
-    <w:bookmarkStart w:id="41" w:name="limitations"/>
+        <w:t xml:space="preserve">[5,6]</w:t>
+      </w:r>
+      <w:r>
+        <w:t xml:space="preserve"> </w:t>
+      </w:r>
+      <w:r>
+        <w:t xml:space="preserve">recovers phenotypes without an explicit decision a clinician can interrogate. This study adds that such comparisons are confounded when the target is a deterministic function of its inputs, and that graded outputs need proper scoring rules. No previously published fuzzy system integrates severity classification, configuration typing, asymmetry and temporal tracking in one inspectable framework validated with a participant-level split.</w:t>
+      </w:r>
+    </w:p>
+    <w:bookmarkEnd w:id="39"/>
+    <w:bookmarkStart w:id="40" w:name="limitations"/>
     <w:p>
       <w:pPr>
         <w:pStyle w:val="Heading2"/>
@@ -1253,7 +1283,7 @@
         <w:pStyle w:val="FirstParagraph"/>
       </w:pPr>
       <w:r>
-        <w:t xml:space="preserve">Only air-conduction thresholds were used, so the framework grades combined air-conduction loss and cannot separate sensorineural from conductive or mixed components; the complex-interaction rules therefore capture air-conduction contour rather than pathophysiological mixed loss. The rule base, though derived from audiology expertise, has not undergone formal Delphi consensus. The three cycles covered adults aged 20 to 69 years, so children and older adults are not represented, some configurations remain underrepresented, and extended high-frequency audiometry was not covered.</w:t>
+        <w:t xml:space="preserve">Only air-conduction thresholds were used, so the framework grades combined air-conduction loss and cannot separate sensorineural from conductive or mixed components; the complex-interaction rules therefore capture contour rather than pathophysiological mixed loss. The rule base has not undergone formal Delphi consensus. The three cycles covered adults aged 20 to 69 years, so children and older adults are not represented, some configurations remain underrepresented, and extended high-frequency audiometry was not covered.</w:t>
       </w:r>
     </w:p>
     <w:p>
@@ -1261,7 +1291,7 @@
         <w:pStyle w:val="BodyText"/>
       </w:pPr>
       <w:r>
-        <w:t xml:space="preserve">Inter-aural asymmetry was decoupled from severity during this work and now drives a referral recommendation instead. The rule base previously allowed asymmetry to upgrade severity, so an ear with a pure-tone average of 55 dB could be reported as moderately severe because the contralateral ear differed; asymmetry is a referral indicator rather than an amplifier of peripheral loss. The change is neutral for the figures reported here, since the single-ear protocol pins the asymmetry input to zero, but it aligns the validated rule base with the deployed one.</w:t>
+        <w:t xml:space="preserve">Inter-aural asymmetry was decoupled from severity and now drives a referral recommendation instead. An ear with a pure-tone average of 55 dB could previously be reported as moderately severe because the contralateral ear differed; asymmetry is a referral indicator, not an amplifier of peripheral loss. The change is neutral for the figures reported here, since the single-ear protocol pins the asymmetry input to zero.</w:t>
       </w:r>
     </w:p>
     <w:p>
@@ -1281,11 +1311,11 @@
         <w:t xml:space="preserve"> </w:t>
       </w:r>
       <w:r>
-        <w:t xml:space="preserve">lowered the normal boundary to 20 dB HL and added a complete-loss category. The reference standard used here, and the frequency band the severity rules share with it, mean agreement is partly by construction. The benchmark quantifies that dependence rather than removing it, since the exact reconstruction shows the ceiling is definitional. This limits what any agreement figure can mean, and is why the graded outputs and probabilistic metrics carry the argument. The case studies are synthetic archetypes rather than patient records. Whether the FAI predicts hearing-aid outcomes, patient-reported benefit or surgical candidacy has not been assessed.</w:t>
-      </w:r>
-    </w:p>
-    <w:bookmarkEnd w:id="41"/>
-    <w:bookmarkStart w:id="42" w:name="generalizability-and-future-directions"/>
+        <w:t xml:space="preserve">lowered the normal boundary to 20 dB HL and added a complete-loss category. The reference standard used here, and the frequency band the severity rules share with it, mean agreement is partly by construction. The benchmark quantifies that dependence rather than removing it, since the exact reconstruction shows the ceiling is definitional. This limits what any agreement figure can mean, and is why the graded outputs and probabilistic metrics carry the argument. The case studies are synthetic, not patient records. Whether the FAI predicts hearing-aid outcomes or surgical candidacy has not been assessed.</w:t>
+      </w:r>
+    </w:p>
+    <w:bookmarkEnd w:id="40"/>
+    <w:bookmarkStart w:id="41" w:name="generalizability-and-future-directions"/>
     <w:p>
       <w:pPr>
         <w:pStyle w:val="Heading2"/>
@@ -1308,11 +1338,23 @@
         <w:pStyle w:val="FirstParagraph"/>
       </w:pPr>
       <w:r>
-        <w:t xml:space="preserve">The framework is portable by design. Additional inputs can be accommodated by adding membership functions and rules, and a web-based calculator with a REST API for EHR integration has been deployed for clinical evaluation. Future work will validate the system prospectively, explore neuro-fuzzy approaches (ANFIS) that learn rule parameters while remaining interpretable, and test whether the graded index improves on the crisp grade in predicting speech-in-noise performance or hearing-aid outcomes.</w:t>
-      </w:r>
-    </w:p>
-    <w:bookmarkEnd w:id="42"/>
-    <w:bookmarkStart w:id="43" w:name="conclusions"/>
+        <w:t xml:space="preserve">Additional inputs can be accommodated by adding membership functions and rules, and a web-based calculator with a REST API for EHR integration has been deployed for clinical evaluation. Future work will validate the system prospectively, explore neuro-fuzzy approaches such as ANFIS</w:t>
+      </w:r>
+      <w:r>
+        <w:t xml:space="preserve"> </w:t>
+      </w:r>
+      <w:r>
+        <w:t xml:space="preserve">[19]</w:t>
+      </w:r>
+      <w:r>
+        <w:t xml:space="preserve"> </w:t>
+      </w:r>
+      <w:r>
+        <w:t xml:space="preserve">that learn rule parameters while remaining interpretable, and test whether the graded index improves on the crisp grade in predicting speech-in-noise performance or hearing-aid outcomes.</w:t>
+      </w:r>
+    </w:p>
+    <w:bookmarkEnd w:id="41"/>
+    <w:bookmarkStart w:id="42" w:name="conclusions"/>
     <w:p>
       <w:pPr>
         <w:pStyle w:val="Heading2"/>
@@ -1335,18 +1377,36 @@
         <w:pStyle w:val="FirstParagraph"/>
       </w:pPr>
       <w:r>
-        <w:t xml:space="preserve">The Fuzzy Audiometric Index provides a continuous, frequency-resolved, interpretable classification of hearing loss that preserves the gradation lost to crisp thresholds. Validated on held-out NHANES ears, it shows substantial agreement with the reference classification while preserving information on borderline cases, configuration and graded severity. The probabilistic benchmark shows that the reference label is a deterministic thresholding of its input, so agreement cannot evidence the value of a graded representation; the membership vectors matched a gradient-boosted model on Brier score and calibration error and improved on log loss from less input.</w:t>
-      </w:r>
-    </w:p>
+        <w:t xml:space="preserve">The Fuzzy Audiometric Index provides a continuous, frequency-resolved, interpretable classification of hearing loss that preserves the gradation lost to crisp thresholds. Validated on held-out NHANES ears, it agrees substantially with the reference classification while preserving borderline, configuration and graded information. The probabilistic benchmark shows the reference label is a deterministic thresholding of its input, so agreement cannot evidence a graded representation; the memberships matched a gradient-boosted model on Brier score and calibration error and improved on log loss from less input.</w:t>
+      </w:r>
+    </w:p>
+    <w:bookmarkEnd w:id="42"/>
     <w:bookmarkEnd w:id="43"/>
+    <w:bookmarkStart w:id="44" w:name="acknowledgements"/>
+    <w:p>
+      <w:pPr>
+        <w:pStyle w:val="Heading1"/>
+      </w:pPr>
+      <w:r>
+        <w:t xml:space="preserve">Acknowledgements</w:t>
+      </w:r>
+    </w:p>
+    <w:p>
+      <w:pPr>
+        <w:pStyle w:val="FirstParagraph"/>
+      </w:pPr>
+      <w:r>
+        <w:t xml:space="preserve">NHANES data were provided by the U.S. Centers for Disease Control and Prevention, National Center for Health Statistics. The author thanks the NHANES participants and field staff whose data made this analysis possible.</w:t>
+      </w:r>
+    </w:p>
     <w:bookmarkEnd w:id="44"/>
-    <w:bookmarkStart w:id="45" w:name="acknowledgements"/>
+    <w:bookmarkStart w:id="45" w:name="declaration-of-generative-ai-use"/>
     <w:p>
       <w:pPr>
         <w:pStyle w:val="Heading1"/>
       </w:pPr>
       <w:r>
-        <w:t xml:space="preserve">Acknowledgements</w:t>
+        <w:t xml:space="preserve">Declaration of Generative AI Use</w:t>
       </w:r>
     </w:p>
     <w:p>
@@ -1354,17 +1414,17 @@
         <w:pStyle w:val="FirstParagraph"/>
       </w:pPr>
       <w:r>
-        <w:t xml:space="preserve">NHANES data were provided by the U.S. Centers for Disease Control and Prevention, National Center for Health Statistics. The author thanks the NHANES participants and field staff whose data made this analysis possible.</w:t>
+        <w:t xml:space="preserve">During the preparation of this work the author used a large language model assistant to support drafting, language editing and code documentation. No AI or machine-learning tool generated the underlying data, selected the cohort, or computed any reported statistic; the fuzzy inference system is a transparent, rule-based model with no learned parameters. The author reviewed and verified all content, including checking every reference against CrossRef or PubMed, and takes full responsibility for the work.</w:t>
       </w:r>
     </w:p>
     <w:bookmarkEnd w:id="45"/>
-    <w:bookmarkStart w:id="46" w:name="declaration-of-generative-ai-use"/>
+    <w:bookmarkStart w:id="46" w:name="declaration-of-competing-interest"/>
     <w:p>
       <w:pPr>
         <w:pStyle w:val="Heading1"/>
       </w:pPr>
       <w:r>
-        <w:t xml:space="preserve">Declaration of Generative AI Use</w:t>
+        <w:t xml:space="preserve">Declaration of Competing Interest</w:t>
       </w:r>
     </w:p>
     <w:p>
@@ -1372,17 +1432,17 @@
         <w:pStyle w:val="FirstParagraph"/>
       </w:pPr>
       <w:r>
-        <w:t xml:space="preserve">During the preparation of this work the author used a large language model assistant to support drafting, language editing and code documentation. No AI or machine-learning tool generated the underlying data, selected the cohort, or computed any reported statistic; the fuzzy inference system is a transparent, rule-based model with no learned parameters. The author reviewed and verified all content, including checking every reference against CrossRef or PubMed, and takes full responsibility for the work.</w:t>
+        <w:t xml:space="preserve">The author reports no competing interests to declare. This research received no specific grant from any funding agency in the public, commercial or not-for-profit sectors.</w:t>
       </w:r>
     </w:p>
     <w:bookmarkEnd w:id="46"/>
-    <w:bookmarkStart w:id="47" w:name="declaration-of-competing-interest"/>
+    <w:bookmarkStart w:id="47" w:name="data-availability"/>
     <w:p>
       <w:pPr>
         <w:pStyle w:val="Heading1"/>
       </w:pPr>
       <w:r>
-        <w:t xml:space="preserve">Declaration of Competing Interest</w:t>
+        <w:t xml:space="preserve">Data Availability</w:t>
       </w:r>
     </w:p>
     <w:p>
@@ -1390,45 +1450,46 @@
         <w:pStyle w:val="FirstParagraph"/>
       </w:pPr>
       <w:r>
-        <w:t xml:space="preserve">The author reports no competing interests to declare. This research received no specific grant from any funding agency in the public, commercial or not-for-profit sectors.</w:t>
+        <w:t xml:space="preserve">The NHANES data analysed here are publicly available from the U.S. Centers for Disease Control and Prevention. The fuzzy inference system, the Ruspini membership function construction, the analysis pipeline and the verification scripts are available as an open-source implementation at https://github.com/ameye/fuzzy-audiogram.</w:t>
       </w:r>
     </w:p>
     <w:bookmarkEnd w:id="47"/>
-    <w:bookmarkStart w:id="48" w:name="data-availability"/>
+    <w:bookmarkStart w:id="82" w:name="references"/>
     <w:p>
       <w:pPr>
         <w:pStyle w:val="Heading1"/>
       </w:pPr>
       <w:r>
-        <w:t xml:space="preserve">Data Availability</w:t>
-      </w:r>
-    </w:p>
-    <w:p>
-      <w:pPr>
-        <w:pStyle w:val="FirstParagraph"/>
-      </w:pPr>
-      <w:r>
-        <w:t xml:space="preserve">The NHANES data analysed here are publicly available from the U.S. Centers for Disease Control and Prevention. The fuzzy inference system, the Ruspini membership function construction, the analysis pipeline and the verification scripts are available as an open-source implementation at https://github.com/ameye/fuzzy-audiogram.</w:t>
+        <w:t xml:space="preserve">References</w:t>
+      </w:r>
+    </w:p>
+    <w:bookmarkStart w:id="81" w:name="refs"/>
+    <w:bookmarkStart w:id="48" w:name="ref-clark1981"/>
+    <w:p>
+      <w:pPr>
+        <w:pStyle w:val="Bibliography"/>
+      </w:pPr>
+      <w:r>
+        <w:t xml:space="preserve">[1]</w:t>
+      </w:r>
+      <w:r>
+        <w:t xml:space="preserve"> </w:t>
+      </w:r>
+      <w:r>
+        <w:t xml:space="preserve">	</w:t>
+      </w:r>
+      <w:r>
+        <w:t xml:space="preserve">Clark J. Uses and abuses of hearing loss classification. ASHA 1981;23:493–500.</w:t>
       </w:r>
     </w:p>
     <w:bookmarkEnd w:id="48"/>
-    <w:bookmarkStart w:id="74" w:name="references"/>
-    <w:p>
-      <w:pPr>
-        <w:pStyle w:val="Heading1"/>
-      </w:pPr>
-      <w:r>
-        <w:t xml:space="preserve">References</w:t>
-      </w:r>
-    </w:p>
-    <w:bookmarkStart w:id="73" w:name="refs"/>
     <w:bookmarkStart w:id="49" w:name="ref-who1997"/>
     <w:p>
       <w:pPr>
         <w:pStyle w:val="Bibliography"/>
       </w:pPr>
       <w:r>
-        <w:t xml:space="preserve">[1]</w:t>
+        <w:t xml:space="preserve">[2]</w:t>
       </w:r>
       <w:r>
         <w:t xml:space="preserve"> </w:t>
@@ -1474,7 +1535,7 @@
         <w:pStyle w:val="Bibliography"/>
       </w:pPr>
       <w:r>
-        <w:t xml:space="preserve">[2]</w:t>
+        <w:t xml:space="preserve">[3]</w:t>
       </w:r>
       <w:r>
         <w:t xml:space="preserve"> </w:t>
@@ -1507,7 +1568,7 @@
         <w:pStyle w:val="Bibliography"/>
       </w:pPr>
       <w:r>
-        <w:t xml:space="preserve">[3]</w:t>
+        <w:t xml:space="preserve">[4]</w:t>
       </w:r>
       <w:r>
         <w:t xml:space="preserve"> </w:t>
@@ -1540,7 +1601,7 @@
         <w:pStyle w:val="Bibliography"/>
       </w:pPr>
       <w:r>
-        <w:t xml:space="preserve">[4]</w:t>
+        <w:t xml:space="preserve">[5]</w:t>
       </w:r>
       <w:r>
         <w:t xml:space="preserve"> </w:t>
@@ -1573,7 +1634,7 @@
         <w:pStyle w:val="Bibliography"/>
       </w:pPr>
       <w:r>
-        <w:t xml:space="preserve">[5]</w:t>
+        <w:t xml:space="preserve">[6]</w:t>
       </w:r>
       <w:r>
         <w:t xml:space="preserve"> </w:t>
@@ -1606,7 +1667,7 @@
         <w:pStyle w:val="Bibliography"/>
       </w:pPr>
       <w:r>
-        <w:t xml:space="preserve">[6]</w:t>
+        <w:t xml:space="preserve">[7]</w:t>
       </w:r>
       <w:r>
         <w:t xml:space="preserve"> </w:t>
@@ -1639,7 +1700,7 @@
         <w:pStyle w:val="Bibliography"/>
       </w:pPr>
       <w:r>
-        <w:t xml:space="preserve">[7]</w:t>
+        <w:t xml:space="preserve">[8]</w:t>
       </w:r>
       <w:r>
         <w:t xml:space="preserve"> </w:t>
@@ -1672,7 +1733,7 @@
         <w:pStyle w:val="Bibliography"/>
       </w:pPr>
       <w:r>
-        <w:t xml:space="preserve">[8]</w:t>
+        <w:t xml:space="preserve">[9]</w:t>
       </w:r>
       <w:r>
         <w:t xml:space="preserve"> </w:t>
@@ -1699,13 +1760,13 @@
       </w:r>
     </w:p>
     <w:bookmarkEnd w:id="63"/>
-    <w:bookmarkStart w:id="64" w:name="ref-clark1981"/>
+    <w:bookmarkStart w:id="64" w:name="ref-who1991"/>
     <w:p>
       <w:pPr>
         <w:pStyle w:val="Bibliography"/>
       </w:pPr>
       <w:r>
-        <w:t xml:space="preserve">[9]</w:t>
+        <w:t xml:space="preserve">[10]</w:t>
       </w:r>
       <w:r>
         <w:t xml:space="preserve"> </w:t>
@@ -1714,17 +1775,44 @@
         <w:t xml:space="preserve">	</w:t>
       </w:r>
       <w:r>
-        <w:t xml:space="preserve">Clark J. Uses and abuses of hearing loss classification. ASHA 1981;23:493–500.</w:t>
+        <w:t xml:space="preserve">World Health Organization. Report of the informal working group on prevention of deafness and hearing impairment programme planning,</w:t>
+      </w:r>
+      <w:r>
+        <w:t xml:space="preserve"> </w:t>
+      </w:r>
+      <w:r>
+        <w:t xml:space="preserve">Geneva</w:t>
+      </w:r>
+      <w:r>
+        <w:t xml:space="preserve">, 18–21</w:t>
+      </w:r>
+      <w:r>
+        <w:t xml:space="preserve"> </w:t>
+      </w:r>
+      <w:r>
+        <w:t xml:space="preserve">June</w:t>
+      </w:r>
+      <w:r>
+        <w:t xml:space="preserve"> </w:t>
+      </w:r>
+      <w:r>
+        <w:t xml:space="preserve">1991 (</w:t>
+      </w:r>
+      <w:r>
+        <w:t xml:space="preserve">WHO/PDH/91.1</w:t>
+      </w:r>
+      <w:r>
+        <w:t xml:space="preserve">). Geneva: World Health Organization; 1991.</w:t>
       </w:r>
     </w:p>
     <w:bookmarkEnd w:id="64"/>
-    <w:bookmarkStart w:id="65" w:name="ref-who1991"/>
+    <w:bookmarkStart w:id="65" w:name="ref-who2021"/>
     <w:p>
       <w:pPr>
         <w:pStyle w:val="Bibliography"/>
       </w:pPr>
       <w:r>
-        <w:t xml:space="preserve">[10]</w:t>
+        <w:t xml:space="preserve">[11]</w:t>
       </w:r>
       <w:r>
         <w:t xml:space="preserve"> </w:t>
@@ -1733,44 +1821,17 @@
         <w:t xml:space="preserve">	</w:t>
       </w:r>
       <w:r>
-        <w:t xml:space="preserve">World Health Organization. Report of the informal working group on prevention of deafness and hearing impairment programme planning,</w:t>
-      </w:r>
-      <w:r>
-        <w:t xml:space="preserve"> </w:t>
-      </w:r>
-      <w:r>
-        <w:t xml:space="preserve">Geneva</w:t>
-      </w:r>
-      <w:r>
-        <w:t xml:space="preserve">, 18–21</w:t>
-      </w:r>
-      <w:r>
-        <w:t xml:space="preserve"> </w:t>
-      </w:r>
-      <w:r>
-        <w:t xml:space="preserve">June</w:t>
-      </w:r>
-      <w:r>
-        <w:t xml:space="preserve"> </w:t>
-      </w:r>
-      <w:r>
-        <w:t xml:space="preserve">1991 (</w:t>
-      </w:r>
-      <w:r>
-        <w:t xml:space="preserve">WHO/PDH/91.1</w:t>
-      </w:r>
-      <w:r>
-        <w:t xml:space="preserve">). Geneva: World Health Organization; 1991.</w:t>
+        <w:t xml:space="preserve">World Health Organization. World report on hearing. Geneva: World Health Organization; 2021.</w:t>
       </w:r>
     </w:p>
     <w:bookmarkEnd w:id="65"/>
-    <w:bookmarkStart w:id="66" w:name="ref-who2021"/>
+    <w:bookmarkStart w:id="67" w:name="ref-ruspini1969"/>
     <w:p>
       <w:pPr>
         <w:pStyle w:val="Bibliography"/>
       </w:pPr>
       <w:r>
-        <w:t xml:space="preserve">[11]</w:t>
+        <w:t xml:space="preserve">[12]</w:t>
       </w:r>
       <w:r>
         <w:t xml:space="preserve"> </w:t>
@@ -1779,17 +1840,31 @@
         <w:t xml:space="preserve">	</w:t>
       </w:r>
       <w:r>
-        <w:t xml:space="preserve">World Health Organization. World report on hearing. Geneva: World Health Organization; 2021.</w:t>
-      </w:r>
-    </w:p>
-    <w:bookmarkEnd w:id="66"/>
-    <w:bookmarkStart w:id="68" w:name="ref-suen2021"/>
+        <w:t xml:space="preserve">Ruspini EH. A new approach to clustering. Information and Control 1969;15:22–32.</w:t>
+      </w:r>
+      <w:r>
+        <w:t xml:space="preserve"> </w:t>
+      </w:r>
+      <w:hyperlink r:id="rId66">
+        <w:r>
+          <w:rPr>
+            <w:rStyle w:val="Hyperlink"/>
+          </w:rPr>
+          <w:t xml:space="preserve">https://doi.org/10.1016/S0019-9958(69)90591-9</w:t>
+        </w:r>
+      </w:hyperlink>
+      <w:r>
+        <w:t xml:space="preserve">.</w:t>
+      </w:r>
+    </w:p>
+    <w:bookmarkEnd w:id="67"/>
+    <w:bookmarkStart w:id="69" w:name="ref-suen2021"/>
     <w:p>
       <w:pPr>
         <w:pStyle w:val="Bibliography"/>
       </w:pPr>
       <w:r>
-        <w:t xml:space="preserve">[12]</w:t>
+        <w:t xml:space="preserve">[13]</w:t>
       </w:r>
       <w:r>
         <w:t xml:space="preserve"> </w:t>
@@ -1812,7 +1887,7 @@
       <w:r>
         <w:t xml:space="preserve"> </w:t>
       </w:r>
-      <w:hyperlink r:id="rId67">
+      <w:hyperlink r:id="rId68">
         <w:r>
           <w:rPr>
             <w:rStyle w:val="Hyperlink"/>
@@ -1824,14 +1899,14 @@
         <w:t xml:space="preserve">.</w:t>
       </w:r>
     </w:p>
-    <w:bookmarkEnd w:id="68"/>
-    <w:bookmarkStart w:id="70" w:name="ref-mccullagh1980"/>
+    <w:bookmarkEnd w:id="69"/>
+    <w:bookmarkStart w:id="71" w:name="ref-mccullagh1980"/>
     <w:p>
       <w:pPr>
         <w:pStyle w:val="Bibliography"/>
       </w:pPr>
       <w:r>
-        <w:t xml:space="preserve">[13]</w:t>
+        <w:t xml:space="preserve">[14]</w:t>
       </w:r>
       <w:r>
         <w:t xml:space="preserve"> </w:t>
@@ -1845,7 +1920,7 @@
       <w:r>
         <w:t xml:space="preserve"> </w:t>
       </w:r>
-      <w:hyperlink r:id="rId69">
+      <w:hyperlink r:id="rId70">
         <w:r>
           <w:rPr>
             <w:rStyle w:val="Hyperlink"/>
@@ -1857,14 +1932,14 @@
         <w:t xml:space="preserve">.</w:t>
       </w:r>
     </w:p>
-    <w:bookmarkEnd w:id="70"/>
-    <w:bookmarkStart w:id="72" w:name="ref-vickers2006"/>
+    <w:bookmarkEnd w:id="71"/>
+    <w:bookmarkStart w:id="73" w:name="ref-vickers2006"/>
     <w:p>
       <w:pPr>
         <w:pStyle w:val="Bibliography"/>
       </w:pPr>
       <w:r>
-        <w:t xml:space="preserve">[14]</w:t>
+        <w:t xml:space="preserve">[15]</w:t>
       </w:r>
       <w:r>
         <w:t xml:space="preserve"> </w:t>
@@ -1878,7 +1953,7 @@
       <w:r>
         <w:t xml:space="preserve"> </w:t>
       </w:r>
-      <w:hyperlink r:id="rId71">
+      <w:hyperlink r:id="rId72">
         <w:r>
           <w:rPr>
             <w:rStyle w:val="Hyperlink"/>
@@ -1890,10 +1965,149 @@
         <w:t xml:space="preserve">.</w:t>
       </w:r>
     </w:p>
-    <w:bookmarkEnd w:id="72"/>
     <w:bookmarkEnd w:id="73"/>
+    <w:bookmarkStart w:id="74" w:name="ref-asha1994"/>
+    <w:p>
+      <w:pPr>
+        <w:pStyle w:val="Bibliography"/>
+      </w:pPr>
+      <w:r>
+        <w:t xml:space="preserve">[16]</w:t>
+      </w:r>
+      <w:r>
+        <w:t xml:space="preserve"> </w:t>
+      </w:r>
+      <w:r>
+        <w:t xml:space="preserve">	</w:t>
+      </w:r>
+      <w:r>
+        <w:t xml:space="preserve">American Speech-Language-Hearing Association. Guidelines for the audiologic management of individuals receiving cochleotoxic drug therapy. ASHA 1994;36:11–9.</w:t>
+      </w:r>
+    </w:p>
     <w:bookmarkEnd w:id="74"/>
-    <w:bookmarkStart w:id="75" w:name="tables"/>
+    <w:bookmarkStart w:id="76" w:name="ref-keidser2011"/>
+    <w:p>
+      <w:pPr>
+        <w:pStyle w:val="Bibliography"/>
+      </w:pPr>
+      <w:r>
+        <w:t xml:space="preserve">[17]</w:t>
+      </w:r>
+      <w:r>
+        <w:t xml:space="preserve"> </w:t>
+      </w:r>
+      <w:r>
+        <w:t xml:space="preserve">	</w:t>
+      </w:r>
+      <w:r>
+        <w:t xml:space="preserve">Keidser G, Dillon H, Flax M, Ching T, Brewer S. The</w:t>
+      </w:r>
+      <w:r>
+        <w:t xml:space="preserve"> </w:t>
+      </w:r>
+      <w:r>
+        <w:t xml:space="preserve">NAL-NL2</w:t>
+      </w:r>
+      <w:r>
+        <w:t xml:space="preserve"> </w:t>
+      </w:r>
+      <w:r>
+        <w:t xml:space="preserve">prescription procedure. Audiology Research 2011;1:e24.</w:t>
+      </w:r>
+      <w:r>
+        <w:t xml:space="preserve"> </w:t>
+      </w:r>
+      <w:hyperlink r:id="rId75">
+        <w:r>
+          <w:rPr>
+            <w:rStyle w:val="Hyperlink"/>
+          </w:rPr>
+          <w:t xml:space="preserve">https://doi.org/10.4081/audiores.2011.e24</w:t>
+        </w:r>
+      </w:hyperlink>
+      <w:r>
+        <w:t xml:space="preserve">.</w:t>
+      </w:r>
+    </w:p>
+    <w:bookmarkEnd w:id="76"/>
+    <w:bookmarkStart w:id="78" w:name="ref-scollie2005"/>
+    <w:p>
+      <w:pPr>
+        <w:pStyle w:val="Bibliography"/>
+      </w:pPr>
+      <w:r>
+        <w:t xml:space="preserve">[18]</w:t>
+      </w:r>
+      <w:r>
+        <w:t xml:space="preserve"> </w:t>
+      </w:r>
+      <w:r>
+        <w:t xml:space="preserve">	</w:t>
+      </w:r>
+      <w:r>
+        <w:t xml:space="preserve">Scollie S, Seewald R, Cornelisse L, Moodie S, Bagatto M, Laurnagaray D, et al. The desired sensation level multistage input/output algorithm. Trends in Amplification 2005;9:159–97.</w:t>
+      </w:r>
+      <w:r>
+        <w:t xml:space="preserve"> </w:t>
+      </w:r>
+      <w:hyperlink r:id="rId77">
+        <w:r>
+          <w:rPr>
+            <w:rStyle w:val="Hyperlink"/>
+          </w:rPr>
+          <w:t xml:space="preserve">https://doi.org/10.1177/108471380500900403</w:t>
+        </w:r>
+      </w:hyperlink>
+      <w:r>
+        <w:t xml:space="preserve">.</w:t>
+      </w:r>
+    </w:p>
+    <w:bookmarkEnd w:id="78"/>
+    <w:bookmarkStart w:id="80" w:name="ref-jang1993"/>
+    <w:p>
+      <w:pPr>
+        <w:pStyle w:val="Bibliography"/>
+      </w:pPr>
+      <w:r>
+        <w:t xml:space="preserve">[19]</w:t>
+      </w:r>
+      <w:r>
+        <w:t xml:space="preserve"> </w:t>
+      </w:r>
+      <w:r>
+        <w:t xml:space="preserve">	</w:t>
+      </w:r>
+      <w:r>
+        <w:t xml:space="preserve">Jang J-SR.</w:t>
+      </w:r>
+      <w:r>
+        <w:t xml:space="preserve"> </w:t>
+      </w:r>
+      <w:r>
+        <w:t xml:space="preserve">ANFIS</w:t>
+      </w:r>
+      <w:r>
+        <w:t xml:space="preserve">: Adaptive-network-based fuzzy inference system. IEEE Transactions on Systems, Man, and Cybernetics 1993;23:665–85.</w:t>
+      </w:r>
+      <w:r>
+        <w:t xml:space="preserve"> </w:t>
+      </w:r>
+      <w:hyperlink r:id="rId79">
+        <w:r>
+          <w:rPr>
+            <w:rStyle w:val="Hyperlink"/>
+          </w:rPr>
+          <w:t xml:space="preserve">https://doi.org/10.1109/21.256541</w:t>
+        </w:r>
+      </w:hyperlink>
+      <w:r>
+        <w:t xml:space="preserve">.</w:t>
+      </w:r>
+    </w:p>
+    <w:bookmarkEnd w:id="80"/>
+    <w:bookmarkEnd w:id="81"/>
+    <w:bookmarkEnd w:id="82"/>
+    <w:bookmarkStart w:id="83" w:name="tables"/>
     <w:p>
       <w:pPr>
         <w:pStyle w:val="Heading1"/>
@@ -4165,8 +4379,8 @@
         <w:t xml:space="preserve">Note. For reference, scoring the Clark six-category system against the WHO 2021 boundaries returns kappa 0.875, so the categories must be fitted to the boundaries being claimed. The 2021 arm faces the harder borderline population, with 29.5% of ears within 5 dB of a boundary against 18.7%.</w:t>
       </w:r>
     </w:p>
-    <w:bookmarkEnd w:id="75"/>
-    <w:bookmarkStart w:id="76" w:name="figure-captions"/>
+    <w:bookmarkEnd w:id="83"/>
+    <w:bookmarkStart w:id="84" w:name="figure-captions"/>
     <w:p>
       <w:pPr>
         <w:pStyle w:val="Heading1"/>
@@ -4241,7 +4455,7 @@
         <w:t xml:space="preserve">Clinical case panels: four synthetic archetypes (A borderline mild, B noise notch, C presbycusis, D asymmetric) showing PTA versus FAI labels, membership bar plots and configuration vectors. Coloured background bands indicate WHO severity categories. Threshold arrays are given in Table S5.</w:t>
       </w:r>
     </w:p>
-    <w:bookmarkEnd w:id="76"/>
+    <w:bookmarkEnd w:id="84"/>
     <w:sectPr>
       <w:footnotePr>
         <w:numRestart w:val="eachSect"/>

--- a/manuscript/Manuscript_CMPB_v4.docx
+++ b/manuscript/Manuscript_CMPB_v4.docx
@@ -80,7 +80,7 @@
         <w:t xml:space="preserve"> </w:t>
       </w:r>
       <w:r>
-        <w:t xml:space="preserve">Among 19,568 ears from 9,832 adults, the FAI achieved kappa 0.946 against the reference grade, 96.5% overall agreement and a mean absolute error of 4.35 dB, with 99.1% agreement for clear cases and 85.1% within 5 dB of a boundary. An ordinal logistic model recovered the reference grade exactly in all 3,912 test ears with a Brier score of zero, establishing that the reference label is a deterministic thresholding of its input.</w:t>
+        <w:t xml:space="preserve">Among 19,623 ears from 9,843 adults, the FAI achieved kappa 0.946 against the reference grade, 96.9% overall agreement and a mean absolute error of 4.32 dB, with 99.1% agreement for clear cases and 85.1% within 5 dB of a boundary. An ordinal logistic model recovered the reference grade exactly in all 3,913 test ears with a Brier score of zero, establishing that the reference label is a deterministic thresholding of its input.</w:t>
       </w:r>
     </w:p>
     <w:p>
@@ -789,7 +789,7 @@
         <w:pStyle w:val="FirstParagraph"/>
       </w:pPr>
       <w:r>
-        <w:t xml:space="preserve">The cohort comprised 10,889 adults aged 20-69 years (mean 43.9). After exclusions, 19,568 ears from 9,832 adults had complete air-conduction thresholds at all seven frequencies: 15,656 ears (7,866 participants) in the training set and 3,912 (1,966 participants) in the test set. Thresholds were right-skewed with a floor effect at 0 to 10 dB HL, rising from 11.2 dB HL at 500 Hz to 27.4 dB HL at 8 kHz, consistent with age-related and noise-induced high-frequency loss. Under the WHO PTA-4 classification</w:t>
+        <w:t xml:space="preserve">The cohort comprised 10,889 adults aged 20-69 years (mean 43.9). After exclusions, 19,623 ears from 9,843 adults had complete air-conduction thresholds at all seven frequencies: 15,710 ears (7,881 participants) in the training set and 3,913 (1,962 participants) in the test set. Thresholds were right-skewed with a floor effect at 0 to 10 dB HL, rising from 11.2 dB HL at 500 Hz to 27.4 dB HL at 8 kHz, consistent with age-related and noise-induced high-frequency loss. Under the WHO PTA-4 classification</w:t>
       </w:r>
       <w:r>
         <w:t xml:space="preserve"> </w:t>
@@ -860,7 +860,7 @@
         <w:pStyle w:val="FirstParagraph"/>
       </w:pPr>
       <w:r>
-        <w:t xml:space="preserve">On the test set the FAI achieved weighted Cohen’s κ = 0.946 against the Clark PTA-4 grade, with 96.5% overall agreement and a mean absolute error of 4.35 dB. Agreement 99.1% for clear cases (≥6 dB from a boundary) and 85.1% within the borderline zone (±5 dB, 18.7% of test ears). Spearman’s correlation was 0.812, restricted in range because 86.9% of test ears are normal and the upper tail is compressed; kappa and MAE are therefore the more direct agreement measures.</w:t>
+        <w:t xml:space="preserve">On the test set the FAI achieved weighted Cohen’s κ = 0.946 against the Clark PTA-4 grade, with 96.9% overall agreement and a mean absolute error of 4.32 dB. Agreement 99.1% for clear cases (≥6 dB from a boundary) and 85.1% within the borderline zone (±5 dB, 18.7% of test ears). Spearman’s correlation was 0.812, restricted in range because 86.9% of test ears are normal and the upper tail is compressed; kappa and MAE are therefore the more direct agreement measures.</w:t>
       </w:r>
     </w:p>
     <w:p>
@@ -895,7 +895,7 @@
         <w:pStyle w:val="FirstParagraph"/>
       </w:pPr>
       <w:r>
-        <w:t xml:space="preserve">Agreement recovered with distance from the nearest boundary (Figure 2b): 85.1% within ±5 dB, 90.1% at 10 dB and 93.5% at 15 dB. Bland-Altman analysis (Figure 2a) compared the FAI with PTA-4 after a linear transfer fitted on the training partition mapped the index onto the decibel scale, FAI = 0.890 x PTA + 3.11 (r = 0.887). The sub-unity slope follows from centroid defuzzification, which returns the centre of mass of the aggregated output and so compresses the ends of the universe: mean difference +0.25 dB with 95% limits of agreement −11.2 to +11.7 dB, with a proportionate bias widening by 0.13 dB per decibel of mean level.</w:t>
+        <w:t xml:space="preserve">Agreement recovered with distance from the nearest boundary (Figure 2b): 86.3% within ±5 dB, 91.0% at 10 dB and 94.3% at 15 dB. Bland-Altman analysis (Figure 2a) compared the FAI with PTA-4 after a linear transfer fitted on the training partition mapped the index onto the decibel scale, FAI = 0.890 x PTA + 3.11 (r = 0.887). The sub-unity slope follows from centroid defuzzification, which returns the centre of mass of the aggregated output and so compresses the ends of the universe: mean difference +0.25 dB with 95% limits of agreement −11.2 to +11.7 dB, with a proportionate bias widening by 0.13 dB per decibel of mean level.</w:t>
       </w:r>
     </w:p>
     <w:bookmarkEnd w:id="28"/>
@@ -922,7 +922,7 @@
         <w:pStyle w:val="FirstParagraph"/>
       </w:pPr>
       <w:r>
-        <w:t xml:space="preserve">Table 2 reports the probabilistic benchmark. A proportional-odds ordinal logistic regression on the primary threshold alone reproduced the reference grade exactly in all 3,912 test ears, with a Brier score and log loss of 0.0000, and the same model on all seven frequencies performed identically. The reference label is therefore not a prediction target but a deterministic thresholding of the pure-tone average, so agreement metrics cannot discriminate between models here: any model able to represent monotone thresholds recovers the label exactly, and residual differences measure how well each approximation fits a step function.</w:t>
+        <w:t xml:space="preserve">Table 2 reports the probabilistic benchmark. A proportional-odds ordinal logistic regression on the primary threshold alone reproduced the reference grade exactly in all 3,913 test ears, with a Brier score and log loss of 0.0000, and the same model on all seven frequencies performed identically. The reference label is therefore not a prediction target but a deterministic thresholding of the pure-tone average, so agreement metrics cannot discriminate between models here: any model able to represent monotone thresholds recovers the label exactly, and residual differences measure how well each approximation fits a step function.</w:t>
       </w:r>
     </w:p>
     <w:p>
@@ -957,7 +957,7 @@
         <w:pStyle w:val="FirstParagraph"/>
       </w:pPr>
       <w:r>
-        <w:t xml:space="preserve">Under the 2021 schema the framework performed better on every metric except raw overall agreement (Table 4): kappa 0.959 against 0.946, mean absolute error 3.74 dB against 4.35, and rho 0.844 against 0.812. Borderline agreement was 88.0%, measured over the harder population, since the 2021 boundaries place 29.5% of ears within ±5 dB of one against 18.7%. Scoring the six-category system against the 2021 reference returned kappa 0.875.</w:t>
+        <w:t xml:space="preserve">Under the 2021 schema the framework performed better on every metric except raw overall agreement (Table 4): kappa 0.961 against 0.946, mean absolute error 3.69 dB against 4.32, and rho 0.840 against 0.800. Borderline agreement was 90.5%, measured over the harder population, since the 2021 boundaries place 29.7% of ears within ±5 dB of one against 17.8%. Scoring the six-category system against the 2021 reference returned kappa 0.864.</w:t>
       </w:r>
     </w:p>
     <w:bookmarkEnd w:id="30"/>
@@ -1011,7 +1011,7 @@
         <w:pStyle w:val="FirstParagraph"/>
       </w:pPr>
       <w:r>
-        <w:t xml:space="preserve">Flooring the core gaps at 10 dB against the raw percentile gaps, which ranged from 5.7 to 13.6 dB, raised weighted kappa from 0.9266 to 0.9456 (+0.0190, 95% CI +0.0108 to +0.0272) borderline agreement from 79.5% to 85.1% (+5.6 pp, 95% CI +2.8 to +8.5) and clear-case agreement from 98.1% to 99.1% (+1.0 pp, 95% CI +0.7 to +1.4), all three intervals excluding zero. Of the 152 ears (3.9%) the widths labelled differently, the wider construction was correct 72.4% of the time against 24.3%.</w:t>
+        <w:t xml:space="preserve">Flooring the core gaps at 10 dB against the raw percentile gaps, which ranged from 5.7 to 13.6 dB, moved weighted kappa from 0.9437 to 0.9460 (+0.0022, 95% CI −0.0014 to +0.0058), borderline agreement from 85.9% to 86.3% and clear-case agreement from 99.0% to 99.2%. The raw gaps were therefore already behaving like a floor near 4 dB, and the deployed setting buys a small, non-significant gain over them.</w:t>
       </w:r>
     </w:p>
     <w:p>
@@ -1019,7 +1019,7 @@
         <w:pStyle w:val="BodyText"/>
       </w:pPr>
       <w:r>
-        <w:t xml:space="preserve">Sweeping the floor from 4 to 16 dB in 2 dB steps showed the deployed setting sits on a plateau rather than a peak (Table 3): every floor from 6 to 12 dB was statistically indistinguishable from 10 dB, whereas 4 and 14 to 16 dB were worse. Absolute error nevertheless fell monotonically with width, from 4.38 to 4.20 dB, so categorical and continuous agreement diverge: wider shoulders smooth the graded output while blurring the boundary. A 4 dB floor reproduces the raw-gap arm, so the percentile gaps were already about that wide.</w:t>
+        <w:t xml:space="preserve">Sweeping the floor from 4 to 16 dB in 2 dB steps made the deployed setting the best-performing floor (Table 3): every setting except 4 dB differed significantly from 10 dB. Absolute error nevertheless fell monotonically with width, from 4.34 to 4.17 dB, so categorical and continuous agreement diverge: wider shoulders smooth the graded output while blurring the boundary.</w:t>
       </w:r>
     </w:p>
     <w:bookmarkEnd w:id="32"/>
@@ -1119,7 +1119,7 @@
         <w:pStyle w:val="FirstParagraph"/>
       </w:pPr>
       <w:r>
-        <w:t xml:space="preserve">The probabilistic benchmark produced the key result. A proportional-odds ordinal logistic regression recovered the reference grade exactly in all 3,912 test ears with a Brier score of zero, which is not a strong model but proof the label is a deterministic monotone function of the pure-tone average. The mechanism is complete quasi-separation: the maximum-likelihood estimate diverges because no interior optimum exists, so the fitted probabilities are exactly 0 and 1 rather than close to them. Because the label is a thresholding, any model able to represent monotone thresholds recovers it exactly and agreement metrics saturate, so a graded representation cannot be shown to be better by kappa.</w:t>
+        <w:t xml:space="preserve">The probabilistic benchmark produced the key result. A proportional-odds ordinal logistic regression recovered the reference grade exactly in all 3,913 test ears with a Brier score of zero, which is not a strong model but proof the label is a deterministic monotone function of the pure-tone average. The mechanism is complete quasi-separation: the maximum-likelihood estimate diverges because no interior optimum exists, so the fitted probabilities are exactly 0 and 1 rather than close to them. Because the label is a thresholding, any model able to represent monotone thresholds recovers it exactly and agreement metrics saturate, so a graded representation cannot be shown to be better by kappa.</w:t>
       </w:r>
     </w:p>
     <w:p>
@@ -1127,7 +1127,7 @@
         <w:pStyle w:val="BodyText"/>
       </w:pPr>
       <w:r>
-        <w:t xml:space="preserve">What survives is discrimination among approximations. Gradient boosting, on seven-frequency input with more capacity, scored kappa 0.9177 against 0.9564. Trapezoidal memberships express thresholds on a continuous quantity natively, whereas a tree ensemble must approximate that step function through axis-aligned splits on noisy inputs. It is the probabilistic properties that discriminate, and there the memberships matched gradient boosting on Brier score and calibration error and halved its log loss, from the primary threshold alone. Membership degrees are not probabilities: they express graded belonging to a category, the vagueness of a boundary, rather than the aleatory uncertainty of an outcome, and are scored as a distribution over grades rather than a belief about one.</w:t>
+        <w:t xml:space="preserve">What survives is discrimination among approximations. Gradient boosting, on seven-frequency input, scored kappa 0.9832 against the memberships’ 0.9453, with a lower Brier score (0.0136 against 0.0482), lower log loss (0.0302 against 0.0810) and better calibration (expected calibration error 0.0021 against 0.0266). Read on one threshold rather than seven the index is at an information disadvantage no construction removes, so its contribution is not accuracy. Trapezoidal memberships express thresholds on a continuous quantity natively, whereas a tree ensemble must approximate that step function through axis-aligned splits on noisy inputs. It is the probabilistic properties that discriminate, what the index offers instead is an inspectable rule base, a graded output no crisp classifier provides, and explicit behaviour at the boundaries where graders disagree. Membership degrees are not probabilities: they express graded belonging to a category, the vagueness of a boundary, rather than the aleatory uncertainty of an outcome, and are scored as a distribution over grades rather than a belief about one.</w:t>
       </w:r>
     </w:p>
     <w:bookmarkEnd w:id="36"/>
@@ -1377,7 +1377,7 @@
         <w:pStyle w:val="FirstParagraph"/>
       </w:pPr>
       <w:r>
-        <w:t xml:space="preserve">The Fuzzy Audiometric Index provides a continuous, frequency-resolved, interpretable classification of hearing loss that preserves the gradation lost to crisp thresholds. Validated on held-out NHANES ears, it agrees substantially with the reference classification while preserving borderline, configuration and graded information. The probabilistic benchmark shows the reference label is a deterministic thresholding of its input, so agreement cannot evidence a graded representation; the memberships matched a gradient-boosted model on Brier score and calibration error and improved on log loss from less input.</w:t>
+        <w:t xml:space="preserve">The Fuzzy Audiometric Index provides a continuous, frequency-resolved, interpretable classification of hearing loss that preserves the gradation lost to crisp thresholds. Validated on held-out NHANES ears, it agrees substantially with the reference classification while preserving borderline, configuration and graded information. The probabilistic benchmark shows the reference label is a deterministic thresholding of its input, so agreement cannot evidence a graded representation; a seven-frequency learner outperforms the index on accuracy and calibration, locating its value in interpretability and the graded output rather than accuracy.</w:t>
       </w:r>
     </w:p>
     <w:bookmarkEnd w:id="42"/>
@@ -2131,7 +2131,7 @@
         <w:t xml:space="preserve"> </w:t>
       </w:r>
       <w:r>
-        <w:t xml:space="preserve">Classification performance on the held-out test set (n = 3,912 ears).</w:t>
+        <w:t xml:space="preserve">Classification performance on the held-out test set (n = 3,913 ears).</w:t>
       </w:r>
     </w:p>
     <w:tbl>
@@ -2227,29 +2227,29 @@
               <w:pStyle w:val="Compact"/>
             </w:pPr>
             <w:r>
-              <w:t xml:space="preserve">3,401</w:t>
-            </w:r>
-          </w:p>
-        </w:tc>
-        <w:tc>
-          <w:tcPr/>
-          <w:p>
-            <w:pPr>
-              <w:pStyle w:val="Compact"/>
-            </w:pPr>
-            <w:r>
-              <w:t xml:space="preserve">0.980 (0.975–0.984)</w:t>
-            </w:r>
-          </w:p>
-        </w:tc>
-        <w:tc>
-          <w:tcPr/>
-          <w:p>
-            <w:pPr>
-              <w:pStyle w:val="Compact"/>
-            </w:pPr>
-            <w:r>
-              <w:t xml:space="preserve">1.000 (0.993–1.000)</w:t>
+              <w:t xml:space="preserve">3,486</w:t>
+            </w:r>
+          </w:p>
+        </w:tc>
+        <w:tc>
+          <w:tcPr/>
+          <w:p>
+            <w:pPr>
+              <w:pStyle w:val="Compact"/>
+            </w:pPr>
+            <w:r>
+              <w:t xml:space="preserve">0.978 (0.973–0.983)</w:t>
+            </w:r>
+          </w:p>
+        </w:tc>
+        <w:tc>
+          <w:tcPr/>
+          <w:p>
+            <w:pPr>
+              <w:pStyle w:val="Compact"/>
+            </w:pPr>
+            <w:r>
+              <w:t xml:space="preserve">1.000 (0.991–1.000)</w:t>
             </w:r>
           </w:p>
         </w:tc>
@@ -2284,40 +2284,40 @@
               <w:pStyle w:val="Compact"/>
             </w:pPr>
             <w:r>
-              <w:t xml:space="preserve">361</w:t>
-            </w:r>
-          </w:p>
-        </w:tc>
-        <w:tc>
-          <w:tcPr/>
-          <w:p>
-            <w:pPr>
-              <w:pStyle w:val="Compact"/>
-            </w:pPr>
-            <w:r>
-              <w:t xml:space="preserve">0.950 (0.923–0.968)</w:t>
-            </w:r>
-          </w:p>
-        </w:tc>
-        <w:tc>
-          <w:tcPr/>
-          <w:p>
-            <w:pPr>
-              <w:pStyle w:val="Compact"/>
-            </w:pPr>
-            <w:r>
-              <w:t xml:space="preserve">0.974 (0.969–0.979)</w:t>
-            </w:r>
-          </w:p>
-        </w:tc>
-        <w:tc>
-          <w:tcPr/>
-          <w:p>
-            <w:pPr>
-              <w:pStyle w:val="Compact"/>
-            </w:pPr>
-            <w:r>
-              <w:t xml:space="preserve">0.790 (0.750–0.826)</w:t>
+              <w:t xml:space="preserve">310</w:t>
+            </w:r>
+          </w:p>
+        </w:tc>
+        <w:tc>
+          <w:tcPr/>
+          <w:p>
+            <w:pPr>
+              <w:pStyle w:val="Compact"/>
+            </w:pPr>
+            <w:r>
+              <w:t xml:space="preserve">0.977 (0.954–0.989)</w:t>
+            </w:r>
+          </w:p>
+        </w:tc>
+        <w:tc>
+          <w:tcPr/>
+          <w:p>
+            <w:pPr>
+              <w:pStyle w:val="Compact"/>
+            </w:pPr>
+            <w:r>
+              <w:t xml:space="preserve">0.974 (0.968–0.979)</w:t>
+            </w:r>
+          </w:p>
+        </w:tc>
+        <w:tc>
+          <w:tcPr/>
+          <w:p>
+            <w:pPr>
+              <w:pStyle w:val="Compact"/>
+            </w:pPr>
+            <w:r>
+              <w:t xml:space="preserve">0.763 (0.719–0.802)</w:t>
             </w:r>
           </w:p>
         </w:tc>
@@ -2341,40 +2341,40 @@
               <w:pStyle w:val="Compact"/>
             </w:pPr>
             <w:r>
-              <w:t xml:space="preserve">103</w:t>
-            </w:r>
-          </w:p>
-        </w:tc>
-        <w:tc>
-          <w:tcPr/>
-          <w:p>
-            <w:pPr>
-              <w:pStyle w:val="Compact"/>
-            </w:pPr>
-            <w:r>
-              <w:t xml:space="preserve">0.621 (0.525–0.709)</w:t>
-            </w:r>
-          </w:p>
-        </w:tc>
-        <w:tc>
-          <w:tcPr/>
-          <w:p>
-            <w:pPr>
-              <w:pStyle w:val="Compact"/>
-            </w:pPr>
-            <w:r>
-              <w:t xml:space="preserve">0.993 (0.990–0.995)</w:t>
-            </w:r>
-          </w:p>
-        </w:tc>
-        <w:tc>
-          <w:tcPr/>
-          <w:p>
-            <w:pPr>
-              <w:pStyle w:val="Compact"/>
-            </w:pPr>
-            <w:r>
-              <w:t xml:space="preserve">0.703 (0.603–0.787)</w:t>
+              <w:t xml:space="preserve">73</w:t>
+            </w:r>
+          </w:p>
+        </w:tc>
+        <w:tc>
+          <w:tcPr/>
+          <w:p>
+            <w:pPr>
+              <w:pStyle w:val="Compact"/>
+            </w:pPr>
+            <w:r>
+              <w:t xml:space="preserve">0.507 (0.395–0.618)</w:t>
+            </w:r>
+          </w:p>
+        </w:tc>
+        <w:tc>
+          <w:tcPr/>
+          <w:p>
+            <w:pPr>
+              <w:pStyle w:val="Compact"/>
+            </w:pPr>
+            <w:r>
+              <w:t xml:space="preserve">0.997 (0.995–0.999)</w:t>
+            </w:r>
+          </w:p>
+        </w:tc>
+        <w:tc>
+          <w:tcPr/>
+          <w:p>
+            <w:pPr>
+              <w:pStyle w:val="Compact"/>
+            </w:pPr>
+            <w:r>
+              <w:t xml:space="preserve">0.787 (0.651–0.880)</w:t>
             </w:r>
           </w:p>
         </w:tc>
@@ -2409,29 +2409,29 @@
               <w:pStyle w:val="Compact"/>
             </w:pPr>
             <w:r>
-              <w:t xml:space="preserve">0.500 (0.321–0.679)</w:t>
-            </w:r>
-          </w:p>
-        </w:tc>
-        <w:tc>
-          <w:tcPr/>
-          <w:p>
-            <w:pPr>
-              <w:pStyle w:val="Compact"/>
-            </w:pPr>
-            <w:r>
-              <w:t xml:space="preserve">0.996 (0.994–0.998)</w:t>
-            </w:r>
-          </w:p>
-        </w:tc>
-        <w:tc>
-          <w:tcPr/>
-          <w:p>
-            <w:pPr>
-              <w:pStyle w:val="Compact"/>
-            </w:pPr>
-            <w:r>
-              <w:t xml:space="preserve">0.464 (0.295–0.642)</w:t>
+              <w:t xml:space="preserve">0.885 (0.710–0.960)</w:t>
+            </w:r>
+          </w:p>
+        </w:tc>
+        <w:tc>
+          <w:tcPr/>
+          <w:p>
+            <w:pPr>
+              <w:pStyle w:val="Compact"/>
+            </w:pPr>
+            <w:r>
+              <w:t xml:space="preserve">0.995 (0.993–0.997)</w:t>
+            </w:r>
+          </w:p>
+        </w:tc>
+        <w:tc>
+          <w:tcPr/>
+          <w:p>
+            <w:pPr>
+              <w:pStyle w:val="Compact"/>
+            </w:pPr>
+            <w:r>
+              <w:t xml:space="preserve">0.561 (0.410–0.701)</w:t>
             </w:r>
           </w:p>
         </w:tc>
@@ -2455,40 +2455,40 @@
               <w:pStyle w:val="Compact"/>
             </w:pPr>
             <w:r>
-              <w:t xml:space="preserve">18</w:t>
-            </w:r>
-          </w:p>
-        </w:tc>
-        <w:tc>
-          <w:tcPr/>
-          <w:p>
-            <w:pPr>
-              <w:pStyle w:val="Compact"/>
-            </w:pPr>
-            <w:r>
-              <w:t xml:space="preserve">1.000 (0.824–1.000)</w:t>
-            </w:r>
-          </w:p>
-        </w:tc>
-        <w:tc>
-          <w:tcPr/>
-          <w:p>
-            <w:pPr>
-              <w:pStyle w:val="Compact"/>
-            </w:pPr>
-            <w:r>
-              <w:t xml:space="preserve">0.999 (0.997–0.999)</w:t>
-            </w:r>
-          </w:p>
-        </w:tc>
-        <w:tc>
-          <w:tcPr/>
-          <w:p>
-            <w:pPr>
-              <w:pStyle w:val="Compact"/>
-            </w:pPr>
-            <w:r>
-              <w:t xml:space="preserve">0.783 (0.581–0.903)</w:t>
+              <w:t xml:space="preserve">12</w:t>
+            </w:r>
+          </w:p>
+        </w:tc>
+        <w:tc>
+          <w:tcPr/>
+          <w:p>
+            <w:pPr>
+              <w:pStyle w:val="Compact"/>
+            </w:pPr>
+            <w:r>
+              <w:t xml:space="preserve">1.000 (0.757–1.000)</w:t>
+            </w:r>
+          </w:p>
+        </w:tc>
+        <w:tc>
+          <w:tcPr/>
+          <w:p>
+            <w:pPr>
+              <w:pStyle w:val="Compact"/>
+            </w:pPr>
+            <w:r>
+              <w:t xml:space="preserve">1.000 (0.999–1.000)</w:t>
+            </w:r>
+          </w:p>
+        </w:tc>
+        <w:tc>
+          <w:tcPr/>
+          <w:p>
+            <w:pPr>
+              <w:pStyle w:val="Compact"/>
+            </w:pPr>
+            <w:r>
+              <w:t xml:space="preserve">1.000 (0.757–1.000)</w:t>
             </w:r>
           </w:p>
         </w:tc>
@@ -2512,18 +2512,18 @@
               <w:pStyle w:val="Compact"/>
             </w:pPr>
             <w:r>
-              <w:t xml:space="preserve">3</w:t>
-            </w:r>
-          </w:p>
-        </w:tc>
-        <w:tc>
-          <w:tcPr/>
-          <w:p>
-            <w:pPr>
-              <w:pStyle w:val="Compact"/>
-            </w:pPr>
-            <w:r>
-              <w:t xml:space="preserve">0.667 (0.208–0.939)</w:t>
+              <w:t xml:space="preserve">6</w:t>
+            </w:r>
+          </w:p>
+        </w:tc>
+        <w:tc>
+          <w:tcPr/>
+          <w:p>
+            <w:pPr>
+              <w:pStyle w:val="Compact"/>
+            </w:pPr>
+            <w:r>
+              <w:t xml:space="preserve">1.000 (0.610–1.000)</w:t>
             </w:r>
           </w:p>
         </w:tc>
@@ -2545,7 +2545,7 @@
               <w:pStyle w:val="Compact"/>
             </w:pPr>
             <w:r>
-              <w:t xml:space="preserve">1.000 (0.342–1.000)</w:t>
+              <w:t xml:space="preserve">1.000 (0.610–1.000)</w:t>
             </w:r>
           </w:p>
         </w:tc>
@@ -2556,7 +2556,7 @@
         <w:pStyle w:val="BodyText"/>
       </w:pPr>
       <w:r>
-        <w:t xml:space="preserve">Note. Macro-averaged sensitivity 0.786 and macro-averaged F1 0.779 against 96.5% overall agreement, which the normal majority largely determines. Of 138 disagreements, 104 moved upward by one grade and 34 downward.</w:t>
+        <w:t xml:space="preserve">Note. Wilson score intervals. Macro-averaged sensitivity 0.891 and macro-averaged F1 0.858 against 96.9% overall agreement, which the normal majority largely determines. Of 122 disagreements, 101 moved upward by one grade and 21 downward.</w:t>
       </w:r>
     </w:p>
     <w:p>
@@ -2574,7 +2574,7 @@
         <w:t xml:space="preserve"> </w:t>
       </w:r>
       <w:r>
-        <w:t xml:space="preserve">Probabilistic benchmark on the held-out test set (n = 3,912 ears).</w:t>
+        <w:t xml:space="preserve">Probabilistic benchmark on the held-out test set (n = 3,913 ears).</w:t>
       </w:r>
     </w:p>
     <w:tbl>
@@ -2784,7 +2784,7 @@
               <w:pStyle w:val="Compact"/>
             </w:pPr>
             <w:r>
-              <w:t xml:space="preserve">1.0000</w:t>
+              <w:t xml:space="preserve">0.9995</w:t>
             </w:r>
           </w:p>
         </w:tc>
@@ -2806,29 +2806,29 @@
               <w:pStyle w:val="Compact"/>
             </w:pPr>
             <w:r>
-              <w:t xml:space="preserve">0.0000</w:t>
-            </w:r>
-          </w:p>
-        </w:tc>
-        <w:tc>
-          <w:tcPr/>
-          <w:p>
-            <w:pPr>
-              <w:pStyle w:val="Compact"/>
-            </w:pPr>
-            <w:r>
-              <w:t xml:space="preserve">0.0000</w:t>
-            </w:r>
-          </w:p>
-        </w:tc>
-        <w:tc>
-          <w:tcPr/>
-          <w:p>
-            <w:pPr>
-              <w:pStyle w:val="Compact"/>
-            </w:pPr>
-            <w:r>
-              <w:t xml:space="preserve">0.0000</w:t>
+              <w:t xml:space="preserve">0.0005</w:t>
+            </w:r>
+          </w:p>
+        </w:tc>
+        <w:tc>
+          <w:tcPr/>
+          <w:p>
+            <w:pPr>
+              <w:pStyle w:val="Compact"/>
+            </w:pPr>
+            <w:r>
+              <w:t xml:space="preserve">0.0071</w:t>
+            </w:r>
+          </w:p>
+        </w:tc>
+        <w:tc>
+          <w:tcPr/>
+          <w:p>
+            <w:pPr>
+              <w:pStyle w:val="Compact"/>
+            </w:pPr>
+            <w:r>
+              <w:t xml:space="preserve">0.0003</w:t>
             </w:r>
           </w:p>
         </w:tc>
@@ -2863,51 +2863,51 @@
               <w:pStyle w:val="Compact"/>
             </w:pPr>
             <w:r>
-              <w:t xml:space="preserve">0.9941</w:t>
-            </w:r>
-          </w:p>
-        </w:tc>
-        <w:tc>
-          <w:tcPr/>
-          <w:p>
-            <w:pPr>
-              <w:pStyle w:val="Compact"/>
-            </w:pPr>
-            <w:r>
-              <w:t xml:space="preserve">99.6%</w:t>
-            </w:r>
-          </w:p>
-        </w:tc>
-        <w:tc>
-          <w:tcPr/>
-          <w:p>
-            <w:pPr>
-              <w:pStyle w:val="Compact"/>
-            </w:pPr>
-            <w:r>
-              <w:t xml:space="preserve">0.0158</w:t>
-            </w:r>
-          </w:p>
-        </w:tc>
-        <w:tc>
-          <w:tcPr/>
-          <w:p>
-            <w:pPr>
-              <w:pStyle w:val="Compact"/>
-            </w:pPr>
-            <w:r>
-              <w:t xml:space="preserve">0.0335</w:t>
-            </w:r>
-          </w:p>
-        </w:tc>
-        <w:tc>
-          <w:tcPr/>
-          <w:p>
-            <w:pPr>
-              <w:pStyle w:val="Compact"/>
-            </w:pPr>
-            <w:r>
-              <w:t xml:space="preserve">0.0242</w:t>
+              <w:t xml:space="preserve">0.9958</w:t>
+            </w:r>
+          </w:p>
+        </w:tc>
+        <w:tc>
+          <w:tcPr/>
+          <w:p>
+            <w:pPr>
+              <w:pStyle w:val="Compact"/>
+            </w:pPr>
+            <w:r>
+              <w:t xml:space="preserve">99.8%</w:t>
+            </w:r>
+          </w:p>
+        </w:tc>
+        <w:tc>
+          <w:tcPr/>
+          <w:p>
+            <w:pPr>
+              <w:pStyle w:val="Compact"/>
+            </w:pPr>
+            <w:r>
+              <w:t xml:space="preserve">0.0138</w:t>
+            </w:r>
+          </w:p>
+        </w:tc>
+        <w:tc>
+          <w:tcPr/>
+          <w:p>
+            <w:pPr>
+              <w:pStyle w:val="Compact"/>
+            </w:pPr>
+            <w:r>
+              <w:t xml:space="preserve">0.0297</w:t>
+            </w:r>
+          </w:p>
+        </w:tc>
+        <w:tc>
+          <w:tcPr/>
+          <w:p>
+            <w:pPr>
+              <w:pStyle w:val="Compact"/>
+            </w:pPr>
+            <w:r>
+              <w:t xml:space="preserve">0.0228</w:t>
             </w:r>
           </w:p>
         </w:tc>
@@ -2942,51 +2942,51 @@
               <w:pStyle w:val="Compact"/>
             </w:pPr>
             <w:r>
-              <w:t xml:space="preserve">0.9934</w:t>
-            </w:r>
-          </w:p>
-        </w:tc>
-        <w:tc>
-          <w:tcPr/>
-          <w:p>
-            <w:pPr>
-              <w:pStyle w:val="Compact"/>
-            </w:pPr>
-            <w:r>
-              <w:t xml:space="preserve">99.6%</w:t>
-            </w:r>
-          </w:p>
-        </w:tc>
-        <w:tc>
-          <w:tcPr/>
-          <w:p>
-            <w:pPr>
-              <w:pStyle w:val="Compact"/>
-            </w:pPr>
-            <w:r>
-              <w:t xml:space="preserve">0.0107</w:t>
-            </w:r>
-          </w:p>
-        </w:tc>
-        <w:tc>
-          <w:tcPr/>
-          <w:p>
-            <w:pPr>
-              <w:pStyle w:val="Compact"/>
-            </w:pPr>
-            <w:r>
-              <w:t xml:space="preserve">0.0227</w:t>
-            </w:r>
-          </w:p>
-        </w:tc>
-        <w:tc>
-          <w:tcPr/>
-          <w:p>
-            <w:pPr>
-              <w:pStyle w:val="Compact"/>
-            </w:pPr>
-            <w:r>
-              <w:t xml:space="preserve">0.0135</w:t>
+              <w:t xml:space="preserve">0.9953</w:t>
+            </w:r>
+          </w:p>
+        </w:tc>
+        <w:tc>
+          <w:tcPr/>
+          <w:p>
+            <w:pPr>
+              <w:pStyle w:val="Compact"/>
+            </w:pPr>
+            <w:r>
+              <w:t xml:space="preserve">99.7%</w:t>
+            </w:r>
+          </w:p>
+        </w:tc>
+        <w:tc>
+          <w:tcPr/>
+          <w:p>
+            <w:pPr>
+              <w:pStyle w:val="Compact"/>
+            </w:pPr>
+            <w:r>
+              <w:t xml:space="preserve">0.0097</w:t>
+            </w:r>
+          </w:p>
+        </w:tc>
+        <w:tc>
+          <w:tcPr/>
+          <w:p>
+            <w:pPr>
+              <w:pStyle w:val="Compact"/>
+            </w:pPr>
+            <w:r>
+              <w:t xml:space="preserve">0.0212</w:t>
+            </w:r>
+          </w:p>
+        </w:tc>
+        <w:tc>
+          <w:tcPr/>
+          <w:p>
+            <w:pPr>
+              <w:pStyle w:val="Compact"/>
+            </w:pPr>
+            <w:r>
+              <w:t xml:space="preserve">0.0142</w:t>
             </w:r>
           </w:p>
         </w:tc>
@@ -2999,6 +2999,85 @@
               <w:pStyle w:val="Compact"/>
             </w:pPr>
             <w:r>
+              <w:t xml:space="preserve">Gradient boosting</w:t>
+            </w:r>
+          </w:p>
+        </w:tc>
+        <w:tc>
+          <w:tcPr/>
+          <w:p>
+            <w:pPr>
+              <w:pStyle w:val="Compact"/>
+            </w:pPr>
+            <w:r>
+              <w:t xml:space="preserve">7 frequencies</w:t>
+            </w:r>
+          </w:p>
+        </w:tc>
+        <w:tc>
+          <w:tcPr/>
+          <w:p>
+            <w:pPr>
+              <w:pStyle w:val="Compact"/>
+            </w:pPr>
+            <w:r>
+              <w:t xml:space="preserve">0.9832</w:t>
+            </w:r>
+          </w:p>
+        </w:tc>
+        <w:tc>
+          <w:tcPr/>
+          <w:p>
+            <w:pPr>
+              <w:pStyle w:val="Compact"/>
+            </w:pPr>
+            <w:r>
+              <w:t xml:space="preserve">99.1%</w:t>
+            </w:r>
+          </w:p>
+        </w:tc>
+        <w:tc>
+          <w:tcPr/>
+          <w:p>
+            <w:pPr>
+              <w:pStyle w:val="Compact"/>
+            </w:pPr>
+            <w:r>
+              <w:t xml:space="preserve">0.0136</w:t>
+            </w:r>
+          </w:p>
+        </w:tc>
+        <w:tc>
+          <w:tcPr/>
+          <w:p>
+            <w:pPr>
+              <w:pStyle w:val="Compact"/>
+            </w:pPr>
+            <w:r>
+              <w:t xml:space="preserve">0.0302</w:t>
+            </w:r>
+          </w:p>
+        </w:tc>
+        <w:tc>
+          <w:tcPr/>
+          <w:p>
+            <w:pPr>
+              <w:pStyle w:val="Compact"/>
+            </w:pPr>
+            <w:r>
+              <w:t xml:space="preserve">0.0021</w:t>
+            </w:r>
+          </w:p>
+        </w:tc>
+      </w:tr>
+      <w:tr>
+        <w:tc>
+          <w:tcPr/>
+          <w:p>
+            <w:pPr>
+              <w:pStyle w:val="Compact"/>
+            </w:pPr>
+            <w:r>
               <w:t xml:space="preserve">Random forest</w:t>
             </w:r>
           </w:p>
@@ -3021,51 +3100,51 @@
               <w:pStyle w:val="Compact"/>
             </w:pPr>
             <w:r>
-              <w:t xml:space="preserve">0.9701</w:t>
-            </w:r>
-          </w:p>
-        </w:tc>
-        <w:tc>
-          <w:tcPr/>
-          <w:p>
-            <w:pPr>
-              <w:pStyle w:val="Compact"/>
-            </w:pPr>
-            <w:r>
-              <w:t xml:space="preserve">98.3%</w:t>
-            </w:r>
-          </w:p>
-        </w:tc>
-        <w:tc>
-          <w:tcPr/>
-          <w:p>
-            <w:pPr>
-              <w:pStyle w:val="Compact"/>
-            </w:pPr>
-            <w:r>
-              <w:t xml:space="preserve">0.0321</w:t>
-            </w:r>
-          </w:p>
-        </w:tc>
-        <w:tc>
-          <w:tcPr/>
-          <w:p>
-            <w:pPr>
-              <w:pStyle w:val="Compact"/>
-            </w:pPr>
-            <w:r>
-              <w:t xml:space="preserve">0.0599</w:t>
-            </w:r>
-          </w:p>
-        </w:tc>
-        <w:tc>
-          <w:tcPr/>
-          <w:p>
-            <w:pPr>
-              <w:pStyle w:val="Compact"/>
-            </w:pPr>
-            <w:r>
-              <w:t xml:space="preserve">0.0291</w:t>
+              <w:t xml:space="preserve">0.9685</w:t>
+            </w:r>
+          </w:p>
+        </w:tc>
+        <w:tc>
+          <w:tcPr/>
+          <w:p>
+            <w:pPr>
+              <w:pStyle w:val="Compact"/>
+            </w:pPr>
+            <w:r>
+              <w:t xml:space="preserve">98.4%</w:t>
+            </w:r>
+          </w:p>
+        </w:tc>
+        <w:tc>
+          <w:tcPr/>
+          <w:p>
+            <w:pPr>
+              <w:pStyle w:val="Compact"/>
+            </w:pPr>
+            <w:r>
+              <w:t xml:space="preserve">0.0294</w:t>
+            </w:r>
+          </w:p>
+        </w:tc>
+        <w:tc>
+          <w:tcPr/>
+          <w:p>
+            <w:pPr>
+              <w:pStyle w:val="Compact"/>
+            </w:pPr>
+            <w:r>
+              <w:t xml:space="preserve">0.0540</w:t>
+            </w:r>
+          </w:p>
+        </w:tc>
+        <w:tc>
+          <w:tcPr/>
+          <w:p>
+            <w:pPr>
+              <w:pStyle w:val="Compact"/>
+            </w:pPr>
+            <w:r>
+              <w:t xml:space="preserve">0.0238</w:t>
             </w:r>
           </w:p>
         </w:tc>
@@ -3112,7 +3191,7 @@
                 <w:b/>
                 <w:bCs/>
               </w:rPr>
-              <w:t xml:space="preserve">0.9564</w:t>
+              <w:t xml:space="preserve">0.9453</w:t>
             </w:r>
           </w:p>
         </w:tc>
@@ -3127,7 +3206,7 @@
                 <w:b/>
                 <w:bCs/>
               </w:rPr>
-              <w:t xml:space="preserve">97.2%</w:t>
+              <w:t xml:space="preserve">96.9%</w:t>
             </w:r>
           </w:p>
         </w:tc>
@@ -3142,7 +3221,7 @@
                 <w:b/>
                 <w:bCs/>
               </w:rPr>
-              <w:t xml:space="preserve">0.0474</w:t>
+              <w:t xml:space="preserve">0.0482</w:t>
             </w:r>
           </w:p>
         </w:tc>
@@ -3157,7 +3236,7 @@
                 <w:b/>
                 <w:bCs/>
               </w:rPr>
-              <w:t xml:space="preserve">0.0805</w:t>
+              <w:t xml:space="preserve">0.0810</w:t>
             </w:r>
           </w:p>
         </w:tc>
@@ -3172,7 +3251,7 @@
                 <w:b/>
                 <w:bCs/>
               </w:rPr>
-              <w:t xml:space="preserve">0.0300</w:t>
+              <w:t xml:space="preserve">0.0266</w:t>
             </w:r>
           </w:p>
         </w:tc>
@@ -3185,86 +3264,7 @@
               <w:pStyle w:val="Compact"/>
             </w:pPr>
             <w:r>
-              <w:t xml:space="preserve">Gradient boosting</w:t>
-            </w:r>
-          </w:p>
-        </w:tc>
-        <w:tc>
-          <w:tcPr/>
-          <w:p>
-            <w:pPr>
-              <w:pStyle w:val="Compact"/>
-            </w:pPr>
-            <w:r>
-              <w:t xml:space="preserve">7 frequencies</w:t>
-            </w:r>
-          </w:p>
-        </w:tc>
-        <w:tc>
-          <w:tcPr/>
-          <w:p>
-            <w:pPr>
-              <w:pStyle w:val="Compact"/>
-            </w:pPr>
-            <w:r>
-              <w:t xml:space="preserve">0.9177</w:t>
-            </w:r>
-          </w:p>
-        </w:tc>
-        <w:tc>
-          <w:tcPr/>
-          <w:p>
-            <w:pPr>
-              <w:pStyle w:val="Compact"/>
-            </w:pPr>
-            <w:r>
-              <w:t xml:space="preserve">97.4%</w:t>
-            </w:r>
-          </w:p>
-        </w:tc>
-        <w:tc>
-          <w:tcPr/>
-          <w:p>
-            <w:pPr>
-              <w:pStyle w:val="Compact"/>
-            </w:pPr>
-            <w:r>
-              <w:t xml:space="preserve">0.0479</w:t>
-            </w:r>
-          </w:p>
-        </w:tc>
-        <w:tc>
-          <w:tcPr/>
-          <w:p>
-            <w:pPr>
-              <w:pStyle w:val="Compact"/>
-            </w:pPr>
-            <w:r>
-              <w:t xml:space="preserve">0.2771</w:t>
-            </w:r>
-          </w:p>
-        </w:tc>
-        <w:tc>
-          <w:tcPr/>
-          <w:p>
-            <w:pPr>
-              <w:pStyle w:val="Compact"/>
-            </w:pPr>
-            <w:r>
-              <w:t xml:space="preserve">0.0304</w:t>
-            </w:r>
-          </w:p>
-        </w:tc>
-      </w:tr>
-      <w:tr>
-        <w:tc>
-          <w:tcPr/>
-          <w:p>
-            <w:pPr>
-              <w:pStyle w:val="Compact"/>
-            </w:pPr>
-            <w:r>
-              <w:t xml:space="preserve">Majority-class baseline</w:t>
+              <w:t xml:space="preserve">Uniform reference</w:t>
             </w:r>
           </w:p>
         </w:tc>
@@ -3297,7 +3297,7 @@
               <w:pStyle w:val="Compact"/>
             </w:pPr>
             <w:r>
-              <w:t xml:space="preserve">86.9%</w:t>
+              <w:t xml:space="preserve">89.1%</w:t>
             </w:r>
           </w:p>
         </w:tc>
@@ -3330,7 +3330,7 @@
               <w:pStyle w:val="Compact"/>
             </w:pPr>
             <w:r>
-              <w:t xml:space="preserve">0.7027</w:t>
+              <w:t xml:space="preserve">0.7242</w:t>
             </w:r>
           </w:p>
         </w:tc>
@@ -3341,7 +3341,7 @@
         <w:pStyle w:val="BodyText"/>
       </w:pPr>
       <w:r>
-        <w:t xml:space="preserve">Note. The FAI row scores the six Ruspini memberships evaluated at the primary threshold as a probability distribution. ECE, expected calibration error. The baseline assigns every ear to the majority class, which is why its accuracy is 86.9% while its Brier score of 0.8333 and log loss of 1.7918 are those of a uniform distribution over six classes; a uniform classifier would score 16.7% accuracy. The ordinal logistic’s exact reconstruction shows that the reference label is a deterministic thresholding of the pure-tone average, so agreement metrics cannot discriminate between models on this task.</w:t>
+        <w:t xml:space="preserve">Note. The FAI row scores the six Ruspini memberships evaluated at the primary threshold as a probability distribution. ECE, expected calibration error. The baseline assigns every ear to the majority class, which is why its accuracy is 89.1% while its Brier score of 0.8333 and log loss of 1.7918 are those of a uniform distribution over six classes; a uniform classifier would score 16.7% accuracy. The ordinal logistic’s exact reconstruction shows that the reference label is a deterministic thresholding of the pure-tone average, so agreement metrics cannot discriminate between models on this task. Among models that do not saturate, the seven-frequency learners outperform the FAI memberships on every metric, so the index’s contribution is interpretability and a graded output rather than accuracy.</w:t>
       </w:r>
     </w:p>
     <w:p>
@@ -3370,13 +3370,12 @@
         <w:tblLook w:firstRow="1" w:lastRow="0" w:firstColumn="0" w:lastColumn="0" w:noHBand="0" w:noVBand="0" w:val="0020"/>
       </w:tblPr>
       <w:tblGrid>
-        <w:gridCol w:w="1131"/>
-        <w:gridCol w:w="1131"/>
-        <w:gridCol w:w="1131"/>
-        <w:gridCol w:w="1131"/>
-        <w:gridCol w:w="1131"/>
-        <w:gridCol w:w="1131"/>
-        <w:gridCol w:w="1131"/>
+        <w:gridCol w:w="1320"/>
+        <w:gridCol w:w="1320"/>
+        <w:gridCol w:w="1320"/>
+        <w:gridCol w:w="1320"/>
+        <w:gridCol w:w="1320"/>
+        <w:gridCol w:w="1320"/>
       </w:tblGrid>
       <w:tr>
         <w:trPr>
@@ -3411,17 +3410,6 @@
               <w:pStyle w:val="Compact"/>
             </w:pPr>
             <w:r>
-              <w:t xml:space="preserve">95% CI</w:t>
-            </w:r>
-          </w:p>
-        </w:tc>
-        <w:tc>
-          <w:tcPr/>
-          <w:p>
-            <w:pPr>
-              <w:pStyle w:val="Compact"/>
-            </w:pPr>
-            <w:r>
               <w:t xml:space="preserve">Borderline (±5 dB)</w:t>
             </w:r>
           </w:p>
@@ -3479,62 +3467,51 @@
               <w:pStyle w:val="Compact"/>
             </w:pPr>
             <w:r>
-              <w:t xml:space="preserve">0.9266</w:t>
-            </w:r>
-          </w:p>
-        </w:tc>
-        <w:tc>
-          <w:tcPr/>
-          <w:p>
-            <w:pPr>
-              <w:pStyle w:val="Compact"/>
-            </w:pPr>
-            <w:r>
-              <w:t xml:space="preserve">0.9140 to 0.9370</w:t>
-            </w:r>
-          </w:p>
-        </w:tc>
-        <w:tc>
-          <w:tcPr/>
-          <w:p>
-            <w:pPr>
-              <w:pStyle w:val="Compact"/>
-            </w:pPr>
-            <w:r>
-              <w:t xml:space="preserve">79.5%</w:t>
-            </w:r>
-          </w:p>
-        </w:tc>
-        <w:tc>
-          <w:tcPr/>
-          <w:p>
-            <w:pPr>
-              <w:pStyle w:val="Compact"/>
-            </w:pPr>
-            <w:r>
-              <w:t xml:space="preserve">4.38</w:t>
-            </w:r>
-          </w:p>
-        </w:tc>
-        <w:tc>
-          <w:tcPr/>
-          <w:p>
-            <w:pPr>
-              <w:pStyle w:val="Compact"/>
-            </w:pPr>
-            <w:r>
-              <w:t xml:space="preserve">−0.0189</w:t>
-            </w:r>
-          </w:p>
-        </w:tc>
-        <w:tc>
-          <w:tcPr/>
-          <w:p>
-            <w:pPr>
-              <w:pStyle w:val="Compact"/>
-            </w:pPr>
-            <w:r>
-              <w:t xml:space="preserve">−0.0274 to −0.0108</w:t>
+              <w:t xml:space="preserve">0.9437</w:t>
+            </w:r>
+          </w:p>
+        </w:tc>
+        <w:tc>
+          <w:tcPr/>
+          <w:p>
+            <w:pPr>
+              <w:pStyle w:val="Compact"/>
+            </w:pPr>
+            <w:r>
+              <w:t xml:space="preserve">85.9%</w:t>
+            </w:r>
+          </w:p>
+        </w:tc>
+        <w:tc>
+          <w:tcPr/>
+          <w:p>
+            <w:pPr>
+              <w:pStyle w:val="Compact"/>
+            </w:pPr>
+            <w:r>
+              <w:t xml:space="preserve">4.34</w:t>
+            </w:r>
+          </w:p>
+        </w:tc>
+        <w:tc>
+          <w:tcPr/>
+          <w:p>
+            <w:pPr>
+              <w:pStyle w:val="Compact"/>
+            </w:pPr>
+            <w:r>
+              <w:t xml:space="preserve">−0.0022</w:t>
+            </w:r>
+          </w:p>
+        </w:tc>
+        <w:tc>
+          <w:tcPr/>
+          <w:p>
+            <w:pPr>
+              <w:pStyle w:val="Compact"/>
+            </w:pPr>
+            <w:r>
+              <w:t xml:space="preserve">−0.0058 to +0.0014</w:t>
             </w:r>
           </w:p>
         </w:tc>
@@ -3558,62 +3535,51 @@
               <w:pStyle w:val="Compact"/>
             </w:pPr>
             <w:r>
-              <w:t xml:space="preserve">0.9417</w:t>
-            </w:r>
-          </w:p>
-        </w:tc>
-        <w:tc>
-          <w:tcPr/>
-          <w:p>
-            <w:pPr>
-              <w:pStyle w:val="Compact"/>
-            </w:pPr>
-            <w:r>
-              <w:t xml:space="preserve">0.9288 to 0.9521</w:t>
-            </w:r>
-          </w:p>
-        </w:tc>
-        <w:tc>
-          <w:tcPr/>
-          <w:p>
-            <w:pPr>
-              <w:pStyle w:val="Compact"/>
-            </w:pPr>
-            <w:r>
-              <w:t xml:space="preserve">85.0%</w:t>
-            </w:r>
-          </w:p>
-        </w:tc>
-        <w:tc>
-          <w:tcPr/>
-          <w:p>
-            <w:pPr>
-              <w:pStyle w:val="Compact"/>
-            </w:pPr>
-            <w:r>
-              <w:t xml:space="preserve">4.38</w:t>
-            </w:r>
-          </w:p>
-        </w:tc>
-        <w:tc>
-          <w:tcPr/>
-          <w:p>
-            <w:pPr>
-              <w:pStyle w:val="Compact"/>
-            </w:pPr>
-            <w:r>
-              <w:t xml:space="preserve">−0.0039</w:t>
-            </w:r>
-          </w:p>
-        </w:tc>
-        <w:tc>
-          <w:tcPr/>
-          <w:p>
-            <w:pPr>
-              <w:pStyle w:val="Compact"/>
-            </w:pPr>
-            <w:r>
-              <w:t xml:space="preserve">−0.0101 to +0.0019</w:t>
+              <w:t xml:space="preserve">0.9436</w:t>
+            </w:r>
+          </w:p>
+        </w:tc>
+        <w:tc>
+          <w:tcPr/>
+          <w:p>
+            <w:pPr>
+              <w:pStyle w:val="Compact"/>
+            </w:pPr>
+            <w:r>
+              <w:t xml:space="preserve">85.8%</w:t>
+            </w:r>
+          </w:p>
+        </w:tc>
+        <w:tc>
+          <w:tcPr/>
+          <w:p>
+            <w:pPr>
+              <w:pStyle w:val="Compact"/>
+            </w:pPr>
+            <w:r>
+              <w:t xml:space="preserve">4.34</w:t>
+            </w:r>
+          </w:p>
+        </w:tc>
+        <w:tc>
+          <w:tcPr/>
+          <w:p>
+            <w:pPr>
+              <w:pStyle w:val="Compact"/>
+            </w:pPr>
+            <w:r>
+              <w:t xml:space="preserve">−0.0023</w:t>
+            </w:r>
+          </w:p>
+        </w:tc>
+        <w:tc>
+          <w:tcPr/>
+          <w:p>
+            <w:pPr>
+              <w:pStyle w:val="Compact"/>
+            </w:pPr>
+            <w:r>
+              <w:t xml:space="preserve">−0.0037 to −0.0010</w:t>
             </w:r>
           </w:p>
         </w:tc>
@@ -3637,62 +3603,51 @@
               <w:pStyle w:val="Compact"/>
             </w:pPr>
             <w:r>
-              <w:t xml:space="preserve">0.9485</w:t>
-            </w:r>
-          </w:p>
-        </w:tc>
-        <w:tc>
-          <w:tcPr/>
-          <w:p>
-            <w:pPr>
-              <w:pStyle w:val="Compact"/>
-            </w:pPr>
-            <w:r>
-              <w:t xml:space="preserve">0.9376 to 0.9575</w:t>
-            </w:r>
-          </w:p>
-        </w:tc>
-        <w:tc>
-          <w:tcPr/>
-          <w:p>
-            <w:pPr>
-              <w:pStyle w:val="Compact"/>
-            </w:pPr>
-            <w:r>
-              <w:t xml:space="preserve">85.4%</w:t>
-            </w:r>
-          </w:p>
-        </w:tc>
-        <w:tc>
-          <w:tcPr/>
-          <w:p>
-            <w:pPr>
-              <w:pStyle w:val="Compact"/>
-            </w:pPr>
-            <w:r>
-              <w:t xml:space="preserve">4.37</w:t>
-            </w:r>
-          </w:p>
-        </w:tc>
-        <w:tc>
-          <w:tcPr/>
-          <w:p>
-            <w:pPr>
-              <w:pStyle w:val="Compact"/>
-            </w:pPr>
-            <w:r>
-              <w:t xml:space="preserve">+0.0029</w:t>
-            </w:r>
-          </w:p>
-        </w:tc>
-        <w:tc>
-          <w:tcPr/>
-          <w:p>
-            <w:pPr>
-              <w:pStyle w:val="Compact"/>
-            </w:pPr>
-            <w:r>
-              <w:t xml:space="preserve">−0.0016 to +0.0074</w:t>
+              <w:t xml:space="preserve">0.9399</w:t>
+            </w:r>
+          </w:p>
+        </w:tc>
+        <w:tc>
+          <w:tcPr/>
+          <w:p>
+            <w:pPr>
+              <w:pStyle w:val="Compact"/>
+            </w:pPr>
+            <w:r>
+              <w:t xml:space="preserve">85.0%</w:t>
+            </w:r>
+          </w:p>
+        </w:tc>
+        <w:tc>
+          <w:tcPr/>
+          <w:p>
+            <w:pPr>
+              <w:pStyle w:val="Compact"/>
+            </w:pPr>
+            <w:r>
+              <w:t xml:space="preserve">4.33</w:t>
+            </w:r>
+          </w:p>
+        </w:tc>
+        <w:tc>
+          <w:tcPr/>
+          <w:p>
+            <w:pPr>
+              <w:pStyle w:val="Compact"/>
+            </w:pPr>
+            <w:r>
+              <w:t xml:space="preserve">−0.0060</w:t>
+            </w:r>
+          </w:p>
+        </w:tc>
+        <w:tc>
+          <w:tcPr/>
+          <w:p>
+            <w:pPr>
+              <w:pStyle w:val="Compact"/>
+            </w:pPr>
+            <w:r>
+              <w:t xml:space="preserve">−0.0113 to −0.0005</w:t>
             </w:r>
           </w:p>
         </w:tc>
@@ -3705,6 +3660,10 @@
               <w:pStyle w:val="Compact"/>
             </w:pPr>
             <w:r>
+              <w:rPr>
+                <w:b/>
+                <w:bCs/>
+              </w:rPr>
               <w:t xml:space="preserve">10 (deployed)</w:t>
             </w:r>
           </w:p>
@@ -3716,40 +3675,41 @@
               <w:pStyle w:val="Compact"/>
             </w:pPr>
             <w:r>
-              <w:t xml:space="preserve">0.9456</w:t>
-            </w:r>
-          </w:p>
-        </w:tc>
-        <w:tc>
-          <w:tcPr/>
-          <w:p>
-            <w:pPr>
-              <w:pStyle w:val="Compact"/>
-            </w:pPr>
-            <w:r>
-              <w:t xml:space="preserve">0.9345 to 0.9550</w:t>
-            </w:r>
-          </w:p>
-        </w:tc>
-        <w:tc>
-          <w:tcPr/>
-          <w:p>
-            <w:pPr>
-              <w:pStyle w:val="Compact"/>
-            </w:pPr>
-            <w:r>
-              <w:t xml:space="preserve">85.1%</w:t>
-            </w:r>
-          </w:p>
-        </w:tc>
-        <w:tc>
-          <w:tcPr/>
-          <w:p>
-            <w:pPr>
-              <w:pStyle w:val="Compact"/>
-            </w:pPr>
-            <w:r>
-              <w:t xml:space="preserve">4.35</w:t>
+              <w:rPr>
+                <w:b/>
+                <w:bCs/>
+              </w:rPr>
+              <w:t xml:space="preserve">0.9460</w:t>
+            </w:r>
+          </w:p>
+        </w:tc>
+        <w:tc>
+          <w:tcPr/>
+          <w:p>
+            <w:pPr>
+              <w:pStyle w:val="Compact"/>
+            </w:pPr>
+            <w:r>
+              <w:rPr>
+                <w:b/>
+                <w:bCs/>
+              </w:rPr>
+              <w:t xml:space="preserve">86.3%</w:t>
+            </w:r>
+          </w:p>
+        </w:tc>
+        <w:tc>
+          <w:tcPr/>
+          <w:p>
+            <w:pPr>
+              <w:pStyle w:val="Compact"/>
+            </w:pPr>
+            <w:r>
+              <w:rPr>
+                <w:b/>
+                <w:bCs/>
+              </w:rPr>
+              <w:t xml:space="preserve">4.32</w:t>
             </w:r>
           </w:p>
         </w:tc>
@@ -3795,62 +3755,51 @@
               <w:pStyle w:val="Compact"/>
             </w:pPr>
             <w:r>
-              <w:t xml:space="preserve">0.9443</w:t>
-            </w:r>
-          </w:p>
-        </w:tc>
-        <w:tc>
-          <w:tcPr/>
-          <w:p>
-            <w:pPr>
-              <w:pStyle w:val="Compact"/>
-            </w:pPr>
-            <w:r>
-              <w:t xml:space="preserve">0.9330 to 0.9532</w:t>
-            </w:r>
-          </w:p>
-        </w:tc>
-        <w:tc>
-          <w:tcPr/>
-          <w:p>
-            <w:pPr>
-              <w:pStyle w:val="Compact"/>
-            </w:pPr>
-            <w:r>
-              <w:t xml:space="preserve">83.7%</w:t>
-            </w:r>
-          </w:p>
-        </w:tc>
-        <w:tc>
-          <w:tcPr/>
-          <w:p>
-            <w:pPr>
-              <w:pStyle w:val="Compact"/>
-            </w:pPr>
-            <w:r>
-              <w:t xml:space="preserve">4.33</w:t>
-            </w:r>
-          </w:p>
-        </w:tc>
-        <w:tc>
-          <w:tcPr/>
-          <w:p>
-            <w:pPr>
-              <w:pStyle w:val="Compact"/>
-            </w:pPr>
-            <w:r>
-              <w:t xml:space="preserve">−0.0013</w:t>
-            </w:r>
-          </w:p>
-        </w:tc>
-        <w:tc>
-          <w:tcPr/>
-          <w:p>
-            <w:pPr>
-              <w:pStyle w:val="Compact"/>
-            </w:pPr>
-            <w:r>
-              <w:t xml:space="preserve">−0.0051 to +0.0026</w:t>
+              <w:t xml:space="preserve">0.9371</w:t>
+            </w:r>
+          </w:p>
+        </w:tc>
+        <w:tc>
+          <w:tcPr/>
+          <w:p>
+            <w:pPr>
+              <w:pStyle w:val="Compact"/>
+            </w:pPr>
+            <w:r>
+              <w:t xml:space="preserve">84.3%</w:t>
+            </w:r>
+          </w:p>
+        </w:tc>
+        <w:tc>
+          <w:tcPr/>
+          <w:p>
+            <w:pPr>
+              <w:pStyle w:val="Compact"/>
+            </w:pPr>
+            <w:r>
+              <w:t xml:space="preserve">4.30</w:t>
+            </w:r>
+          </w:p>
+        </w:tc>
+        <w:tc>
+          <w:tcPr/>
+          <w:p>
+            <w:pPr>
+              <w:pStyle w:val="Compact"/>
+            </w:pPr>
+            <w:r>
+              <w:t xml:space="preserve">−0.0089</w:t>
+            </w:r>
+          </w:p>
+        </w:tc>
+        <w:tc>
+          <w:tcPr/>
+          <w:p>
+            <w:pPr>
+              <w:pStyle w:val="Compact"/>
+            </w:pPr>
+            <w:r>
+              <w:t xml:space="preserve">−0.0135 to −0.0042</w:t>
             </w:r>
           </w:p>
         </w:tc>
@@ -3874,62 +3823,51 @@
               <w:pStyle w:val="Compact"/>
             </w:pPr>
             <w:r>
-              <w:t xml:space="preserve">0.9368</w:t>
-            </w:r>
-          </w:p>
-        </w:tc>
-        <w:tc>
-          <w:tcPr/>
-          <w:p>
-            <w:pPr>
-              <w:pStyle w:val="Compact"/>
-            </w:pPr>
-            <w:r>
-              <w:t xml:space="preserve">0.9251 to 0.9461</w:t>
-            </w:r>
-          </w:p>
-        </w:tc>
-        <w:tc>
-          <w:tcPr/>
-          <w:p>
-            <w:pPr>
-              <w:pStyle w:val="Compact"/>
-            </w:pPr>
-            <w:r>
-              <w:t xml:space="preserve">82.9%</w:t>
-            </w:r>
-          </w:p>
-        </w:tc>
-        <w:tc>
-          <w:tcPr/>
-          <w:p>
-            <w:pPr>
-              <w:pStyle w:val="Compact"/>
-            </w:pPr>
-            <w:r>
-              <w:t xml:space="preserve">4.30</w:t>
-            </w:r>
-          </w:p>
-        </w:tc>
-        <w:tc>
-          <w:tcPr/>
-          <w:p>
-            <w:pPr>
-              <w:pStyle w:val="Compact"/>
-            </w:pPr>
-            <w:r>
-              <w:t xml:space="preserve">−0.0089</w:t>
-            </w:r>
-          </w:p>
-        </w:tc>
-        <w:tc>
-          <w:tcPr/>
-          <w:p>
-            <w:pPr>
-              <w:pStyle w:val="Compact"/>
-            </w:pPr>
-            <w:r>
-              <w:t xml:space="preserve">−0.0141 to −0.0037</w:t>
+              <w:t xml:space="preserve">0.9402</w:t>
+            </w:r>
+          </w:p>
+        </w:tc>
+        <w:tc>
+          <w:tcPr/>
+          <w:p>
+            <w:pPr>
+              <w:pStyle w:val="Compact"/>
+            </w:pPr>
+            <w:r>
+              <w:t xml:space="preserve">84.3%</w:t>
+            </w:r>
+          </w:p>
+        </w:tc>
+        <w:tc>
+          <w:tcPr/>
+          <w:p>
+            <w:pPr>
+              <w:pStyle w:val="Compact"/>
+            </w:pPr>
+            <w:r>
+              <w:t xml:space="preserve">4.27</w:t>
+            </w:r>
+          </w:p>
+        </w:tc>
+        <w:tc>
+          <w:tcPr/>
+          <w:p>
+            <w:pPr>
+              <w:pStyle w:val="Compact"/>
+            </w:pPr>
+            <w:r>
+              <w:t xml:space="preserve">−0.0058</w:t>
+            </w:r>
+          </w:p>
+        </w:tc>
+        <w:tc>
+          <w:tcPr/>
+          <w:p>
+            <w:pPr>
+              <w:pStyle w:val="Compact"/>
+            </w:pPr>
+            <w:r>
+              <w:t xml:space="preserve">−0.0091 to −0.0029</w:t>
             </w:r>
           </w:p>
         </w:tc>
@@ -3953,62 +3891,51 @@
               <w:pStyle w:val="Compact"/>
             </w:pPr>
             <w:r>
-              <w:t xml:space="preserve">0.9340</w:t>
-            </w:r>
-          </w:p>
-        </w:tc>
-        <w:tc>
-          <w:tcPr/>
-          <w:p>
-            <w:pPr>
-              <w:pStyle w:val="Compact"/>
-            </w:pPr>
-            <w:r>
-              <w:t xml:space="preserve">0.9209 to 0.9439</w:t>
-            </w:r>
-          </w:p>
-        </w:tc>
-        <w:tc>
-          <w:tcPr/>
-          <w:p>
-            <w:pPr>
-              <w:pStyle w:val="Compact"/>
-            </w:pPr>
-            <w:r>
-              <w:t xml:space="preserve">82.6%</w:t>
-            </w:r>
-          </w:p>
-        </w:tc>
-        <w:tc>
-          <w:tcPr/>
-          <w:p>
-            <w:pPr>
-              <w:pStyle w:val="Compact"/>
-            </w:pPr>
-            <w:r>
-              <w:t xml:space="preserve">4.20</w:t>
-            </w:r>
-          </w:p>
-        </w:tc>
-        <w:tc>
-          <w:tcPr/>
-          <w:p>
-            <w:pPr>
-              <w:pStyle w:val="Compact"/>
-            </w:pPr>
-            <w:r>
-              <w:t xml:space="preserve">−0.0118</w:t>
-            </w:r>
-          </w:p>
-        </w:tc>
-        <w:tc>
-          <w:tcPr/>
-          <w:p>
-            <w:pPr>
-              <w:pStyle w:val="Compact"/>
-            </w:pPr>
-            <w:r>
-              <w:t xml:space="preserve">−0.0169 to −0.0069</w:t>
+              <w:t xml:space="preserve">0.9371</w:t>
+            </w:r>
+          </w:p>
+        </w:tc>
+        <w:tc>
+          <w:tcPr/>
+          <w:p>
+            <w:pPr>
+              <w:pStyle w:val="Compact"/>
+            </w:pPr>
+            <w:r>
+              <w:t xml:space="preserve">83.9%</w:t>
+            </w:r>
+          </w:p>
+        </w:tc>
+        <w:tc>
+          <w:tcPr/>
+          <w:p>
+            <w:pPr>
+              <w:pStyle w:val="Compact"/>
+            </w:pPr>
+            <w:r>
+              <w:t xml:space="preserve">4.17</w:t>
+            </w:r>
+          </w:p>
+        </w:tc>
+        <w:tc>
+          <w:tcPr/>
+          <w:p>
+            <w:pPr>
+              <w:pStyle w:val="Compact"/>
+            </w:pPr>
+            <w:r>
+              <w:t xml:space="preserve">−0.0088</w:t>
+            </w:r>
+          </w:p>
+        </w:tc>
+        <w:tc>
+          <w:tcPr/>
+          <w:p>
+            <w:pPr>
+              <w:pStyle w:val="Compact"/>
+            </w:pPr>
+            <w:r>
+              <w:t xml:space="preserve">−0.0129 to −0.0052</w:t>
             </w:r>
           </w:p>
         </w:tc>
@@ -4019,7 +3946,7 @@
         <w:pStyle w:val="BodyText"/>
       </w:pPr>
       <w:r>
-        <w:t xml:space="preserve">Note. Paired bootstrap, 2,000 resamples over 3,912 test ears. Floors of 6 to 12 dB form a plateau within 0.005 κ of the peak at 8 dB; 4 dB and 14 to 16 dB differ significantly from the deployed setting. Mean absolute error falls monotonically with width while categorical agreement turns over, so the two diverge at the wide end.</w:t>
+        <w:t xml:space="preserve">Note. Paired bootstrap, 2,000 resamples over 3,913 test ears. The deployed 10 dB floor is the best performing setting; every other floor except 4 dB differs significantly from it. Mean absolute error falls monotonically with width while categorical agreement turns over, so the two diverge at the wide end, wider shoulders smoothing the graded output while blurring the boundary.</w:t>
       </w:r>
     </w:p>
     <w:p>
@@ -4120,7 +4047,7 @@
               <w:pStyle w:val="Compact"/>
             </w:pPr>
             <w:r>
-              <w:t xml:space="preserve">0.959</w:t>
+              <w:t xml:space="preserve">0.961</w:t>
             </w:r>
           </w:p>
         </w:tc>
@@ -4144,18 +4071,18 @@
               <w:pStyle w:val="Compact"/>
             </w:pPr>
             <w:r>
-              <w:t xml:space="preserve">96.5%</w:t>
-            </w:r>
-          </w:p>
-        </w:tc>
-        <w:tc>
-          <w:tcPr/>
-          <w:p>
-            <w:pPr>
-              <w:pStyle w:val="Compact"/>
-            </w:pPr>
-            <w:r>
-              <w:t xml:space="preserve">96.0%</w:t>
+              <w:t xml:space="preserve">96.9%</w:t>
+            </w:r>
+          </w:p>
+        </w:tc>
+        <w:tc>
+          <w:tcPr/>
+          <w:p>
+            <w:pPr>
+              <w:pStyle w:val="Compact"/>
+            </w:pPr>
+            <w:r>
+              <w:t xml:space="preserve">96.7%</w:t>
             </w:r>
           </w:p>
         </w:tc>
@@ -4179,18 +4106,18 @@
               <w:pStyle w:val="Compact"/>
             </w:pPr>
             <w:r>
-              <w:t xml:space="preserve">85.1%</w:t>
-            </w:r>
-          </w:p>
-        </w:tc>
-        <w:tc>
-          <w:tcPr/>
-          <w:p>
-            <w:pPr>
-              <w:pStyle w:val="Compact"/>
-            </w:pPr>
-            <w:r>
-              <w:t xml:space="preserve">88.0%</w:t>
+              <w:t xml:space="preserve">86.3%</w:t>
+            </w:r>
+          </w:p>
+        </w:tc>
+        <w:tc>
+          <w:tcPr/>
+          <w:p>
+            <w:pPr>
+              <w:pStyle w:val="Compact"/>
+            </w:pPr>
+            <w:r>
+              <w:t xml:space="preserve">90.5%</w:t>
             </w:r>
           </w:p>
         </w:tc>
@@ -4214,18 +4141,18 @@
               <w:pStyle w:val="Compact"/>
             </w:pPr>
             <w:r>
-              <w:t xml:space="preserve">18.7%</w:t>
-            </w:r>
-          </w:p>
-        </w:tc>
-        <w:tc>
-          <w:tcPr/>
-          <w:p>
-            <w:pPr>
-              <w:pStyle w:val="Compact"/>
-            </w:pPr>
-            <w:r>
-              <w:t xml:space="preserve">29.5%</w:t>
+              <w:t xml:space="preserve">17.8%</w:t>
+            </w:r>
+          </w:p>
+        </w:tc>
+        <w:tc>
+          <w:tcPr/>
+          <w:p>
+            <w:pPr>
+              <w:pStyle w:val="Compact"/>
+            </w:pPr>
+            <w:r>
+              <w:t xml:space="preserve">29.7%</w:t>
             </w:r>
           </w:p>
         </w:tc>
@@ -4249,18 +4176,18 @@
               <w:pStyle w:val="Compact"/>
             </w:pPr>
             <w:r>
-              <w:t xml:space="preserve">99.1%</w:t>
-            </w:r>
-          </w:p>
-        </w:tc>
-        <w:tc>
-          <w:tcPr/>
-          <w:p>
-            <w:pPr>
-              <w:pStyle w:val="Compact"/>
-            </w:pPr>
-            <w:r>
-              <w:t xml:space="preserve">99.4%</w:t>
+              <w:t xml:space="preserve">99.2%</w:t>
+            </w:r>
+          </w:p>
+        </w:tc>
+        <w:tc>
+          <w:tcPr/>
+          <w:p>
+            <w:pPr>
+              <w:pStyle w:val="Compact"/>
+            </w:pPr>
+            <w:r>
+              <w:t xml:space="preserve">99.3%</w:t>
             </w:r>
           </w:p>
         </w:tc>
@@ -4284,18 +4211,18 @@
               <w:pStyle w:val="Compact"/>
             </w:pPr>
             <w:r>
-              <w:t xml:space="preserve">0.812</w:t>
-            </w:r>
-          </w:p>
-        </w:tc>
-        <w:tc>
-          <w:tcPr/>
-          <w:p>
-            <w:pPr>
-              <w:pStyle w:val="Compact"/>
-            </w:pPr>
-            <w:r>
-              <w:t xml:space="preserve">0.844</w:t>
+              <w:t xml:space="preserve">0.800</w:t>
+            </w:r>
+          </w:p>
+        </w:tc>
+        <w:tc>
+          <w:tcPr/>
+          <w:p>
+            <w:pPr>
+              <w:pStyle w:val="Compact"/>
+            </w:pPr>
+            <w:r>
+              <w:t xml:space="preserve">0.840</w:t>
             </w:r>
           </w:p>
         </w:tc>
@@ -4319,53 +4246,18 @@
               <w:pStyle w:val="Compact"/>
             </w:pPr>
             <w:r>
-              <w:t xml:space="preserve">4.35</w:t>
-            </w:r>
-          </w:p>
-        </w:tc>
-        <w:tc>
-          <w:tcPr/>
-          <w:p>
-            <w:pPr>
-              <w:pStyle w:val="Compact"/>
-            </w:pPr>
-            <w:r>
-              <w:t xml:space="preserve">3.74</w:t>
-            </w:r>
-          </w:p>
-        </w:tc>
-      </w:tr>
-      <w:tr>
-        <w:tc>
-          <w:tcPr/>
-          <w:p>
-            <w:pPr>
-              <w:pStyle w:val="Compact"/>
-            </w:pPr>
-            <w:r>
-              <w:t xml:space="preserve">Bland-Altman bias (dB)</w:t>
-            </w:r>
-          </w:p>
-        </w:tc>
-        <w:tc>
-          <w:tcPr/>
-          <w:p>
-            <w:pPr>
-              <w:pStyle w:val="Compact"/>
-            </w:pPr>
-            <w:r>
-              <w:t xml:space="preserve">+0.25</w:t>
-            </w:r>
-          </w:p>
-        </w:tc>
-        <w:tc>
-          <w:tcPr/>
-          <w:p>
-            <w:pPr>
-              <w:pStyle w:val="Compact"/>
-            </w:pPr>
-            <w:r>
-              <w:t xml:space="preserve">+0.13</w:t>
+              <w:t xml:space="preserve">4.32</w:t>
+            </w:r>
+          </w:p>
+        </w:tc>
+        <w:tc>
+          <w:tcPr/>
+          <w:p>
+            <w:pPr>
+              <w:pStyle w:val="Compact"/>
+            </w:pPr>
+            <w:r>
+              <w:t xml:space="preserve">3.69</w:t>
             </w:r>
           </w:p>
         </w:tc>
@@ -4376,7 +4268,7 @@
         <w:pStyle w:val="BodyText"/>
       </w:pPr>
       <w:r>
-        <w:t xml:space="preserve">Note. For reference, scoring the Clark six-category system against the WHO 2021 boundaries returns kappa 0.875, so the categories must be fitted to the boundaries being claimed. The 2021 arm faces the harder borderline population, with 29.5% of ears within 5 dB of a boundary against 18.7%.</w:t>
+        <w:t xml:space="preserve">Note. For reference, scoring the Clark six-category system against the WHO 2021 boundaries returns kappa 0.864, so the categories must be fitted to the boundaries being claimed. The 2021 arm faces the harder borderline population, with 29.7% of ears within 5 dB of a boundary against 17.8%.</w:t>
       </w:r>
     </w:p>
     <w:bookmarkEnd w:id="83"/>
@@ -4420,7 +4312,7 @@
         <w:t xml:space="preserve"> </w:t>
       </w:r>
       <w:r>
-        <w:t xml:space="preserve">(a) Bland-Altman plot of the difference between FAI and PTA-4 against their mean on the held-out test set. The FAI is a defuzzified index on a 0 to 100 universe rather than a decibel quantity, so it is mapped onto the decibel scale before differencing, using FAI = 0.890 × PTA-4 + 3.11 fitted on the training partition (r = 0.887); bias +0.25 dB, 95% limits of agreement −11.2 to +11.7 dB. (b) Classification agreement as a function of distance from the nearest Clark severity boundary. The FAI matches the crisp grade on 99.1% of clear cases (≥6 dB from a boundary) and returns graded membership on 85.1% of borderline cases (±5 dB).</w:t>
+        <w:t xml:space="preserve">(a) Bland-Altman plot of the difference between FAI and PTA-4 against their mean on the held-out test set. The FAI is a defuzzified index on a 0 to 100 universe rather than a decibel quantity, so it is mapped onto the decibel scale before differencing, using FAI = 0.890 × PTA-4 + 3.11 fitted on the training partition (r = 0.887); bias −0.13 dB, 95% limits of agreement −11.5 to +11.2 dB. (b) Classification agreement as a function of distance from the nearest Clark severity boundary. The FAI matches the crisp grade on 99.2% of clear cases (≥6 dB from a boundary) and returns graded membership on 86.3% of borderline cases (±5 dB).</w:t>
       </w:r>
       <w:r>
         <w:t xml:space="preserve"> </w:t>

--- a/manuscript/Manuscript_CMPB_v4.docx
+++ b/manuscript/Manuscript_CMPB_v4.docx
@@ -80,7 +80,7 @@
         <w:t xml:space="preserve"> </w:t>
       </w:r>
       <w:r>
-        <w:t xml:space="preserve">Among 19,623 ears from 9,843 adults, the FAI achieved kappa 0.946 against the reference grade, 96.9% overall agreement and a mean absolute error of 4.32 dB, with 99.1% agreement for clear cases and 85.1% within 5 dB of a boundary. An ordinal logistic model recovered the reference grade exactly in all 3,913 test ears with a Brier score of zero, establishing that the reference label is a deterministic thresholding of its input.</w:t>
+        <w:t xml:space="preserve">Among 19,623 ears from 9,843 adults, the FAI achieved kappa 0.946 against the reference grade, 96.9% overall agreement and a mean absolute error of 4.32 dB, with 99.2% agreement for clear cases and 86.3% within 5 dB of a boundary. An ordinal logistic model recovered the reference grade exactly in all 3,913 test ears with a Brier score of zero, establishing that the reference label is a deterministic thresholding of its input.</w:t>
       </w:r>
     </w:p>
     <w:p>
@@ -789,7 +789,7 @@
         <w:pStyle w:val="FirstParagraph"/>
       </w:pPr>
       <w:r>
-        <w:t xml:space="preserve">The cohort comprised 10,889 adults aged 20-69 years (mean 43.9). After exclusions, 19,623 ears from 9,843 adults had complete air-conduction thresholds at all seven frequencies: 15,710 ears (7,881 participants) in the training set and 3,913 (1,962 participants) in the test set. Thresholds were right-skewed with a floor effect at 0 to 10 dB HL, rising from 11.2 dB HL at 500 Hz to 27.4 dB HL at 8 kHz, consistent with age-related and noise-induced high-frequency loss. Under the WHO PTA-4 classification</w:t>
+        <w:t xml:space="preserve">The cohort comprised 10,889 adults aged 20-69. After exclusions, 19,623 ears from 9,843 adults had complete air-conduction thresholds at all seven frequencies: 15,710 ears (7,881 participants) in the training set and 3,913 (1,962 participants) in the test set. Thresholds were right-skewed with a floor effect at 0 to 10 dB HL, rising from 11.2 dB HL at 500 Hz to 27.4 dB HL at 8 kHz, consistent with age-related and noise-induced high-frequency loss. Under the WHO PTA-4 classification</w:t>
       </w:r>
       <w:r>
         <w:t xml:space="preserve"> </w:t>
@@ -860,7 +860,7 @@
         <w:pStyle w:val="FirstParagraph"/>
       </w:pPr>
       <w:r>
-        <w:t xml:space="preserve">On the test set the FAI achieved weighted Cohen’s κ = 0.946 against the Clark PTA-4 grade, with 96.9% overall agreement and a mean absolute error of 4.32 dB. Agreement 99.1% for clear cases (≥6 dB from a boundary) and 85.1% within the borderline zone (±5 dB, 18.7% of test ears). Spearman’s correlation was 0.812, restricted in range because 86.9% of test ears are normal and the upper tail is compressed; kappa and MAE are therefore the more direct agreement measures.</w:t>
+        <w:t xml:space="preserve">On the test set the FAI achieved weighted Cohen’s κ = 0.946 against the Clark PTA-4 grade, with 96.9% overall agreement and a mean absolute error of 4.32 dB. Agreement 99.2% for clear cases (≥6 dB from a boundary) and 86.3% within the borderline zone (±5 dB, 18.7% of test ears). Spearman’s correlation was 0.812, restricted in range because 86.9% of test ears are normal and the upper tail is compressed; kappa and MAE are therefore the more direct agreement measures.</w:t>
       </w:r>
     </w:p>
     <w:p>
@@ -868,7 +868,7 @@
         <w:pStyle w:val="BodyText"/>
       </w:pPr>
       <w:r>
-        <w:t xml:space="preserve">Per-class performance is given in Table 1. Sensitivity was 0.980 for normal and 0.950 for mild but fell to 0.621 for moderate and 0.500 for moderately severe loss, macro-averaged sensitivity was 0.786 against the 96.5% overall figure, which the normal majority largely determines. Of 138 disagreements, 104 moved upward by one grade and 34 downward, a predominantly upward error structure that increases false-positive referrals.</w:t>
+        <w:t xml:space="preserve">Per-class performance is given in Table 1. Sensitivity was 0.978 for normal and 0.977 for mild, fell to 0.507 for moderate and recovered to 0.885 for moderately severe; macro-averaged sensitivity was 0.891 against the 96.9% overall figure, which the normal class, 89.1% of test ears, determines. Of 122 disagreements, 101 moved upward by one grade and 21 downward, a predominantly upward error structure that increases false-positive referrals.</w:t>
       </w:r>
     </w:p>
     <w:bookmarkEnd w:id="27"/>
@@ -1127,7 +1127,7 @@
         <w:pStyle w:val="BodyText"/>
       </w:pPr>
       <w:r>
-        <w:t xml:space="preserve">What survives is discrimination among approximations. Gradient boosting, on seven-frequency input, scored kappa 0.9832 against the memberships’ 0.9453, with a lower Brier score (0.0136 against 0.0482), lower log loss (0.0302 against 0.0810) and better calibration (expected calibration error 0.0021 against 0.0266). Read on one threshold rather than seven the index is at an information disadvantage no construction removes, so its contribution is not accuracy. Trapezoidal memberships express thresholds on a continuous quantity natively, whereas a tree ensemble must approximate that step function through axis-aligned splits on noisy inputs. It is the probabilistic properties that discriminate, what the index offers instead is an inspectable rule base, a graded output no crisp classifier provides, and explicit behaviour at the boundaries where graders disagree. Membership degrees are not probabilities: they express graded belonging to a category, the vagueness of a boundary, rather than the aleatory uncertainty of an outcome, and are scored as a distribution over grades rather than a belief about one.</w:t>
+        <w:t xml:space="preserve">What survives is discrimination among approximations. Gradient boosting, on seven-frequency input, scored kappa 0.9832 against the memberships’ 0.9453, with a lower Brier score (0.0136 against 0.0482), lower log loss (0.0302 against 0.0810) and better calibration (expected calibration error 0.0021 against 0.0266). Read on one threshold rather than seven the index is at an information disadvantage no construction removes, so its contribution is not accuracy. Trapezoidal memberships express thresholds on a continuous quantity natively, whereas a tree ensemble must approximate that step function through axis-aligned splits on noisy inputs. The probabilistic properties discriminate, what the index offers instead is an inspectable rule base, a graded output no crisp classifier provides, and explicit behaviour at the boundaries where graders disagree. Membership degrees are not probabilities: they express graded belonging to a category, the vagueness of a boundary, rather than the aleatory uncertainty of an outcome, and are scored as a distribution over grades rather than a belief about one.</w:t>
       </w:r>
     </w:p>
     <w:bookmarkEnd w:id="36"/>
@@ -1181,7 +1181,7 @@
         <w:pStyle w:val="FirstParagraph"/>
       </w:pPr>
       <w:r>
-        <w:t xml:space="preserve">In audiologic triage the FAI could refine referral pathways by flagging patients who straddle severity boundaries, so a borderline case is monitored rather than forced into a category that misstates the loss. Prescriptive methods such as NAL-NL2</w:t>
+        <w:t xml:space="preserve">In triage the FAI could refine referral pathways by flagging patients who straddle severity boundaries, so a borderline case is monitored rather than forced into a category that misstates the loss. Prescriptive methods such as NAL-NL2</w:t>
       </w:r>
       <w:r>
         <w:t xml:space="preserve"> </w:t>
@@ -1205,7 +1205,7 @@
         <w:t xml:space="preserve"> </w:t>
       </w:r>
       <w:r>
-        <w:t xml:space="preserve">change compression ratios discretely at severity boundaries, whereas a configuration vector could guide frequency-specific amplification for notched or sloping patterns in which the PTA is a poor summary. For ototoxicity monitoring, the temporal tracking module flags sub-threshold FAI changes without a PTA boundary crossing, an early warning that conventional staging misses and that requires prospective validation.</w:t>
+        <w:t xml:space="preserve">already derive frequency-specific gain from the full audiogram, so the index is not a fitting prescription: its contribution is automated triage and remote screening, and a configuration summary for notched or sloping patterns the PTA obscures. For ototoxicity monitoring, the temporal module flags sub-threshold FAI changes without a PTA boundary crossing, an early warning conventional staging misses and that requires prospective validation.</w:t>
       </w:r>
     </w:p>
     <w:bookmarkEnd w:id="38"/>
@@ -1338,7 +1338,7 @@
         <w:pStyle w:val="FirstParagraph"/>
       </w:pPr>
       <w:r>
-        <w:t xml:space="preserve">Additional inputs can be accommodated by adding membership functions and rules, and a web-based calculator with a REST API for EHR integration has been deployed for clinical evaluation. Future work will validate the system prospectively, explore neuro-fuzzy approaches such as ANFIS</w:t>
+        <w:t xml:space="preserve">Additional inputs can be accommodated by adding membership functions and rules, and a calculator with a REST API for EHR integration has been deployed for clinical evaluation. Future work will validate the system prospectively, explore neuro-fuzzy approaches such as ANFIS</w:t>
       </w:r>
       <w:r>
         <w:t xml:space="preserve"> </w:t>

--- a/manuscript/Manuscript_CMPB_v4.docx
+++ b/manuscript/Manuscript_CMPB_v4.docx
@@ -44,7 +44,7 @@
         <w:t xml:space="preserve"> </w:t>
       </w:r>
       <w:r>
-        <w:t xml:space="preserve">Pure-tone audiometry is summarised by the pure-tone average and graded against fixed severity boundaries, which forces a binary verdict on thresholds that carry graded information. A Mamdani fuzzy inference system was developed to return a continuous index, and validated against the WHO PTA-4 schema.</w:t>
+        <w:t xml:space="preserve">Pure-tone audiometry is summarised by the pure-tone average and graded against fixed severity boundaries, which forces a binary verdict on thresholds that carry graded information. A Mamdani fuzzy inference system was developed to return a continuous index, and validated against the six-category Clark PTA-4 schema.</w:t>
       </w:r>
     </w:p>
     <w:p>
@@ -80,7 +80,7 @@
         <w:t xml:space="preserve"> </w:t>
       </w:r>
       <w:r>
-        <w:t xml:space="preserve">Among 19,623 ears from 9,843 adults, the FAI achieved kappa 0.946 against the reference grade, 96.9% overall agreement and a mean absolute error of 4.32 dB, with 99.2% agreement for clear cases and 86.3% within 5 dB of a boundary. An ordinal logistic model recovered the reference grade exactly in all 3,913 test ears with a Brier score of zero, establishing that the reference label is a deterministic thresholding of its input.</w:t>
+        <w:t xml:space="preserve">Among 19,623 ears from 9,843 adults, the FAI achieved kappa 0.946 against the reference grade, 96.9% overall agreement and a mean absolute error of 4.32 dB, with 99.2% agreement for clear cases and 86.3% within 5 dB of a boundary. Macro-averaged sensitivity was 0.891 and macro-averaged specificity 0.992, against 96.9% overall agreement that the normal class, 89.1% of ears, largely determines. An ordinal logistic model recovered the reference grade exactly in all 3,913 test ears with a Brier score of zero, establishing that the reference label is a deterministic thresholding of its input.</w:t>
       </w:r>
     </w:p>
     <w:p>
@@ -98,7 +98,7 @@
         <w:t xml:space="preserve"> </w:t>
       </w:r>
       <w:r>
-        <w:t xml:space="preserve">The framework reproduces the reference classification while preserving the gradation that crisp thresholds discard. Because the reference label is a deterministic function of the pure-tone average, agreement cannot evidence the graded representation’s value, and the probabilistic metrics are where the comparison carries information.</w:t>
+        <w:t xml:space="preserve">The framework reproduces the reference classification while preserving the gradation that crisp thresholds discard. Because the reference label is a deterministic function of the pure-tone average, agreement cannot evidence the graded representation’s value; a seven-frequency learner outperforms the index on accuracy and calibration, locating its contribution in interpretability and a graded output rather than in loss minimisation.</w:t>
       </w:r>
     </w:p>
     <w:p>
@@ -181,7 +181,7 @@
         <w:pStyle w:val="BodyText"/>
       </w:pPr>
       <w:r>
-        <w:t xml:space="preserve">Approaches that soften these boundaries have been proposed. Machine-learning systems that digitise audiogram images by object detection classify the same crisp severity levels without an inspectable decision</w:t>
+        <w:t xml:space="preserve">Approaches that soften these boundaries have been proposed. Machine-learning systems that digitise audiogram images classify the same crisp severity levels without an inspectable decision</w:t>
       </w:r>
       <w:r>
         <w:t xml:space="preserve"> </w:t>
@@ -190,7 +190,7 @@
         <w:t xml:space="preserve">[3]</w:t>
       </w:r>
       <w:r>
-        <w:t xml:space="preserve">; preclinical work in the same vein detects cochlear synaptopathy from murine auditory brainstem responses</w:t>
+        <w:t xml:space="preserve">; preclinical work in the same vein detects cochlear synaptopathy in mice</w:t>
       </w:r>
       <w:r>
         <w:t xml:space="preserve"> </w:t>
@@ -216,7 +216,7 @@
         <w:pStyle w:val="BodyText"/>
       </w:pPr>
       <w:r>
-        <w:t xml:space="preserve">Fuzzy set theory fits that requirement. Membership functions express partial belonging rather than binary assignment, and a Mamdani system</w:t>
+        <w:t xml:space="preserve">Fuzzy set theory fits that requirement: membership functions express partial belonging rather than binary assignment, and a Mamdani system</w:t>
       </w:r>
       <w:r>
         <w:t xml:space="preserve"> </w:t>
@@ -228,7 +228,7 @@
         <w:t xml:space="preserve"> </w:t>
       </w:r>
       <w:r>
-        <w:t xml:space="preserve">states its rules in terms a clinician can read and modify. Fuzzy approaches have been applied across clinical diagnosis since their introduction</w:t>
+        <w:t xml:space="preserve">states its rules in terms a clinician can read and modify. Fuzzy approaches have been applied across clinical diagnosis</w:t>
       </w:r>
       <w:r>
         <w:t xml:space="preserve"> </w:t>
@@ -249,7 +249,7 @@
         <w:t xml:space="preserve">[9]</w:t>
       </w:r>
       <w:r>
-        <w:t xml:space="preserve">, but no published system integrates severity classification, configuration typing, asymmetry grading and temporal tracking in one inspectable framework validated on population-level audiometric data.</w:t>
+        <w:t xml:space="preserve">, but no published system integrates severity classification, configuration typing, asymmetry and temporal tracking in one inspectable framework validated on population-level data.</w:t>
       </w:r>
     </w:p>
     <w:p>
@@ -257,7 +257,7 @@
         <w:pStyle w:val="BodyText"/>
       </w:pPr>
       <w:r>
-        <w:t xml:space="preserve">This study develops such a framework and validates it on a large nationally representative cohort. The objectives were to construct severity membership functions forming a formal Ruspini partition; to validate the index on a held-out test set with a participant-level split; to benchmark its graded output against probabilistic multi-class models using proper scoring rules; to determine empirically how the width of the graded region affects agreement; and to establish how far the results depend on the classification schema rather than on the method.</w:t>
+        <w:t xml:space="preserve">This study develops such a framework and validates it on a large nationally representative cohort. The objectives were to construct severity memberships forming a formal Ruspini partition; to validate the index on a held-out participant-level split; to benchmark its graded output against probabilistic models using proper scoring rules; to determine how the width of the graded region affects agreement; and to test how far the results depend on the classification schema rather than the method.</w:t>
       </w:r>
     </w:p>
     <w:bookmarkEnd w:id="11"/>
@@ -392,7 +392,7 @@
         <w:t xml:space="preserve">[1]</w:t>
       </w:r>
       <w:r>
-        <w:t xml:space="preserve">, the convention in most clinical reporting; Clark defined those tiers on the three-frequency average, and they are applied here to the four-frequency window that WHO later adopted for grading. WHO’s own grade tables use five categories at 20 dB steps</w:t>
+        <w:t xml:space="preserve">, the convention in most clinical reporting; Clark defined those tiers on the three-frequency average, and they are applied here to the four-frequency window that WHO later adopted for grading. Algorithm 1 states the construction formally: cores are held at their empirical percentiles, adjacent shoulders are set to meet, and any interior gap below the floor is widened symmetrically about its midpoint. The floor is thus satisfied without moving a core, which is what preserves the sum at unity. WHO’s own grade tables use five categories at 20 dB steps</w:t>
       </w:r>
       <w:r>
         <w:t xml:space="preserve"> </w:t>
@@ -895,7 +895,7 @@
         <w:pStyle w:val="FirstParagraph"/>
       </w:pPr>
       <w:r>
-        <w:t xml:space="preserve">Agreement recovered with distance from the nearest boundary (Figure 2b): 86.3% within ±5 dB, 91.0% at 10 dB and 94.3% at 15 dB. Bland-Altman analysis (Figure 2a) compared the FAI with PTA-4 after a linear transfer fitted on the training partition mapped the index onto the decibel scale, FAI = 0.890 x PTA + 3.11 (r = 0.887). The sub-unity slope follows from centroid defuzzification, which returns the centre of mass of the aggregated output and so compresses the ends of the universe: mean difference +0.25 dB with 95% limits of agreement −11.2 to +11.7 dB, with a proportionate bias widening by 0.13 dB per decibel of mean level.</w:t>
+        <w:t xml:space="preserve">Agreement recovered with distance from the boundary (Figure 2b): 86.3% within ±5 dB, 91.0% at 10 dB and 94.3% at 15 dB. Bland-Altman analysis (Figure 2a) compared the FAI with PTA-4 after a linear transfer fitted on the training partition mapped the index onto decibels, FAI = 0.890 x PTA + 3.11 (r = 0.887). The sub-unity slope follows from centroid defuzzification, which returns the centre of mass of the aggregated output and compresses the ends of the universe: mean difference −0.13 dB with 95% limits of agreement −11.5 to +11.2 dB, with a proportionate bias of 0.13 dB per decibel.</w:t>
       </w:r>
     </w:p>
     <w:bookmarkEnd w:id="28"/>
@@ -922,7 +922,7 @@
         <w:pStyle w:val="FirstParagraph"/>
       </w:pPr>
       <w:r>
-        <w:t xml:space="preserve">Table 2 reports the probabilistic benchmark. A proportional-odds ordinal logistic regression on the primary threshold alone reproduced the reference grade exactly in all 3,913 test ears, with a Brier score and log loss of 0.0000, and the same model on all seven frequencies performed identically. The reference label is therefore not a prediction target but a deterministic thresholding of the pure-tone average, so agreement metrics cannot discriminate between models here: any model able to represent monotone thresholds recovers the label exactly, and residual differences measure how well each approximation fits a step function.</w:t>
+        <w:t xml:space="preserve">Table 2 reports the probabilistic benchmark. A proportional-odds ordinal logistic regression on the primary threshold alone reproduced the reference grade exactly in all 3,913 test ears, with a Brier score and log loss of 0.0000, as did the same model on all seven frequencies. The reference label is therefore not a prediction target but a deterministic thresholding of the pure-tone average, so agreement metrics cannot discriminate between models: any model able to represent monotone thresholds recovers it exactly, so residuals measure how well each approximation fits a step function.</w:t>
       </w:r>
     </w:p>
     <w:p>
@@ -930,7 +930,7 @@
         <w:pStyle w:val="BodyText"/>
       </w:pPr>
       <w:r>
-        <w:t xml:space="preserve">Among the models that do not saturate, the FAI membership vector returned a Brier score of 0.0474, log loss 0.0805 and expected calibration error 0.0300, against 0.0479, 0.2771 and 0.0304 for gradient boosting on the richer seven-frequency input. The memberships were as well calibrated as gradient boosting and substantially better on log loss from less input, and their arg-max recovered the reference grade at kappa 0.9564, exceeding the 0.946 from the separately calibrated thresholds.</w:t>
+        <w:t xml:space="preserve">Among the models that do not saturate, the FAI membership vector returned a Brier score of 0.0482, log loss 0.0810 and expected calibration error 0.0266, against 0.0136, 0.0302 and 0.0021 for gradient boosting on the richer seven-frequency input. The ensemble was better on every metric, so the index is not competitive with it on accuracy: read on one threshold rather than seven, its arg-max recovered the reference grade at kappa 0.9453.</w:t>
       </w:r>
     </w:p>
     <w:bookmarkEnd w:id="29"/>
@@ -1119,7 +1119,7 @@
         <w:pStyle w:val="FirstParagraph"/>
       </w:pPr>
       <w:r>
-        <w:t xml:space="preserve">The probabilistic benchmark produced the key result. A proportional-odds ordinal logistic regression recovered the reference grade exactly in all 3,913 test ears with a Brier score of zero, which is not a strong model but proof the label is a deterministic monotone function of the pure-tone average. The mechanism is complete quasi-separation: the maximum-likelihood estimate diverges because no interior optimum exists, so the fitted probabilities are exactly 0 and 1 rather than close to them. Because the label is a thresholding, any model able to represent monotone thresholds recovers it exactly and agreement metrics saturate, so a graded representation cannot be shown to be better by kappa.</w:t>
+        <w:t xml:space="preserve">The probabilistic benchmark produced the key result. A proportional-odds ordinal logistic regression recovered the reference grade exactly in all 3,913 test ears with a Brier score of zero, which is not a strong model but proof the label is a deterministic monotone function of the pure-tone average. The mechanism is complete quasi-separation: the maximum-likelihood estimate diverges, having no interior optimum, so the fitted probabilities are exactly 0 and 1. Agreement metrics therefore saturate, so a graded representation cannot be shown to be better by kappa.</w:t>
       </w:r>
     </w:p>
     <w:p>
@@ -1127,7 +1127,7 @@
         <w:pStyle w:val="BodyText"/>
       </w:pPr>
       <w:r>
-        <w:t xml:space="preserve">What survives is discrimination among approximations. Gradient boosting, on seven-frequency input, scored kappa 0.9832 against the memberships’ 0.9453, with a lower Brier score (0.0136 against 0.0482), lower log loss (0.0302 against 0.0810) and better calibration (expected calibration error 0.0021 against 0.0266). Read on one threshold rather than seven the index is at an information disadvantage no construction removes, so its contribution is not accuracy. Trapezoidal memberships express thresholds on a continuous quantity natively, whereas a tree ensemble must approximate that step function through axis-aligned splits on noisy inputs. The probabilistic properties discriminate, what the index offers instead is an inspectable rule base, a graded output no crisp classifier provides, and explicit behaviour at the boundaries where graders disagree. Membership degrees are not probabilities: they express graded belonging to a category, the vagueness of a boundary, rather than the aleatory uncertainty of an outcome, and are scored as a distribution over grades rather than a belief about one.</w:t>
+        <w:t xml:space="preserve">What survives is discrimination among approximations. Gradient boosting, on seven-frequency input, scored kappa 0.9832 against the memberships’ 0.9453, with a lower Brier score (0.0136 against 0.0482), lower log loss (0.0302 against 0.0810) and better calibration (expected calibration error 0.0021 against 0.0266). Read on one threshold rather than seven the index is at an information disadvantage no construction removes. The probabilistic properties discriminate. What the index offers instead is an inspectable rule base, a graded output no crisp classifier provides, and explicit behaviour at the boundaries where graders disagree. Membership degrees are not probabilities: they express graded belonging to a category, the vagueness of a boundary, rather than the aleatory uncertainty of an outcome, and are scored as a distribution over grades rather than a belief about one.</w:t>
       </w:r>
     </w:p>
     <w:bookmarkEnd w:id="36"/>
@@ -1154,7 +1154,7 @@
         <w:pStyle w:val="FirstParagraph"/>
       </w:pPr>
       <w:r>
-        <w:t xml:space="preserve">The construction is not tied to the 25/40/55/70/90 boundaries, which trace to Clark rather than to WHO. The same cores, partition and calibration applied to the 2021 boundaries produced a better-calibrated system with lower absolute error, so the framework is schema-agnostic and agreement figures are interpretable only against the schema they were computed with. A change to WHO’s grade table would require recalibration, not redesign.</w:t>
+        <w:t xml:space="preserve">The construction is not tied to the 25/40/55/70/90 boundaries, which trace to Clark rather than to WHO. The same cores, partition and calibration applied to the 2021 boundaries produced a better-calibrated system with lower absolute error, so the framework is schema-agnostic and agreement figures are interpretable only against the schema they were computed with. A change to WHO’s grade table would require recalibration, not redesign. A Takagi-Sugeno-Kang system would avoid the boundary compression of centroid defuzzification and map onto decibels directly, but it replaces the linguistic consequent with a numeric one, discarding the rule trace a clinician can read and a regulator can review; that interpretability is why a Mamdani architecture was retained.</w:t>
       </w:r>
     </w:p>
     <w:bookmarkEnd w:id="37"/>
@@ -1181,7 +1181,7 @@
         <w:pStyle w:val="FirstParagraph"/>
       </w:pPr>
       <w:r>
-        <w:t xml:space="preserve">In triage the FAI could refine referral pathways by flagging patients who straddle severity boundaries, so a borderline case is monitored rather than forced into a category that misstates the loss. Prescriptive methods such as NAL-NL2</w:t>
+        <w:t xml:space="preserve">In triage the FAI could flag patients who straddle a severity boundary, so a borderline case is monitored rather than forced into a category that misstates it. Prescriptive methods such as NAL-NL2</w:t>
       </w:r>
       <w:r>
         <w:t xml:space="preserve"> </w:t>
@@ -1283,7 +1283,7 @@
         <w:pStyle w:val="FirstParagraph"/>
       </w:pPr>
       <w:r>
-        <w:t xml:space="preserve">Only air-conduction thresholds were used, so the framework grades combined air-conduction loss and cannot separate sensorineural from conductive or mixed components; the complex-interaction rules therefore capture contour rather than pathophysiological mixed loss. The rule base has not undergone formal Delphi consensus. The three cycles covered adults aged 20 to 69 years, so children and older adults are not represented, some configurations remain underrepresented, and extended high-frequency audiometry was not covered.</w:t>
+        <w:t xml:space="preserve">Only air-conduction thresholds were used, so the framework grades combined loss and cannot separate sensorineural from conductive or mixed components; the complex-interaction rules therefore capture contour rather than pathophysiological mixed loss. The rule base has not undergone formal Delphi consensus. The three cycles covered adults aged 20 to 69 years, so children and older adults are not represented and extended high-frequency audiometry was not covered.</w:t>
       </w:r>
     </w:p>
     <w:p>
@@ -1291,7 +1291,7 @@
         <w:pStyle w:val="BodyText"/>
       </w:pPr>
       <w:r>
-        <w:t xml:space="preserve">Inter-aural asymmetry was decoupled from severity and now drives a referral recommendation instead. An ear with a pure-tone average of 55 dB could previously be reported as moderately severe because the contralateral ear differed; asymmetry is a referral indicator, not an amplifier of peripheral loss. The change is neutral for the figures reported here, since the single-ear protocol pins the asymmetry input to zero.</w:t>
+        <w:t xml:space="preserve">Inter-aural asymmetry was decoupled from severity and now drives a referral recommendation instead. An ear with a 55 dB pure-tone average could previously be graded moderately severe because the contralateral ear differed; asymmetry is a referral indicator, not an amplifier of peripheral loss. The change is neutral for the figures reported here, since the single-ear protocol pins the asymmetry input to zero.</w:t>
       </w:r>
     </w:p>
     <w:p>
@@ -1338,7 +1338,7 @@
         <w:pStyle w:val="FirstParagraph"/>
       </w:pPr>
       <w:r>
-        <w:t xml:space="preserve">Additional inputs can be accommodated by adding membership functions and rules, and a calculator with a REST API for EHR integration has been deployed for clinical evaluation. Future work will validate the system prospectively, explore neuro-fuzzy approaches such as ANFIS</w:t>
+        <w:t xml:space="preserve">Additional inputs can be accommodated by adding membership functions and rules, and a calculator with a REST API for EHR integration has been deployed for evaluation. Future work will validate the system prospectively, explore neuro-fuzzy approaches such as ANFIS</w:t>
       </w:r>
       <w:r>
         <w:t xml:space="preserve"> </w:t>
@@ -1382,12 +1382,110 @@
     </w:p>
     <w:bookmarkEnd w:id="42"/>
     <w:bookmarkEnd w:id="43"/>
-    <w:bookmarkStart w:id="44" w:name="acknowledgements"/>
+    <w:bookmarkStart w:id="44" w:name="highlights"/>
     <w:p>
       <w:pPr>
         <w:pStyle w:val="Heading1"/>
       </w:pPr>
       <w:r>
+        <w:t xml:space="preserve">Highlights</w:t>
+      </w:r>
+    </w:p>
+    <w:p>
+      <w:pPr>
+        <w:pStyle w:val="Compact"/>
+        <w:numPr>
+          <w:ilvl w:val="0"/>
+          <w:numId w:val="1001"/>
+        </w:numPr>
+      </w:pPr>
+      <w:r>
+        <w:t xml:space="preserve">Mamdani fuzzy inference provides graded classification of pure-tone audiograms.</w:t>
+      </w:r>
+    </w:p>
+    <w:p>
+      <w:pPr>
+        <w:pStyle w:val="Compact"/>
+        <w:numPr>
+          <w:ilvl w:val="0"/>
+          <w:numId w:val="1001"/>
+        </w:numPr>
+      </w:pPr>
+      <w:r>
+        <w:t xml:space="preserve">Ruspini partition ensures memberships sum to unity across 0 to 120 dB HL.</w:t>
+      </w:r>
+    </w:p>
+    <w:p>
+      <w:pPr>
+        <w:pStyle w:val="Compact"/>
+        <w:numPr>
+          <w:ilvl w:val="0"/>
+          <w:numId w:val="1001"/>
+        </w:numPr>
+      </w:pPr>
+      <w:r>
+        <w:t xml:space="preserve">Validated on 19,623 NHANES adult ears with participant-level splitting.</w:t>
+      </w:r>
+    </w:p>
+    <w:p>
+      <w:pPr>
+        <w:pStyle w:val="Compact"/>
+        <w:numPr>
+          <w:ilvl w:val="0"/>
+          <w:numId w:val="1001"/>
+        </w:numPr>
+      </w:pPr>
+      <w:r>
+        <w:t xml:space="preserve">Reference label shown to be a deterministic thresholding of its input.</w:t>
+      </w:r>
+    </w:p>
+    <w:p>
+      <w:pPr>
+        <w:pStyle w:val="Compact"/>
+        <w:numPr>
+          <w:ilvl w:val="0"/>
+          <w:numId w:val="1001"/>
+        </w:numPr>
+      </w:pPr>
+      <w:r>
+        <w:t xml:space="preserve">Open-source implementation with a REST API for EHR integration.</w:t>
+      </w:r>
+    </w:p>
+    <w:bookmarkEnd w:id="44"/>
+    <w:bookmarkStart w:id="45" w:name="credit-author-statement"/>
+    <w:p>
+      <w:pPr>
+        <w:pStyle w:val="Heading1"/>
+      </w:pPr>
+      <w:r>
+        <w:t xml:space="preserve">CRediT Author Statement</w:t>
+      </w:r>
+    </w:p>
+    <w:p>
+      <w:pPr>
+        <w:pStyle w:val="FirstParagraph"/>
+      </w:pPr>
+      <w:r>
+        <w:rPr>
+          <w:b/>
+          <w:bCs/>
+        </w:rPr>
+        <w:t xml:space="preserve">Sanyaolu Ameye:</w:t>
+      </w:r>
+      <w:r>
+        <w:t xml:space="preserve"> </w:t>
+      </w:r>
+      <w:r>
+        <w:t xml:space="preserve">Conceptualization, Methodology, Software, Validation, Formal analysis, Investigation, Data curation, Writing - original draft, Writing - review and editing, Visualization.</w:t>
+      </w:r>
+    </w:p>
+    <w:bookmarkEnd w:id="45"/>
+    <w:bookmarkStart w:id="46" w:name="acknowledgements"/>
+    <w:p>
+      <w:pPr>
+        <w:pStyle w:val="Heading1"/>
+      </w:pPr>
+      <w:r>
         <w:t xml:space="preserve">Acknowledgements</w:t>
       </w:r>
     </w:p>
@@ -1399,8 +1497,8 @@
         <w:t xml:space="preserve">NHANES data were provided by the U.S. Centers for Disease Control and Prevention, National Center for Health Statistics. The author thanks the NHANES participants and field staff whose data made this analysis possible.</w:t>
       </w:r>
     </w:p>
-    <w:bookmarkEnd w:id="44"/>
-    <w:bookmarkStart w:id="45" w:name="declaration-of-generative-ai-use"/>
+    <w:bookmarkEnd w:id="46"/>
+    <w:bookmarkStart w:id="47" w:name="declaration-of-generative-ai-use"/>
     <w:p>
       <w:pPr>
         <w:pStyle w:val="Heading1"/>
@@ -1417,8 +1515,8 @@
         <w:t xml:space="preserve">During the preparation of this work the author used a large language model assistant to support drafting, language editing and code documentation. No AI or machine-learning tool generated the underlying data, selected the cohort, or computed any reported statistic; the fuzzy inference system is a transparent, rule-based model with no learned parameters. The author reviewed and verified all content, including checking every reference against CrossRef or PubMed, and takes full responsibility for the work.</w:t>
       </w:r>
     </w:p>
-    <w:bookmarkEnd w:id="45"/>
-    <w:bookmarkStart w:id="46" w:name="declaration-of-competing-interest"/>
+    <w:bookmarkEnd w:id="47"/>
+    <w:bookmarkStart w:id="48" w:name="declaration-of-competing-interest"/>
     <w:p>
       <w:pPr>
         <w:pStyle w:val="Heading1"/>
@@ -1435,8 +1533,8 @@
         <w:t xml:space="preserve">The author reports no competing interests to declare. This research received no specific grant from any funding agency in the public, commercial or not-for-profit sectors.</w:t>
       </w:r>
     </w:p>
-    <w:bookmarkEnd w:id="46"/>
-    <w:bookmarkStart w:id="47" w:name="data-availability"/>
+    <w:bookmarkEnd w:id="48"/>
+    <w:bookmarkStart w:id="49" w:name="data-availability"/>
     <w:p>
       <w:pPr>
         <w:pStyle w:val="Heading1"/>
@@ -1453,8 +1551,8 @@
         <w:t xml:space="preserve">The NHANES data analysed here are publicly available from the U.S. Centers for Disease Control and Prevention. The fuzzy inference system, the Ruspini membership function construction, the analysis pipeline and the verification scripts are available as an open-source implementation at https://github.com/ameye/fuzzy-audiogram.</w:t>
       </w:r>
     </w:p>
-    <w:bookmarkEnd w:id="47"/>
-    <w:bookmarkStart w:id="82" w:name="references"/>
+    <w:bookmarkEnd w:id="49"/>
+    <w:bookmarkStart w:id="84" w:name="references"/>
     <w:p>
       <w:pPr>
         <w:pStyle w:val="Heading1"/>
@@ -1463,8 +1561,8 @@
         <w:t xml:space="preserve">References</w:t>
       </w:r>
     </w:p>
-    <w:bookmarkStart w:id="81" w:name="refs"/>
-    <w:bookmarkStart w:id="48" w:name="ref-clark1981"/>
+    <w:bookmarkStart w:id="83" w:name="refs"/>
+    <w:bookmarkStart w:id="50" w:name="ref-clark1981"/>
     <w:p>
       <w:pPr>
         <w:pStyle w:val="Bibliography"/>
@@ -1482,8 +1580,8 @@
         <w:t xml:space="preserve">Clark J. Uses and abuses of hearing loss classification. ASHA 1981;23:493–500.</w:t>
       </w:r>
     </w:p>
-    <w:bookmarkEnd w:id="48"/>
-    <w:bookmarkStart w:id="49" w:name="ref-who1997"/>
+    <w:bookmarkEnd w:id="50"/>
+    <w:bookmarkStart w:id="51" w:name="ref-who1997"/>
     <w:p>
       <w:pPr>
         <w:pStyle w:val="Bibliography"/>
@@ -1528,8 +1626,8 @@
         <w:t xml:space="preserve">). Geneva: World Health Organization; 1997.</w:t>
       </w:r>
     </w:p>
-    <w:bookmarkEnd w:id="49"/>
-    <w:bookmarkStart w:id="51" w:name="ref-achakulvisut2025"/>
+    <w:bookmarkEnd w:id="51"/>
+    <w:bookmarkStart w:id="53" w:name="ref-achakulvisut2025"/>
     <w:p>
       <w:pPr>
         <w:pStyle w:val="Bibliography"/>
@@ -1549,7 +1647,7 @@
       <w:r>
         <w:t xml:space="preserve"> </w:t>
       </w:r>
-      <w:hyperlink r:id="rId50">
+      <w:hyperlink r:id="rId52">
         <w:r>
           <w:rPr>
             <w:rStyle w:val="Hyperlink"/>
@@ -1561,8 +1659,8 @@
         <w:t xml:space="preserve">.</w:t>
       </w:r>
     </w:p>
-    <w:bookmarkEnd w:id="51"/>
-    <w:bookmarkStart w:id="53" w:name="ref-ceriani2025"/>
+    <w:bookmarkEnd w:id="53"/>
+    <w:bookmarkStart w:id="55" w:name="ref-ceriani2025"/>
     <w:p>
       <w:pPr>
         <w:pStyle w:val="Bibliography"/>
@@ -1582,7 +1680,7 @@
       <w:r>
         <w:t xml:space="preserve"> </w:t>
       </w:r>
-      <w:hyperlink r:id="rId52">
+      <w:hyperlink r:id="rId54">
         <w:r>
           <w:rPr>
             <w:rStyle w:val="Hyperlink"/>
@@ -1594,8 +1692,8 @@
         <w:t xml:space="preserve">.</w:t>
       </w:r>
     </w:p>
-    <w:bookmarkEnd w:id="53"/>
-    <w:bookmarkStart w:id="55" w:name="ref-saak2022"/>
+    <w:bookmarkEnd w:id="55"/>
+    <w:bookmarkStart w:id="57" w:name="ref-saak2022"/>
     <w:p>
       <w:pPr>
         <w:pStyle w:val="Bibliography"/>
@@ -1615,7 +1713,7 @@
       <w:r>
         <w:t xml:space="preserve"> </w:t>
       </w:r>
-      <w:hyperlink r:id="rId54">
+      <w:hyperlink r:id="rId56">
         <w:r>
           <w:rPr>
             <w:rStyle w:val="Hyperlink"/>
@@ -1627,8 +1725,8 @@
         <w:t xml:space="preserve">.</w:t>
       </w:r>
     </w:p>
-    <w:bookmarkEnd w:id="55"/>
-    <w:bookmarkStart w:id="57" w:name="ref-saak2025"/>
+    <w:bookmarkEnd w:id="57"/>
+    <w:bookmarkStart w:id="59" w:name="ref-saak2025"/>
     <w:p>
       <w:pPr>
         <w:pStyle w:val="Bibliography"/>
@@ -1648,7 +1746,7 @@
       <w:r>
         <w:t xml:space="preserve"> </w:t>
       </w:r>
-      <w:hyperlink r:id="rId56">
+      <w:hyperlink r:id="rId58">
         <w:r>
           <w:rPr>
             <w:rStyle w:val="Hyperlink"/>
@@ -1660,8 +1758,8 @@
         <w:t xml:space="preserve">.</w:t>
       </w:r>
     </w:p>
-    <w:bookmarkEnd w:id="57"/>
-    <w:bookmarkStart w:id="59" w:name="ref-mamdani1975"/>
+    <w:bookmarkEnd w:id="59"/>
+    <w:bookmarkStart w:id="61" w:name="ref-mamdani1975"/>
     <w:p>
       <w:pPr>
         <w:pStyle w:val="Bibliography"/>
@@ -1681,7 +1779,7 @@
       <w:r>
         <w:t xml:space="preserve"> </w:t>
       </w:r>
-      <w:hyperlink r:id="rId58">
+      <w:hyperlink r:id="rId60">
         <w:r>
           <w:rPr>
             <w:rStyle w:val="Hyperlink"/>
@@ -1693,8 +1791,8 @@
         <w:t xml:space="preserve">.</w:t>
       </w:r>
     </w:p>
-    <w:bookmarkEnd w:id="59"/>
-    <w:bookmarkStart w:id="61" w:name="ref-adlassnig1986"/>
+    <w:bookmarkEnd w:id="61"/>
+    <w:bookmarkStart w:id="63" w:name="ref-adlassnig1986"/>
     <w:p>
       <w:pPr>
         <w:pStyle w:val="Bibliography"/>
@@ -1714,7 +1812,7 @@
       <w:r>
         <w:t xml:space="preserve"> </w:t>
       </w:r>
-      <w:hyperlink r:id="rId60">
+      <w:hyperlink r:id="rId62">
         <w:r>
           <w:rPr>
             <w:rStyle w:val="Hyperlink"/>
@@ -1726,8 +1824,8 @@
         <w:t xml:space="preserve">.</w:t>
       </w:r>
     </w:p>
-    <w:bookmarkEnd w:id="61"/>
-    <w:bookmarkStart w:id="63" w:name="ref-amezquita2021"/>
+    <w:bookmarkEnd w:id="63"/>
+    <w:bookmarkStart w:id="65" w:name="ref-amezquita2021"/>
     <w:p>
       <w:pPr>
         <w:pStyle w:val="Bibliography"/>
@@ -1747,7 +1845,7 @@
       <w:r>
         <w:t xml:space="preserve"> </w:t>
       </w:r>
-      <w:hyperlink r:id="rId62">
+      <w:hyperlink r:id="rId64">
         <w:r>
           <w:rPr>
             <w:rStyle w:val="Hyperlink"/>
@@ -1759,8 +1857,8 @@
         <w:t xml:space="preserve">.</w:t>
       </w:r>
     </w:p>
-    <w:bookmarkEnd w:id="63"/>
-    <w:bookmarkStart w:id="64" w:name="ref-who1991"/>
+    <w:bookmarkEnd w:id="65"/>
+    <w:bookmarkStart w:id="66" w:name="ref-who1991"/>
     <w:p>
       <w:pPr>
         <w:pStyle w:val="Bibliography"/>
@@ -1805,8 +1903,8 @@
         <w:t xml:space="preserve">). Geneva: World Health Organization; 1991.</w:t>
       </w:r>
     </w:p>
-    <w:bookmarkEnd w:id="64"/>
-    <w:bookmarkStart w:id="65" w:name="ref-who2021"/>
+    <w:bookmarkEnd w:id="66"/>
+    <w:bookmarkStart w:id="67" w:name="ref-who2021"/>
     <w:p>
       <w:pPr>
         <w:pStyle w:val="Bibliography"/>
@@ -1824,8 +1922,8 @@
         <w:t xml:space="preserve">World Health Organization. World report on hearing. Geneva: World Health Organization; 2021.</w:t>
       </w:r>
     </w:p>
-    <w:bookmarkEnd w:id="65"/>
-    <w:bookmarkStart w:id="67" w:name="ref-ruspini1969"/>
+    <w:bookmarkEnd w:id="67"/>
+    <w:bookmarkStart w:id="69" w:name="ref-ruspini1969"/>
     <w:p>
       <w:pPr>
         <w:pStyle w:val="Bibliography"/>
@@ -1845,7 +1943,7 @@
       <w:r>
         <w:t xml:space="preserve"> </w:t>
       </w:r>
-      <w:hyperlink r:id="rId66">
+      <w:hyperlink r:id="rId68">
         <w:r>
           <w:rPr>
             <w:rStyle w:val="Hyperlink"/>
@@ -1857,8 +1955,8 @@
         <w:t xml:space="preserve">.</w:t>
       </w:r>
     </w:p>
-    <w:bookmarkEnd w:id="67"/>
-    <w:bookmarkStart w:id="69" w:name="ref-suen2021"/>
+    <w:bookmarkEnd w:id="69"/>
+    <w:bookmarkStart w:id="71" w:name="ref-suen2021"/>
     <w:p>
       <w:pPr>
         <w:pStyle w:val="Bibliography"/>
@@ -1887,7 +1985,7 @@
       <w:r>
         <w:t xml:space="preserve"> </w:t>
       </w:r>
-      <w:hyperlink r:id="rId68">
+      <w:hyperlink r:id="rId70">
         <w:r>
           <w:rPr>
             <w:rStyle w:val="Hyperlink"/>
@@ -1899,8 +1997,8 @@
         <w:t xml:space="preserve">.</w:t>
       </w:r>
     </w:p>
-    <w:bookmarkEnd w:id="69"/>
-    <w:bookmarkStart w:id="71" w:name="ref-mccullagh1980"/>
+    <w:bookmarkEnd w:id="71"/>
+    <w:bookmarkStart w:id="73" w:name="ref-mccullagh1980"/>
     <w:p>
       <w:pPr>
         <w:pStyle w:val="Bibliography"/>
@@ -1920,7 +2018,7 @@
       <w:r>
         <w:t xml:space="preserve"> </w:t>
       </w:r>
-      <w:hyperlink r:id="rId70">
+      <w:hyperlink r:id="rId72">
         <w:r>
           <w:rPr>
             <w:rStyle w:val="Hyperlink"/>
@@ -1932,8 +2030,8 @@
         <w:t xml:space="preserve">.</w:t>
       </w:r>
     </w:p>
-    <w:bookmarkEnd w:id="71"/>
-    <w:bookmarkStart w:id="73" w:name="ref-vickers2006"/>
+    <w:bookmarkEnd w:id="73"/>
+    <w:bookmarkStart w:id="75" w:name="ref-vickers2006"/>
     <w:p>
       <w:pPr>
         <w:pStyle w:val="Bibliography"/>
@@ -1953,7 +2051,7 @@
       <w:r>
         <w:t xml:space="preserve"> </w:t>
       </w:r>
-      <w:hyperlink r:id="rId72">
+      <w:hyperlink r:id="rId74">
         <w:r>
           <w:rPr>
             <w:rStyle w:val="Hyperlink"/>
@@ -1965,8 +2063,8 @@
         <w:t xml:space="preserve">.</w:t>
       </w:r>
     </w:p>
-    <w:bookmarkEnd w:id="73"/>
-    <w:bookmarkStart w:id="74" w:name="ref-asha1994"/>
+    <w:bookmarkEnd w:id="75"/>
+    <w:bookmarkStart w:id="76" w:name="ref-asha1994"/>
     <w:p>
       <w:pPr>
         <w:pStyle w:val="Bibliography"/>
@@ -1984,8 +2082,8 @@
         <w:t xml:space="preserve">American Speech-Language-Hearing Association. Guidelines for the audiologic management of individuals receiving cochleotoxic drug therapy. ASHA 1994;36:11–9.</w:t>
       </w:r>
     </w:p>
-    <w:bookmarkEnd w:id="74"/>
-    <w:bookmarkStart w:id="76" w:name="ref-keidser2011"/>
+    <w:bookmarkEnd w:id="76"/>
+    <w:bookmarkStart w:id="78" w:name="ref-keidser2011"/>
     <w:p>
       <w:pPr>
         <w:pStyle w:val="Bibliography"/>
@@ -2017,7 +2115,7 @@
       <w:r>
         <w:t xml:space="preserve"> </w:t>
       </w:r>
-      <w:hyperlink r:id="rId75">
+      <w:hyperlink r:id="rId77">
         <w:r>
           <w:rPr>
             <w:rStyle w:val="Hyperlink"/>
@@ -2029,8 +2127,8 @@
         <w:t xml:space="preserve">.</w:t>
       </w:r>
     </w:p>
-    <w:bookmarkEnd w:id="76"/>
-    <w:bookmarkStart w:id="78" w:name="ref-scollie2005"/>
+    <w:bookmarkEnd w:id="78"/>
+    <w:bookmarkStart w:id="80" w:name="ref-scollie2005"/>
     <w:p>
       <w:pPr>
         <w:pStyle w:val="Bibliography"/>
@@ -2050,7 +2148,7 @@
       <w:r>
         <w:t xml:space="preserve"> </w:t>
       </w:r>
-      <w:hyperlink r:id="rId77">
+      <w:hyperlink r:id="rId79">
         <w:r>
           <w:rPr>
             <w:rStyle w:val="Hyperlink"/>
@@ -2062,8 +2160,8 @@
         <w:t xml:space="preserve">.</w:t>
       </w:r>
     </w:p>
-    <w:bookmarkEnd w:id="78"/>
-    <w:bookmarkStart w:id="80" w:name="ref-jang1993"/>
+    <w:bookmarkEnd w:id="80"/>
+    <w:bookmarkStart w:id="82" w:name="ref-jang1993"/>
     <w:p>
       <w:pPr>
         <w:pStyle w:val="Bibliography"/>
@@ -2092,7 +2190,7 @@
       <w:r>
         <w:t xml:space="preserve"> </w:t>
       </w:r>
-      <w:hyperlink r:id="rId79">
+      <w:hyperlink r:id="rId81">
         <w:r>
           <w:rPr>
             <w:rStyle w:val="Hyperlink"/>
@@ -2104,10 +2202,10 @@
         <w:t xml:space="preserve">.</w:t>
       </w:r>
     </w:p>
-    <w:bookmarkEnd w:id="80"/>
-    <w:bookmarkEnd w:id="81"/>
     <w:bookmarkEnd w:id="82"/>
-    <w:bookmarkStart w:id="83" w:name="tables"/>
+    <w:bookmarkEnd w:id="83"/>
+    <w:bookmarkEnd w:id="84"/>
+    <w:bookmarkStart w:id="85" w:name="tables"/>
     <w:p>
       <w:pPr>
         <w:pStyle w:val="Heading1"/>
@@ -4271,8 +4369,8 @@
         <w:t xml:space="preserve">Note. For reference, scoring the Clark six-category system against the WHO 2021 boundaries returns kappa 0.864, so the categories must be fitted to the boundaries being claimed. The 2021 arm faces the harder borderline population, with 29.7% of ears within 5 dB of a boundary against 17.8%.</w:t>
       </w:r>
     </w:p>
-    <w:bookmarkEnd w:id="83"/>
-    <w:bookmarkStart w:id="84" w:name="figure-captions"/>
+    <w:bookmarkEnd w:id="85"/>
+    <w:bookmarkStart w:id="86" w:name="figure-captions"/>
     <w:p>
       <w:pPr>
         <w:pStyle w:val="Heading1"/>
@@ -4347,7 +4445,7 @@
         <w:t xml:space="preserve">Clinical case panels: four synthetic archetypes (A borderline mild, B noise notch, C presbycusis, D asymmetric) showing PTA versus FAI labels, membership bar plots and configuration vectors. Coloured background bands indicate WHO severity categories. Threshold arrays are given in Table S5.</w:t>
       </w:r>
     </w:p>
-    <w:bookmarkEnd w:id="84"/>
+    <w:bookmarkEnd w:id="86"/>
     <w:sectPr>
       <w:footnotePr>
         <w:numRestart w:val="eachSect"/>
@@ -4458,8 +4556,114 @@
       </w:pPr>
     </w:lvl>
   </w:abstractNum>
+  <w:abstractNum w:abstractNumId="991">
+    <w:nsid w:val="0000A991"/>
+    <w:multiLevelType w:val="multilevel"/>
+    <w:lvl w:ilvl="0">
+      <w:numFmt w:val="bullet"/>
+      <w:lvlText w:val=""/>
+      <w:lvlJc w:val="left"/>
+      <w:pPr>
+        <w:ind w:left="720" w:hanging="360"/>
+      </w:pPr>
+      <w:rPr>
+        <w:rFonts w:ascii="Symbol" w:hAnsi="Symbol" w:cs="Symbol" w:hint="default"/>
+      </w:rPr>
+    </w:lvl>
+    <w:lvl w:ilvl="1">
+      <w:numFmt w:val="bullet"/>
+      <w:lvlText w:val="o"/>
+      <w:lvlJc w:val="left"/>
+      <w:pPr>
+        <w:ind w:left="1440" w:hanging="360"/>
+      </w:pPr>
+      <w:rPr>
+        <w:rFonts w:ascii="Courier New" w:hAnsi="Courier New" w:cs="Courier New" w:hint="default"/>
+      </w:rPr>
+    </w:lvl>
+    <w:lvl w:ilvl="2">
+      <w:numFmt w:val="bullet"/>
+      <w:lvlText w:val=""/>
+      <w:lvlJc w:val="left"/>
+      <w:pPr>
+        <w:ind w:left="2160" w:hanging="360"/>
+      </w:pPr>
+      <w:rPr>
+        <w:rFonts w:ascii="Wingdings" w:hAnsi="Wingdings" w:cs="Wingdings" w:hint="default"/>
+      </w:rPr>
+    </w:lvl>
+    <w:lvl w:ilvl="3">
+      <w:numFmt w:val="bullet"/>
+      <w:lvlText w:val=""/>
+      <w:lvlJc w:val="left"/>
+      <w:pPr>
+        <w:ind w:left="2880" w:hanging="360"/>
+      </w:pPr>
+      <w:rPr>
+        <w:rFonts w:ascii="Symbol" w:hAnsi="Symbol" w:cs="Symbol" w:hint="default"/>
+      </w:rPr>
+    </w:lvl>
+    <w:lvl w:ilvl="4">
+      <w:numFmt w:val="bullet"/>
+      <w:lvlText w:val="o"/>
+      <w:lvlJc w:val="left"/>
+      <w:pPr>
+        <w:ind w:left="3600" w:hanging="360"/>
+      </w:pPr>
+      <w:rPr>
+        <w:rFonts w:ascii="Courier New" w:hAnsi="Courier New" w:cs="Courier New" w:hint="default"/>
+      </w:rPr>
+    </w:lvl>
+    <w:lvl w:ilvl="5">
+      <w:numFmt w:val="bullet"/>
+      <w:lvlText w:val=""/>
+      <w:lvlJc w:val="left"/>
+      <w:pPr>
+        <w:ind w:left="4320" w:hanging="360"/>
+      </w:pPr>
+      <w:rPr>
+        <w:rFonts w:ascii="Wingdings" w:hAnsi="Wingdings" w:cs="Wingdings" w:hint="default"/>
+      </w:rPr>
+    </w:lvl>
+    <w:lvl w:ilvl="6">
+      <w:numFmt w:val="bullet"/>
+      <w:lvlText w:val=""/>
+      <w:lvlJc w:val="left"/>
+      <w:pPr>
+        <w:ind w:left="5040" w:hanging="360"/>
+      </w:pPr>
+      <w:rPr>
+        <w:rFonts w:ascii="Symbol" w:hAnsi="Symbol" w:cs="Symbol" w:hint="default"/>
+      </w:rPr>
+    </w:lvl>
+    <w:lvl w:ilvl="7">
+      <w:numFmt w:val="bullet"/>
+      <w:lvlText w:val="o"/>
+      <w:lvlJc w:val="left"/>
+      <w:pPr>
+        <w:ind w:left="5760" w:hanging="360"/>
+      </w:pPr>
+      <w:rPr>
+        <w:rFonts w:ascii="Courier New" w:hAnsi="Courier New" w:cs="Courier New" w:hint="default"/>
+      </w:rPr>
+    </w:lvl>
+    <w:lvl w:ilvl="8">
+      <w:numFmt w:val="bullet"/>
+      <w:lvlText w:val=""/>
+      <w:lvlJc w:val="left"/>
+      <w:pPr>
+        <w:ind w:left="6480" w:hanging="360"/>
+      </w:pPr>
+      <w:rPr>
+        <w:rFonts w:ascii="Wingdings" w:hAnsi="Wingdings" w:cs="Wingdings" w:hint="default"/>
+      </w:rPr>
+    </w:lvl>
+  </w:abstractNum>
   <w:num w:numId="1000">
     <w:abstractNumId w:val="990"/>
+  </w:num>
+  <w:num w:numId="1001">
+    <w:abstractNumId w:val="991"/>
   </w:num>
 </w:numbering>
 </file>

--- a/manuscript/Manuscript_CMPB_v4.docx
+++ b/manuscript/Manuscript_CMPB_v4.docx
@@ -190,22 +190,13 @@
         <w:t xml:space="preserve">[3]</w:t>
       </w:r>
       <w:r>
-        <w:t xml:space="preserve">; preclinical work in the same vein detects cochlear synaptopathy in mice</w:t>
-      </w:r>
-      <w:r>
-        <w:t xml:space="preserve"> </w:t>
-      </w:r>
-      <w:r>
-        <w:t xml:space="preserve">[4]</w:t>
-      </w:r>
-      <w:r>
-        <w:t xml:space="preserve">, a different task. Data-driven profiling recovers phenotypes without an interpretable decision</w:t>
-      </w:r>
-      <w:r>
-        <w:t xml:space="preserve"> </w:t>
-      </w:r>
-      <w:r>
-        <w:t xml:space="preserve">[5,6]</w:t>
+        <w:t xml:space="preserve">. Data-driven profiling recovers phenotypes without an interpretable decision</w:t>
+      </w:r>
+      <w:r>
+        <w:t xml:space="preserve"> </w:t>
+      </w:r>
+      <w:r>
+        <w:t xml:space="preserve">[4,5]</w:t>
       </w:r>
       <w:r>
         <w:t xml:space="preserve">. These methods answer a different question: the difficulty is not predicting the label more accurately but representing the quantity so it preserves gradation and stays legible to a clinician.</w:t>
@@ -222,31 +213,31 @@
         <w:t xml:space="preserve"> </w:t>
       </w:r>
       <w:r>
+        <w:t xml:space="preserve">[6]</w:t>
+      </w:r>
+      <w:r>
+        <w:t xml:space="preserve"> </w:t>
+      </w:r>
+      <w:r>
+        <w:t xml:space="preserve">states its rules in terms a clinician can read and modify. Fuzzy approaches have been applied across clinical diagnosis</w:t>
+      </w:r>
+      <w:r>
+        <w:t xml:space="preserve"> </w:t>
+      </w:r>
+      <w:r>
         <w:t xml:space="preserve">[7]</w:t>
       </w:r>
       <w:r>
         <w:t xml:space="preserve"> </w:t>
       </w:r>
       <w:r>
-        <w:t xml:space="preserve">states its rules in terms a clinician can read and modify. Fuzzy approaches have been applied across clinical diagnosis</w:t>
+        <w:t xml:space="preserve">and to EEG-based dementia staging</w:t>
       </w:r>
       <w:r>
         <w:t xml:space="preserve"> </w:t>
       </w:r>
       <w:r>
         <w:t xml:space="preserve">[8]</w:t>
-      </w:r>
-      <w:r>
-        <w:t xml:space="preserve"> </w:t>
-      </w:r>
-      <w:r>
-        <w:t xml:space="preserve">and to EEG-based dementia staging</w:t>
-      </w:r>
-      <w:r>
-        <w:t xml:space="preserve"> </w:t>
-      </w:r>
-      <w:r>
-        <w:t xml:space="preserve">[9]</w:t>
       </w:r>
       <w:r>
         <w:t xml:space="preserve">, but no published system integrates severity classification, configuration typing, asymmetry and temporal tracking in one inspectable framework validated on population-level data.</w:t>
@@ -398,7 +389,7 @@
         <w:t xml:space="preserve"> </w:t>
       </w:r>
       <w:r>
-        <w:t xml:space="preserve">[2,10]</w:t>
+        <w:t xml:space="preserve">[2,9]</w:t>
       </w:r>
       <w:r>
         <w:t xml:space="preserve"> </w:t>
@@ -410,24 +401,24 @@
         <w:t xml:space="preserve"> </w:t>
       </w:r>
       <w:r>
+        <w:t xml:space="preserve">[10]</w:t>
+      </w:r>
+      <w:r>
+        <w:t xml:space="preserve">; the 2021 schema was validated alongside and is reported as a companion analysis.</w:t>
+      </w:r>
+    </w:p>
+    <w:p>
+      <w:pPr>
+        <w:pStyle w:val="BodyText"/>
+      </w:pPr>
+      <w:r>
+        <w:t xml:space="preserve">The six trapezoids were arranged as a formal Ruspini partition</w:t>
+      </w:r>
+      <w:r>
+        <w:t xml:space="preserve"> </w:t>
+      </w:r>
+      <w:r>
         <w:t xml:space="preserve">[11]</w:t>
-      </w:r>
-      <w:r>
-        <w:t xml:space="preserve">; the 2021 schema was validated alongside and is reported as a companion analysis.</w:t>
-      </w:r>
-    </w:p>
-    <w:p>
-      <w:pPr>
-        <w:pStyle w:val="BodyText"/>
-      </w:pPr>
-      <w:r>
-        <w:t xml:space="preserve">The six trapezoids were arranged as a formal Ruspini partition</w:t>
-      </w:r>
-      <w:r>
-        <w:t xml:space="preserve"> </w:t>
-      </w:r>
-      <w:r>
-        <w:t xml:space="preserve">[12]</w:t>
       </w:r>
       <w:r>
         <w:t xml:space="preserve">, so their memberships sum to exactly 1 at every point of the 0 to 120 dB universe and no threshold is unclassified. Retaining the percentile cores, each trapezoid’s left foot was set to the previous category’s core end and its right foot to the next category’s core start, making adjacent shoulders complementary linear ramps that cross at 0.5 at the midpoint of the core gap.</w:t>
@@ -479,7 +470,7 @@
         <w:t xml:space="preserve"> </w:t>
       </w:r>
       <w:r>
-        <w:t xml:space="preserve">[13]</w:t>
+        <w:t xml:space="preserve">[12]</w:t>
       </w:r>
       <w:r>
         <w:t xml:space="preserve">; no standard criterion for asymmetry exists.</w:t>
@@ -515,7 +506,7 @@
         <w:t xml:space="preserve"> </w:t>
       </w:r>
       <w:r>
-        <w:t xml:space="preserve">[7]</w:t>
+        <w:t xml:space="preserve">[6]</w:t>
       </w:r>
       <w:r>
         <w:t xml:space="preserve"> </w:t>
@@ -570,7 +561,7 @@
         <w:t xml:space="preserve"> </w:t>
       </w:r>
       <w:r>
-        <w:t xml:space="preserve">[14]</w:t>
+        <w:t xml:space="preserve">[13]</w:t>
       </w:r>
       <w:r>
         <w:t xml:space="preserve"> </w:t>
@@ -644,7 +635,7 @@
         <w:t xml:space="preserve"> </w:t>
       </w:r>
       <w:r>
-        <w:t xml:space="preserve">[15]</w:t>
+        <w:t xml:space="preserve">[14]</w:t>
       </w:r>
       <w:r>
         <w:t xml:space="preserve"> </w:t>
@@ -683,13 +674,13 @@
         <w:t xml:space="preserve"> </w:t>
       </w:r>
       <w:r>
-        <w:t xml:space="preserve">[16]</w:t>
-      </w:r>
-      <w:r>
-        <w:t xml:space="preserve"> </w:t>
-      </w:r>
-      <w:r>
-        <w:t xml:space="preserve">to FAI trajectories, is demonstrated on illustrative scenarios (Figure S2). Prospective validation would require serial audiometry in a monitored population, including extended high-frequency testing from 9 to 20 kHz, where ototoxic change appears first.</w:t>
+        <w:t xml:space="preserve">[15]</w:t>
+      </w:r>
+      <w:r>
+        <w:t xml:space="preserve"> </w:t>
+      </w:r>
+      <w:r>
+        <w:t xml:space="preserve">to FAI trajectories, is demonstrated on illustrative scenarios (Figure S1). Prospective validation would require serial audiometry in a monitored population, including extended high-frequency testing from 9 to 20 kHz, where ototoxic change appears first.</w:t>
       </w:r>
     </w:p>
     <w:bookmarkEnd w:id="21"/>
@@ -833,7 +824,7 @@
         <w:pStyle w:val="FirstParagraph"/>
       </w:pPr>
       <w:r>
-        <w:t xml:space="preserve">The percentile-based optimization produced the Ruspini-partition functions shown in Figure 1 (parameters in Table S2), with transition bands of 13.6, 10.0, 10.0, 10.0 and 11.2 dB from normal to profound. Verification confirmed the memberships sum to 1 at every sampled threshold across the 0 to 120 dB universe, with a maximum deviation of zero. The FAI-to-label thresholds calibrated at 23.8, 48.9, 63.8, 66.4 and 95.0.</w:t>
+        <w:t xml:space="preserve">The percentile-based optimization produced the Ruspini-partition functions shown in Figure 1 (parameters in Table S1), with transition bands of 13.6, 10.0, 10.0, 10.0 and 10.9 dB from normal to profound. Verification confirmed the memberships sum to 1 at every sampled threshold across the 0 to 120 dB universe, with a maximum deviation of zero. Adjacent memberships cross at 0.5 at 23.2, 40.4, 57.1, 71.1 and 90.5 dB (Figure 1); the calibrated FAI-to-label cut points, fitted rather than geometric, sit at 23.8, 48.9, 63.8, 66.4 and 95.0.</w:t>
       </w:r>
     </w:p>
     <w:bookmarkEnd w:id="26"/>
@@ -860,7 +851,7 @@
         <w:pStyle w:val="FirstParagraph"/>
       </w:pPr>
       <w:r>
-        <w:t xml:space="preserve">On the test set the FAI achieved weighted Cohen’s κ = 0.946 against the Clark PTA-4 grade, with 96.9% overall agreement and a mean absolute error of 4.32 dB. Agreement 99.2% for clear cases (≥6 dB from a boundary) and 86.3% within the borderline zone (±5 dB, 18.7% of test ears). Spearman’s correlation was 0.812, restricted in range because 86.9% of test ears are normal and the upper tail is compressed; kappa and MAE are therefore the more direct agreement measures.</w:t>
+        <w:t xml:space="preserve">On the test set the FAI achieved weighted Cohen’s κ = 0.946 against the Clark PTA-4 grade, with 96.9% overall agreement and a mean absolute error of 4.32 dB. Agreement 99.2% for clear cases (≥6 dB from a boundary) and 86.3% within the borderline zone (±5 dB, 17.8% of test ears). Spearman’s correlation was 0.812, restricted in range because 89.1% of test ears are normal and the upper tail is compressed; kappa and MAE are therefore the more direct agreement measures.</w:t>
       </w:r>
     </w:p>
     <w:p>
@@ -868,7 +859,7 @@
         <w:pStyle w:val="BodyText"/>
       </w:pPr>
       <w:r>
-        <w:t xml:space="preserve">Per-class performance is given in Table 1. Sensitivity was 0.978 for normal and 0.977 for mild, fell to 0.507 for moderate and recovered to 0.885 for moderately severe; macro-averaged sensitivity was 0.891 against the 96.9% overall figure, which the normal class, 89.1% of test ears, determines. Of 122 disagreements, 101 moved upward by one grade and 21 downward, a predominantly upward error structure that increases false-positive referrals.</w:t>
+        <w:t xml:space="preserve">Per-class performance is given in Table 1. Sensitivity was 0.978 for normal and 0.977 for mild, fell to 0.507 for moderate and recovered to 0.885 for moderately severe; macro-averaged sensitivity was 0.891 against the 96.9% overall figure, which the normal majority determines. Of 122 disagreements, 101 moved upward by one grade and 21 downward, a predominantly upward error structure that increases false-positive referrals.</w:t>
       </w:r>
     </w:p>
     <w:bookmarkEnd w:id="27"/>
@@ -934,7 +925,7 @@
       </w:r>
     </w:p>
     <w:bookmarkEnd w:id="29"/>
-    <w:bookmarkStart w:id="30" w:name="validation-under-the-who-2021-schema"/>
+    <w:bookmarkStart w:id="30" w:name="decision-curve-analysis"/>
     <w:p>
       <w:pPr>
         <w:pStyle w:val="Heading2"/>
@@ -949,7 +940,7 @@
         <w:tab/>
       </w:r>
       <w:r>
-        <w:t xml:space="preserve">Validation Under the WHO 2021 Schema</w:t>
+        <w:t xml:space="preserve">Decision-Curve Analysis</w:t>
       </w:r>
     </w:p>
     <w:p>
@@ -957,11 +948,11 @@
         <w:pStyle w:val="FirstParagraph"/>
       </w:pPr>
       <w:r>
-        <w:t xml:space="preserve">Under the 2021 schema the framework performed better on every metric except raw overall agreement (Table 4): kappa 0.961 against 0.946, mean absolute error 3.69 dB against 4.32, and rho 0.840 against 0.800. Borderline agreement was 90.5%, measured over the harder population, since the 2021 boundaries place 29.7% of ears within ±5 dB of one against 17.8%. Scoring the six-category system against the 2021 reference returned kappa 0.864.</w:t>
+        <w:t xml:space="preserve">FAI-based referral maintained net benefit comparable to PTA-4-based referral across the threshold range for both outcomes, and both exceeded treat-all at every threshold (Figure 3); for any hearing loss at a 10% threshold, net benefit was 0.126 against 0.131 and 0.034 for treat-all. The small differences favour the crisp markers, which are defined on the outcome itself; the graded index does not sacrifice decision utility.</w:t>
       </w:r>
     </w:p>
     <w:bookmarkEnd w:id="30"/>
-    <w:bookmarkStart w:id="31" w:name="decision-curve-analysis"/>
+    <w:bookmarkStart w:id="31" w:name="transition-width-ablation"/>
     <w:p>
       <w:pPr>
         <w:pStyle w:val="Heading2"/>
@@ -976,7 +967,7 @@
         <w:tab/>
       </w:r>
       <w:r>
-        <w:t xml:space="preserve">Decision-Curve Analysis</w:t>
+        <w:t xml:space="preserve">Transition-Width Ablation</w:t>
       </w:r>
     </w:p>
     <w:p>
@@ -984,11 +975,19 @@
         <w:pStyle w:val="FirstParagraph"/>
       </w:pPr>
       <w:r>
-        <w:t xml:space="preserve">FAI-based referral maintained net benefit comparable to PTA-4-based referral across the threshold range for both outcomes, and both exceeded treat-all at every threshold (Figure 3); for any hearing loss at a 10% threshold, net benefit was 0.126 against 0.131 and 0.034 for treat-all. The small differences favour the crisp markers, which are defined on the outcome itself; the graded index does not sacrifice decision utility.</w:t>
+        <w:t xml:space="preserve">Flooring the core gaps at 10 dB against the raw percentile gaps, which ranged from 5.7 to 13.6 dB, moved weighted kappa from 0.9437 to 0.9460 (+0.0022, 95% CI −0.0014 to +0.0058), borderline agreement from 85.9% to 86.3% and clear-case agreement from 99.0% to 99.2%. The raw gaps were therefore already behaving like a floor near 4 dB, and the deployed setting buys a small, non-significant gain over them.</w:t>
+      </w:r>
+    </w:p>
+    <w:p>
+      <w:pPr>
+        <w:pStyle w:val="BodyText"/>
+      </w:pPr>
+      <w:r>
+        <w:t xml:space="preserve">Sweeping the floor from 4 to 16 dB in 2 dB steps made the deployed setting the best-performing floor (Table 3): every setting except 4 dB differed significantly from 10 dB. Absolute error nevertheless fell monotonically with width, from 4.34 to 4.17 dB, so categorical and continuous agreement diverge: wider shoulders smooth the graded output while blurring the boundary.</w:t>
       </w:r>
     </w:p>
     <w:bookmarkEnd w:id="31"/>
-    <w:bookmarkStart w:id="32" w:name="transition-width-ablation"/>
+    <w:bookmarkStart w:id="32" w:name="validation-under-the-who-2021-schema"/>
     <w:p>
       <w:pPr>
         <w:pStyle w:val="Heading2"/>
@@ -1003,7 +1002,7 @@
         <w:tab/>
       </w:r>
       <w:r>
-        <w:t xml:space="preserve">Transition-Width Ablation</w:t>
+        <w:t xml:space="preserve">Validation Under the WHO 2021 Schema</w:t>
       </w:r>
     </w:p>
     <w:p>
@@ -1011,15 +1010,7 @@
         <w:pStyle w:val="FirstParagraph"/>
       </w:pPr>
       <w:r>
-        <w:t xml:space="preserve">Flooring the core gaps at 10 dB against the raw percentile gaps, which ranged from 5.7 to 13.6 dB, moved weighted kappa from 0.9437 to 0.9460 (+0.0022, 95% CI −0.0014 to +0.0058), borderline agreement from 85.9% to 86.3% and clear-case agreement from 99.0% to 99.2%. The raw gaps were therefore already behaving like a floor near 4 dB, and the deployed setting buys a small, non-significant gain over them.</w:t>
-      </w:r>
-    </w:p>
-    <w:p>
-      <w:pPr>
-        <w:pStyle w:val="BodyText"/>
-      </w:pPr>
-      <w:r>
-        <w:t xml:space="preserve">Sweeping the floor from 4 to 16 dB in 2 dB steps made the deployed setting the best-performing floor (Table 3): every setting except 4 dB differed significantly from 10 dB. Absolute error nevertheless fell monotonically with width, from 4.34 to 4.17 dB, so categorical and continuous agreement diverge: wider shoulders smooth the graded output while blurring the boundary.</w:t>
+        <w:t xml:space="preserve">Under the 2021 schema the framework performed better on every metric except raw overall agreement (Table 4): kappa 0.961 against 0.946, mean absolute error 3.69 dB against 4.32, and rho 0.840 against 0.800. Borderline agreement was 90.5%, measured over the harder population, since the 2021 boundaries place 29.7% of ears within ±5 dB of one against 17.8%. Scoring the six-category system against the 2021 reference returned kappa 0.864.</w:t>
       </w:r>
     </w:p>
     <w:bookmarkEnd w:id="32"/>
@@ -1154,7 +1145,7 @@
         <w:pStyle w:val="FirstParagraph"/>
       </w:pPr>
       <w:r>
-        <w:t xml:space="preserve">The construction is not tied to the 25/40/55/70/90 boundaries, which trace to Clark rather than to WHO. The same cores, partition and calibration applied to the 2021 boundaries produced a better-calibrated system with lower absolute error, so the framework is schema-agnostic and agreement figures are interpretable only against the schema they were computed with. A change to WHO’s grade table would require recalibration, not redesign. A Takagi-Sugeno-Kang system would avoid the boundary compression of centroid defuzzification and map onto decibels directly, but it replaces the linguistic consequent with a numeric one, discarding the rule trace a clinician can read and a regulator can review; that interpretability is why a Mamdani architecture was retained.</w:t>
+        <w:t xml:space="preserve">The construction is not tied to the 25/40/55/70/90 boundaries, which trace to Clark. The same cores, partition and calibration applied to the 2021 boundaries produced a better-calibrated system with lower absolute error, so the framework is schema-agnostic and agreement figures are interpretable only against the schema they were computed with. A change to WHO’s grade table would require recalibration, not redesign. A Takagi-Sugeno-Kang system would avoid the boundary compression of centroid defuzzification and map onto decibels directly, but it replaces the linguistic consequent with a numeric one, discarding the rule trace a clinician can read and a regulator can review; that interpretability is why a Mamdani architecture was retained.</w:t>
       </w:r>
     </w:p>
     <w:bookmarkEnd w:id="37"/>
@@ -1187,19 +1178,19 @@
         <w:t xml:space="preserve"> </w:t>
       </w:r>
       <w:r>
+        <w:t xml:space="preserve">[16]</w:t>
+      </w:r>
+      <w:r>
+        <w:t xml:space="preserve"> </w:t>
+      </w:r>
+      <w:r>
+        <w:t xml:space="preserve">and DSL</w:t>
+      </w:r>
+      <w:r>
+        <w:t xml:space="preserve"> </w:t>
+      </w:r>
+      <w:r>
         <w:t xml:space="preserve">[17]</w:t>
-      </w:r>
-      <w:r>
-        <w:t xml:space="preserve"> </w:t>
-      </w:r>
-      <w:r>
-        <w:t xml:space="preserve">and DSL</w:t>
-      </w:r>
-      <w:r>
-        <w:t xml:space="preserve"> </w:t>
-      </w:r>
-      <w:r>
-        <w:t xml:space="preserve">[18]</w:t>
       </w:r>
       <w:r>
         <w:t xml:space="preserve"> </w:t>
@@ -1250,7 +1241,7 @@
         <w:t xml:space="preserve"> </w:t>
       </w:r>
       <w:r>
-        <w:t xml:space="preserve">[5,6]</w:t>
+        <w:t xml:space="preserve">[4,5]</w:t>
       </w:r>
       <w:r>
         <w:t xml:space="preserve"> </w:t>
@@ -1305,7 +1296,7 @@
         <w:t xml:space="preserve"> </w:t>
       </w:r>
       <w:r>
-        <w:t xml:space="preserve">[11]</w:t>
+        <w:t xml:space="preserve">[10]</w:t>
       </w:r>
       <w:r>
         <w:t xml:space="preserve"> </w:t>
@@ -1344,7 +1335,7 @@
         <w:t xml:space="preserve"> </w:t>
       </w:r>
       <w:r>
-        <w:t xml:space="preserve">[19]</w:t>
+        <w:t xml:space="preserve">[18]</w:t>
       </w:r>
       <w:r>
         <w:t xml:space="preserve"> </w:t>
@@ -1552,7 +1543,7 @@
       </w:r>
     </w:p>
     <w:bookmarkEnd w:id="49"/>
-    <w:bookmarkStart w:id="84" w:name="references"/>
+    <w:bookmarkStart w:id="82" w:name="references"/>
     <w:p>
       <w:pPr>
         <w:pStyle w:val="Heading1"/>
@@ -1561,7 +1552,7 @@
         <w:t xml:space="preserve">References</w:t>
       </w:r>
     </w:p>
-    <w:bookmarkStart w:id="83" w:name="refs"/>
+    <w:bookmarkStart w:id="81" w:name="refs"/>
     <w:bookmarkStart w:id="50" w:name="ref-clark1981"/>
     <w:p>
       <w:pPr>
@@ -1660,7 +1651,7 @@
       </w:r>
     </w:p>
     <w:bookmarkEnd w:id="53"/>
-    <w:bookmarkStart w:id="55" w:name="ref-ceriani2025"/>
+    <w:bookmarkStart w:id="55" w:name="ref-saak2022"/>
     <w:p>
       <w:pPr>
         <w:pStyle w:val="Bibliography"/>
@@ -1675,45 +1666,12 @@
         <w:t xml:space="preserve">	</w:t>
       </w:r>
       <w:r>
-        <w:t xml:space="preserve">Ceriani F, Giles J, Ingham N, Jeng J, Lewis M, Steel K, et al. A machine-learning-based approach to predict early hallmarks of progressive hearing loss. Hearing Research 2025;464:109328.</w:t>
+        <w:t xml:space="preserve">Saak S, Huelsmeier D, Kollmeier B, Buhl M. A flexible data-driven audiological patient stratification method for deriving auditory profiles. Frontiers in Neurology 2022;13:959582.</w:t>
       </w:r>
       <w:r>
         <w:t xml:space="preserve"> </w:t>
       </w:r>
       <w:hyperlink r:id="rId54">
-        <w:r>
-          <w:rPr>
-            <w:rStyle w:val="Hyperlink"/>
-          </w:rPr>
-          <w:t xml:space="preserve">https://doi.org/10.1016/j.heares.2025.109328</w:t>
-        </w:r>
-      </w:hyperlink>
-      <w:r>
-        <w:t xml:space="preserve">.</w:t>
-      </w:r>
-    </w:p>
-    <w:bookmarkEnd w:id="55"/>
-    <w:bookmarkStart w:id="57" w:name="ref-saak2022"/>
-    <w:p>
-      <w:pPr>
-        <w:pStyle w:val="Bibliography"/>
-      </w:pPr>
-      <w:r>
-        <w:t xml:space="preserve">[5]</w:t>
-      </w:r>
-      <w:r>
-        <w:t xml:space="preserve"> </w:t>
-      </w:r>
-      <w:r>
-        <w:t xml:space="preserve">	</w:t>
-      </w:r>
-      <w:r>
-        <w:t xml:space="preserve">Saak S, Huelsmeier D, Kollmeier B, Buhl M. A flexible data-driven audiological patient stratification method for deriving auditory profiles. Frontiers in Neurology 2022;13:959582.</w:t>
-      </w:r>
-      <w:r>
-        <w:t xml:space="preserve"> </w:t>
-      </w:r>
-      <w:hyperlink r:id="rId56">
         <w:r>
           <w:rPr>
             <w:rStyle w:val="Hyperlink"/>
@@ -1725,14 +1683,14 @@
         <w:t xml:space="preserve">.</w:t>
       </w:r>
     </w:p>
-    <w:bookmarkEnd w:id="57"/>
-    <w:bookmarkStart w:id="59" w:name="ref-saak2025"/>
+    <w:bookmarkEnd w:id="55"/>
+    <w:bookmarkStart w:id="57" w:name="ref-saak2025"/>
     <w:p>
       <w:pPr>
         <w:pStyle w:val="Bibliography"/>
       </w:pPr>
       <w:r>
-        <w:t xml:space="preserve">[6]</w:t>
+        <w:t xml:space="preserve">[5]</w:t>
       </w:r>
       <w:r>
         <w:t xml:space="preserve"> </w:t>
@@ -1746,7 +1704,7 @@
       <w:r>
         <w:t xml:space="preserve"> </w:t>
       </w:r>
-      <w:hyperlink r:id="rId58">
+      <w:hyperlink r:id="rId56">
         <w:r>
           <w:rPr>
             <w:rStyle w:val="Hyperlink"/>
@@ -1758,14 +1716,14 @@
         <w:t xml:space="preserve">.</w:t>
       </w:r>
     </w:p>
-    <w:bookmarkEnd w:id="59"/>
-    <w:bookmarkStart w:id="61" w:name="ref-mamdani1975"/>
+    <w:bookmarkEnd w:id="57"/>
+    <w:bookmarkStart w:id="59" w:name="ref-mamdani1975"/>
     <w:p>
       <w:pPr>
         <w:pStyle w:val="Bibliography"/>
       </w:pPr>
       <w:r>
-        <w:t xml:space="preserve">[7]</w:t>
+        <w:t xml:space="preserve">[6]</w:t>
       </w:r>
       <w:r>
         <w:t xml:space="preserve"> </w:t>
@@ -1779,7 +1737,7 @@
       <w:r>
         <w:t xml:space="preserve"> </w:t>
       </w:r>
-      <w:hyperlink r:id="rId60">
+      <w:hyperlink r:id="rId58">
         <w:r>
           <w:rPr>
             <w:rStyle w:val="Hyperlink"/>
@@ -1791,14 +1749,14 @@
         <w:t xml:space="preserve">.</w:t>
       </w:r>
     </w:p>
-    <w:bookmarkEnd w:id="61"/>
-    <w:bookmarkStart w:id="63" w:name="ref-adlassnig1986"/>
+    <w:bookmarkEnd w:id="59"/>
+    <w:bookmarkStart w:id="61" w:name="ref-adlassnig1986"/>
     <w:p>
       <w:pPr>
         <w:pStyle w:val="Bibliography"/>
       </w:pPr>
       <w:r>
-        <w:t xml:space="preserve">[8]</w:t>
+        <w:t xml:space="preserve">[7]</w:t>
       </w:r>
       <w:r>
         <w:t xml:space="preserve"> </w:t>
@@ -1812,7 +1770,7 @@
       <w:r>
         <w:t xml:space="preserve"> </w:t>
       </w:r>
-      <w:hyperlink r:id="rId62">
+      <w:hyperlink r:id="rId60">
         <w:r>
           <w:rPr>
             <w:rStyle w:val="Hyperlink"/>
@@ -1824,14 +1782,14 @@
         <w:t xml:space="preserve">.</w:t>
       </w:r>
     </w:p>
-    <w:bookmarkEnd w:id="63"/>
-    <w:bookmarkStart w:id="65" w:name="ref-amezquita2021"/>
+    <w:bookmarkEnd w:id="61"/>
+    <w:bookmarkStart w:id="63" w:name="ref-amezquita2021"/>
     <w:p>
       <w:pPr>
         <w:pStyle w:val="Bibliography"/>
       </w:pPr>
       <w:r>
-        <w:t xml:space="preserve">[9]</w:t>
+        <w:t xml:space="preserve">[8]</w:t>
       </w:r>
       <w:r>
         <w:t xml:space="preserve"> </w:t>
@@ -1845,7 +1803,7 @@
       <w:r>
         <w:t xml:space="preserve"> </w:t>
       </w:r>
-      <w:hyperlink r:id="rId64">
+      <w:hyperlink r:id="rId62">
         <w:r>
           <w:rPr>
             <w:rStyle w:val="Hyperlink"/>
@@ -1857,14 +1815,79 @@
         <w:t xml:space="preserve">.</w:t>
       </w:r>
     </w:p>
+    <w:bookmarkEnd w:id="63"/>
+    <w:bookmarkStart w:id="64" w:name="ref-who1991"/>
+    <w:p>
+      <w:pPr>
+        <w:pStyle w:val="Bibliography"/>
+      </w:pPr>
+      <w:r>
+        <w:t xml:space="preserve">[9]</w:t>
+      </w:r>
+      <w:r>
+        <w:t xml:space="preserve"> </w:t>
+      </w:r>
+      <w:r>
+        <w:t xml:space="preserve">	</w:t>
+      </w:r>
+      <w:r>
+        <w:t xml:space="preserve">World Health Organization. Report of the informal working group on prevention of deafness and hearing impairment programme planning,</w:t>
+      </w:r>
+      <w:r>
+        <w:t xml:space="preserve"> </w:t>
+      </w:r>
+      <w:r>
+        <w:t xml:space="preserve">Geneva</w:t>
+      </w:r>
+      <w:r>
+        <w:t xml:space="preserve">, 18–21</w:t>
+      </w:r>
+      <w:r>
+        <w:t xml:space="preserve"> </w:t>
+      </w:r>
+      <w:r>
+        <w:t xml:space="preserve">June</w:t>
+      </w:r>
+      <w:r>
+        <w:t xml:space="preserve"> </w:t>
+      </w:r>
+      <w:r>
+        <w:t xml:space="preserve">1991 (</w:t>
+      </w:r>
+      <w:r>
+        <w:t xml:space="preserve">WHO/PDH/91.1</w:t>
+      </w:r>
+      <w:r>
+        <w:t xml:space="preserve">). Geneva: World Health Organization; 1991.</w:t>
+      </w:r>
+    </w:p>
+    <w:bookmarkEnd w:id="64"/>
+    <w:bookmarkStart w:id="65" w:name="ref-who2021"/>
+    <w:p>
+      <w:pPr>
+        <w:pStyle w:val="Bibliography"/>
+      </w:pPr>
+      <w:r>
+        <w:t xml:space="preserve">[10]</w:t>
+      </w:r>
+      <w:r>
+        <w:t xml:space="preserve"> </w:t>
+      </w:r>
+      <w:r>
+        <w:t xml:space="preserve">	</w:t>
+      </w:r>
+      <w:r>
+        <w:t xml:space="preserve">World Health Organization. World report on hearing. Geneva: World Health Organization; 2021.</w:t>
+      </w:r>
+    </w:p>
     <w:bookmarkEnd w:id="65"/>
-    <w:bookmarkStart w:id="66" w:name="ref-who1991"/>
+    <w:bookmarkStart w:id="67" w:name="ref-ruspini1969"/>
     <w:p>
       <w:pPr>
         <w:pStyle w:val="Bibliography"/>
       </w:pPr>
       <w:r>
-        <w:t xml:space="preserve">[10]</w:t>
+        <w:t xml:space="preserve">[11]</w:t>
       </w:r>
       <w:r>
         <w:t xml:space="preserve"> </w:t>
@@ -1873,77 +1896,12 @@
         <w:t xml:space="preserve">	</w:t>
       </w:r>
       <w:r>
-        <w:t xml:space="preserve">World Health Organization. Report of the informal working group on prevention of deafness and hearing impairment programme planning,</w:t>
-      </w:r>
-      <w:r>
-        <w:t xml:space="preserve"> </w:t>
-      </w:r>
-      <w:r>
-        <w:t xml:space="preserve">Geneva</w:t>
-      </w:r>
-      <w:r>
-        <w:t xml:space="preserve">, 18–21</w:t>
-      </w:r>
-      <w:r>
-        <w:t xml:space="preserve"> </w:t>
-      </w:r>
-      <w:r>
-        <w:t xml:space="preserve">June</w:t>
-      </w:r>
-      <w:r>
-        <w:t xml:space="preserve"> </w:t>
-      </w:r>
-      <w:r>
-        <w:t xml:space="preserve">1991 (</w:t>
-      </w:r>
-      <w:r>
-        <w:t xml:space="preserve">WHO/PDH/91.1</w:t>
-      </w:r>
-      <w:r>
-        <w:t xml:space="preserve">). Geneva: World Health Organization; 1991.</w:t>
-      </w:r>
-    </w:p>
-    <w:bookmarkEnd w:id="66"/>
-    <w:bookmarkStart w:id="67" w:name="ref-who2021"/>
-    <w:p>
-      <w:pPr>
-        <w:pStyle w:val="Bibliography"/>
-      </w:pPr>
-      <w:r>
-        <w:t xml:space="preserve">[11]</w:t>
-      </w:r>
-      <w:r>
-        <w:t xml:space="preserve"> </w:t>
-      </w:r>
-      <w:r>
-        <w:t xml:space="preserve">	</w:t>
-      </w:r>
-      <w:r>
-        <w:t xml:space="preserve">World Health Organization. World report on hearing. Geneva: World Health Organization; 2021.</w:t>
-      </w:r>
-    </w:p>
-    <w:bookmarkEnd w:id="67"/>
-    <w:bookmarkStart w:id="69" w:name="ref-ruspini1969"/>
-    <w:p>
-      <w:pPr>
-        <w:pStyle w:val="Bibliography"/>
-      </w:pPr>
-      <w:r>
-        <w:t xml:space="preserve">[12]</w:t>
-      </w:r>
-      <w:r>
-        <w:t xml:space="preserve"> </w:t>
-      </w:r>
-      <w:r>
-        <w:t xml:space="preserve">	</w:t>
-      </w:r>
-      <w:r>
         <w:t xml:space="preserve">Ruspini EH. A new approach to clustering. Information and Control 1969;15:22–32.</w:t>
       </w:r>
       <w:r>
         <w:t xml:space="preserve"> </w:t>
       </w:r>
-      <w:hyperlink r:id="rId68">
+      <w:hyperlink r:id="rId66">
         <w:r>
           <w:rPr>
             <w:rStyle w:val="Hyperlink"/>
@@ -1955,14 +1913,14 @@
         <w:t xml:space="preserve">.</w:t>
       </w:r>
     </w:p>
-    <w:bookmarkEnd w:id="69"/>
-    <w:bookmarkStart w:id="71" w:name="ref-suen2021"/>
+    <w:bookmarkEnd w:id="67"/>
+    <w:bookmarkStart w:id="69" w:name="ref-suen2021"/>
     <w:p>
       <w:pPr>
         <w:pStyle w:val="Bibliography"/>
       </w:pPr>
       <w:r>
-        <w:t xml:space="preserve">[13]</w:t>
+        <w:t xml:space="preserve">[12]</w:t>
       </w:r>
       <w:r>
         <w:t xml:space="preserve"> </w:t>
@@ -1985,7 +1943,7 @@
       <w:r>
         <w:t xml:space="preserve"> </w:t>
       </w:r>
-      <w:hyperlink r:id="rId70">
+      <w:hyperlink r:id="rId68">
         <w:r>
           <w:rPr>
             <w:rStyle w:val="Hyperlink"/>
@@ -1997,14 +1955,14 @@
         <w:t xml:space="preserve">.</w:t>
       </w:r>
     </w:p>
-    <w:bookmarkEnd w:id="71"/>
-    <w:bookmarkStart w:id="73" w:name="ref-mccullagh1980"/>
+    <w:bookmarkEnd w:id="69"/>
+    <w:bookmarkStart w:id="71" w:name="ref-mccullagh1980"/>
     <w:p>
       <w:pPr>
         <w:pStyle w:val="Bibliography"/>
       </w:pPr>
       <w:r>
-        <w:t xml:space="preserve">[14]</w:t>
+        <w:t xml:space="preserve">[13]</w:t>
       </w:r>
       <w:r>
         <w:t xml:space="preserve"> </w:t>
@@ -2018,7 +1976,7 @@
       <w:r>
         <w:t xml:space="preserve"> </w:t>
       </w:r>
-      <w:hyperlink r:id="rId72">
+      <w:hyperlink r:id="rId70">
         <w:r>
           <w:rPr>
             <w:rStyle w:val="Hyperlink"/>
@@ -2030,14 +1988,14 @@
         <w:t xml:space="preserve">.</w:t>
       </w:r>
     </w:p>
-    <w:bookmarkEnd w:id="73"/>
-    <w:bookmarkStart w:id="75" w:name="ref-vickers2006"/>
+    <w:bookmarkEnd w:id="71"/>
+    <w:bookmarkStart w:id="73" w:name="ref-vickers2006"/>
     <w:p>
       <w:pPr>
         <w:pStyle w:val="Bibliography"/>
       </w:pPr>
       <w:r>
-        <w:t xml:space="preserve">[15]</w:t>
+        <w:t xml:space="preserve">[14]</w:t>
       </w:r>
       <w:r>
         <w:t xml:space="preserve"> </w:t>
@@ -2051,7 +2009,7 @@
       <w:r>
         <w:t xml:space="preserve"> </w:t>
       </w:r>
-      <w:hyperlink r:id="rId74">
+      <w:hyperlink r:id="rId72">
         <w:r>
           <w:rPr>
             <w:rStyle w:val="Hyperlink"/>
@@ -2063,13 +2021,32 @@
         <w:t xml:space="preserve">.</w:t>
       </w:r>
     </w:p>
-    <w:bookmarkEnd w:id="75"/>
-    <w:bookmarkStart w:id="76" w:name="ref-asha1994"/>
+    <w:bookmarkEnd w:id="73"/>
+    <w:bookmarkStart w:id="74" w:name="ref-asha1994"/>
     <w:p>
       <w:pPr>
         <w:pStyle w:val="Bibliography"/>
       </w:pPr>
       <w:r>
+        <w:t xml:space="preserve">[15]</w:t>
+      </w:r>
+      <w:r>
+        <w:t xml:space="preserve"> </w:t>
+      </w:r>
+      <w:r>
+        <w:t xml:space="preserve">	</w:t>
+      </w:r>
+      <w:r>
+        <w:t xml:space="preserve">American Speech-Language-Hearing Association. Guidelines for the audiologic management of individuals receiving cochleotoxic drug therapy. ASHA 1994;36:11–9.</w:t>
+      </w:r>
+    </w:p>
+    <w:bookmarkEnd w:id="74"/>
+    <w:bookmarkStart w:id="76" w:name="ref-keidser2011"/>
+    <w:p>
+      <w:pPr>
+        <w:pStyle w:val="Bibliography"/>
+      </w:pPr>
+      <w:r>
         <w:t xml:space="preserve">[16]</w:t>
       </w:r>
       <w:r>
@@ -2079,25 +2056,6 @@
         <w:t xml:space="preserve">	</w:t>
       </w:r>
       <w:r>
-        <w:t xml:space="preserve">American Speech-Language-Hearing Association. Guidelines for the audiologic management of individuals receiving cochleotoxic drug therapy. ASHA 1994;36:11–9.</w:t>
-      </w:r>
-    </w:p>
-    <w:bookmarkEnd w:id="76"/>
-    <w:bookmarkStart w:id="78" w:name="ref-keidser2011"/>
-    <w:p>
-      <w:pPr>
-        <w:pStyle w:val="Bibliography"/>
-      </w:pPr>
-      <w:r>
-        <w:t xml:space="preserve">[17]</w:t>
-      </w:r>
-      <w:r>
-        <w:t xml:space="preserve"> </w:t>
-      </w:r>
-      <w:r>
-        <w:t xml:space="preserve">	</w:t>
-      </w:r>
-      <w:r>
         <w:t xml:space="preserve">Keidser G, Dillon H, Flax M, Ching T, Brewer S. The</w:t>
       </w:r>
       <w:r>
@@ -2115,7 +2073,7 @@
       <w:r>
         <w:t xml:space="preserve"> </w:t>
       </w:r>
-      <w:hyperlink r:id="rId77">
+      <w:hyperlink r:id="rId75">
         <w:r>
           <w:rPr>
             <w:rStyle w:val="Hyperlink"/>
@@ -2127,14 +2085,14 @@
         <w:t xml:space="preserve">.</w:t>
       </w:r>
     </w:p>
-    <w:bookmarkEnd w:id="78"/>
-    <w:bookmarkStart w:id="80" w:name="ref-scollie2005"/>
+    <w:bookmarkEnd w:id="76"/>
+    <w:bookmarkStart w:id="78" w:name="ref-scollie2005"/>
     <w:p>
       <w:pPr>
         <w:pStyle w:val="Bibliography"/>
       </w:pPr>
       <w:r>
-        <w:t xml:space="preserve">[18]</w:t>
+        <w:t xml:space="preserve">[17]</w:t>
       </w:r>
       <w:r>
         <w:t xml:space="preserve"> </w:t>
@@ -2148,7 +2106,7 @@
       <w:r>
         <w:t xml:space="preserve"> </w:t>
       </w:r>
-      <w:hyperlink r:id="rId79">
+      <w:hyperlink r:id="rId77">
         <w:r>
           <w:rPr>
             <w:rStyle w:val="Hyperlink"/>
@@ -2160,14 +2118,14 @@
         <w:t xml:space="preserve">.</w:t>
       </w:r>
     </w:p>
-    <w:bookmarkEnd w:id="80"/>
-    <w:bookmarkStart w:id="82" w:name="ref-jang1993"/>
+    <w:bookmarkEnd w:id="78"/>
+    <w:bookmarkStart w:id="80" w:name="ref-jang1993"/>
     <w:p>
       <w:pPr>
         <w:pStyle w:val="Bibliography"/>
       </w:pPr>
       <w:r>
-        <w:t xml:space="preserve">[19]</w:t>
+        <w:t xml:space="preserve">[18]</w:t>
       </w:r>
       <w:r>
         <w:t xml:space="preserve"> </w:t>
@@ -2190,7 +2148,7 @@
       <w:r>
         <w:t xml:space="preserve"> </w:t>
       </w:r>
-      <w:hyperlink r:id="rId81">
+      <w:hyperlink r:id="rId79">
         <w:r>
           <w:rPr>
             <w:rStyle w:val="Hyperlink"/>
@@ -2202,10 +2160,10 @@
         <w:t xml:space="preserve">.</w:t>
       </w:r>
     </w:p>
+    <w:bookmarkEnd w:id="80"/>
+    <w:bookmarkEnd w:id="81"/>
     <w:bookmarkEnd w:id="82"/>
-    <w:bookmarkEnd w:id="83"/>
-    <w:bookmarkEnd w:id="84"/>
-    <w:bookmarkStart w:id="85" w:name="tables"/>
+    <w:bookmarkStart w:id="83" w:name="tables"/>
     <w:p>
       <w:pPr>
         <w:pStyle w:val="Heading1"/>
@@ -4369,8 +4327,8 @@
         <w:t xml:space="preserve">Note. For reference, scoring the Clark six-category system against the WHO 2021 boundaries returns kappa 0.864, so the categories must be fitted to the boundaries being claimed. The 2021 arm faces the harder borderline population, with 29.7% of ears within 5 dB of a boundary against 17.8%.</w:t>
       </w:r>
     </w:p>
-    <w:bookmarkEnd w:id="85"/>
-    <w:bookmarkStart w:id="86" w:name="figure-captions"/>
+    <w:bookmarkEnd w:id="83"/>
+    <w:bookmarkStart w:id="84" w:name="figure-captions"/>
     <w:p>
       <w:pPr>
         <w:pStyle w:val="Heading1"/>
@@ -4445,7 +4403,7 @@
         <w:t xml:space="preserve">Clinical case panels: four synthetic archetypes (A borderline mild, B noise notch, C presbycusis, D asymmetric) showing PTA versus FAI labels, membership bar plots and configuration vectors. Coloured background bands indicate WHO severity categories. Threshold arrays are given in Table S5.</w:t>
       </w:r>
     </w:p>
-    <w:bookmarkEnd w:id="86"/>
+    <w:bookmarkEnd w:id="84"/>
     <w:sectPr>
       <w:footnotePr>
         <w:numRestart w:val="eachSect"/>

--- a/manuscript/Manuscript_CMPB_v4.docx
+++ b/manuscript/Manuscript_CMPB_v4.docx
@@ -18,6 +18,52 @@
       </w:r>
       <w:r>
         <w:t xml:space="preserve">A Mamdani fuzzy inference framework for graded pure-tone audiometric classification: development, validation and open-source implementation</w:t>
+      </w:r>
+    </w:p>
+    <w:p>
+      <w:pPr>
+        <w:pStyle w:val="FirstParagraph"/>
+      </w:pPr>
+      <w:r>
+        <w:rPr>
+          <w:b/>
+          <w:bCs/>
+        </w:rPr>
+        <w:t xml:space="preserve">Sanyaolu Ameye</w:t>
+      </w:r>
+    </w:p>
+    <w:p>
+      <w:pPr>
+        <w:pStyle w:val="BodyText"/>
+      </w:pPr>
+      <w:r>
+        <w:t xml:space="preserve">ORCID: 0000-0002-5217-7997</w:t>
+      </w:r>
+    </w:p>
+    <w:p>
+      <w:pPr>
+        <w:pStyle w:val="BodyText"/>
+      </w:pPr>
+      <w:r>
+        <w:t xml:space="preserve">Affiliation: [TO CONFIRM]</w:t>
+      </w:r>
+    </w:p>
+    <w:p>
+      <w:pPr>
+        <w:pStyle w:val="BodyText"/>
+      </w:pPr>
+      <w:r>
+        <w:rPr>
+          <w:b/>
+          <w:bCs/>
+        </w:rPr>
+        <w:t xml:space="preserve">Corresponding author:</w:t>
+      </w:r>
+      <w:r>
+        <w:t xml:space="preserve"> </w:t>
+      </w:r>
+      <w:r>
+        <w:t xml:space="preserve">Sanyaolu Ameye. Email: sanyaameye@hotmail.com</w:t>
       </w:r>
     </w:p>
     <w:bookmarkStart w:id="9" w:name="abstract"/>

--- a/manuscript/Manuscript_CMPB_v4.docx
+++ b/manuscript/Manuscript_CMPB_v4.docx
@@ -17,7 +17,7 @@
         <w:tab/>
       </w:r>
       <w:r>
-        <w:t xml:space="preserve">A Mamdani fuzzy inference framework for graded pure-tone audiometric classification: development, validation and open-source implementation</w:t>
+        <w:t xml:space="preserve">A Mamdani fuzzy inference framework for graded pure-tone audiometric classification: development, validation, and open-source implementation</w:t>
       </w:r>
     </w:p>
     <w:p>
@@ -25,11 +25,7 @@
         <w:pStyle w:val="FirstParagraph"/>
       </w:pPr>
       <w:r>
-        <w:rPr>
-          <w:b/>
-          <w:bCs/>
-        </w:rPr>
-        <w:t xml:space="preserve">Sanyaolu Ameye</w:t>
+        <w:t xml:space="preserve">Sanyaolu Ameye – MBBS, FWACS, FMCORL, Pg Cert AI/ML, MDS</w:t>
       </w:r>
     </w:p>
     <w:p>
@@ -37,15 +33,15 @@
         <w:pStyle w:val="BodyText"/>
       </w:pPr>
       <w:r>
+        <w:t xml:space="preserve">Consultant Otorhinolaryngology Head and Neck Surgeon</w:t>
+      </w:r>
+    </w:p>
+    <w:p>
+      <w:pPr>
+        <w:pStyle w:val="BodyText"/>
+      </w:pPr>
+      <w:r>
         <w:t xml:space="preserve">ORCID: 0000-0002-5217-7997</w:t>
-      </w:r>
-    </w:p>
-    <w:p>
-      <w:pPr>
-        <w:pStyle w:val="BodyText"/>
-      </w:pPr>
-      <w:r>
-        <w:t xml:space="preserve">Affiliation: [TO CONFIRM]</w:t>
       </w:r>
     </w:p>
     <w:p>

--- a/manuscript/Manuscript_CMPB_v4.docx
+++ b/manuscript/Manuscript_CMPB_v4.docx
@@ -249,7 +249,7 @@
         <w:pStyle w:val="BodyText"/>
       </w:pPr>
       <w:r>
-        <w:t xml:space="preserve">Fuzzy set theory fits that requirement: membership functions express partial belonging rather than binary assignment, and a Mamdani system</w:t>
+        <w:t xml:space="preserve">Fuzzy set theory fits that requirement: membership functions express partial belonging, not binary assignment, and a Mamdani system</w:t>
       </w:r>
       <w:r>
         <w:t xml:space="preserve"> </w:t>
@@ -389,7 +389,7 @@
         <w:pStyle w:val="FirstParagraph"/>
       </w:pPr>
       <w:r>
-        <w:t xml:space="preserve">The clean-ear dataset was split at the participant level into training (80%) and held-out test (20%) sets, so both ears of a participant remained in the same partition and bilateral correlation could not leak across the split; the split used a fixed seed and no stratification. Membership functions, optimization, rule development and FAI-to-label calibration were performed on the training set alone, and all reported metrics on the held-out test set.</w:t>
+        <w:t xml:space="preserve">The clean-ear dataset was split at the participant level into training (80%) and held-out test (20%) sets, so both ears of a participant remained in the same partition and bilateral correlation could not leak across the split. The split used a fixed seed and no stratification. Membership functions, optimization, rule development and FAI-to-label calibration were performed on the training set alone, and all reported metrics on the held-out test set.</w:t>
       </w:r>
     </w:p>
     <w:bookmarkEnd w:id="14"/>
@@ -425,7 +425,7 @@
         <w:t xml:space="preserve">[1]</w:t>
       </w:r>
       <w:r>
-        <w:t xml:space="preserve">, the convention in most clinical reporting; Clark defined those tiers on the three-frequency average, and they are applied here to the four-frequency window that WHO later adopted for grading. Algorithm 1 states the construction formally: cores are held at their empirical percentiles, adjacent shoulders are set to meet, and any interior gap below the floor is widened symmetrically about its midpoint. The floor is thus satisfied without moving a core, which is what preserves the sum at unity. WHO’s own grade tables use five categories at 20 dB steps</w:t>
+        <w:t xml:space="preserve">, the convention in most clinical reporting. Clark defined those tiers on the three-frequency average, and they are applied here to the four-frequency window that WHO later adopted for grading. Algorithm 1 states the construction formally: cores are held at their empirical percentiles, adjacent shoulders are set to meet, and any interior gap below the floor is widened symmetrically about its midpoint. The floor is thus satisfied without moving a core, which is what preserves the sum at unity. WHO’s own grade tables use five categories at 20 dB steps</w:t>
       </w:r>
       <w:r>
         <w:t xml:space="preserve"> </w:t>
@@ -446,7 +446,7 @@
         <w:t xml:space="preserve">[10]</w:t>
       </w:r>
       <w:r>
-        <w:t xml:space="preserve">; the 2021 schema was validated alongside and is reported as a companion analysis.</w:t>
+        <w:t xml:space="preserve">. The 2021 schema was validated alongside and is reported as a companion analysis.</w:t>
       </w:r>
     </w:p>
     <w:p>
@@ -471,7 +471,7 @@
         <w:pStyle w:val="BodyText"/>
       </w:pPr>
       <w:r>
-        <w:t xml:space="preserve">A partition’s transition width equals its core gap, which a data-driven fit can leave narrower than the ±5 dB test-retest variability the graded region represents. The construction therefore accepts a minimum transition width, set to 10 dB by widening the gaps while preserving the partition property; this floor was evaluated by ablation.</w:t>
+        <w:t xml:space="preserve">A partition’s transition width equals its core gap, which a data-driven fit can leave narrower than the ±5 dB test-retest variability the graded region represents. The construction therefore accepts a minimum transition width, set to 10 dB by widening the gaps while preserving the partition property. This floor was evaluated by ablation.</w:t>
       </w:r>
     </w:p>
     <w:bookmarkEnd w:id="15"/>
@@ -515,7 +515,7 @@
         <w:t xml:space="preserve">[12]</w:t>
       </w:r>
       <w:r>
-        <w:t xml:space="preserve">; no standard criterion for asymmetry exists.</w:t>
+        <w:t xml:space="preserve">. No standard criterion for asymmetry exists.</w:t>
       </w:r>
     </w:p>
     <w:bookmarkEnd w:id="16"/>
@@ -554,7 +554,7 @@
         <w:t xml:space="preserve"> </w:t>
       </w:r>
       <w:r>
-        <w:t xml:space="preserve">was constructed with 42 expert-derived rules in three functional groups: 12 severity rules mapping fuzzified thresholds to the severity output, 14 configuration rules classifying audiogram shape, and 4 complex-interaction rules for contour presentations the severity group does not capture. A further 12 rules map inter-aural asymmetry to a separate referral output rather than to severity, since asymmetry indicates unilateral pathology rather than a poorer-hearing ear. The 42-rule base serves both single-ear and bilateral input, so the validated configuration and the deployed one coincide; under the single-ear protocol the asymmetry input is zero and the referral output is inert.</w:t>
+        <w:t xml:space="preserve">was constructed with 42 expert-derived rules in three functional groups: 12 severity rules mapping fuzzified thresholds to the severity output, 14 configuration rules classifying audiogram shape, and 4 complex-interaction rules for contour presentations the severity group does not capture. A further 12 rules map inter-aural asymmetry to a separate referral output, not to severity, since asymmetry points to unilateral pathology, not a poorer-hearing ear. The 42-rule base serves both single-ear and bilateral input, so the validated configuration and the deployed one coincide. Under the single-ear protocol the asymmetry input is zero and the referral output is inert.</w:t>
       </w:r>
     </w:p>
     <w:p>
@@ -562,7 +562,7 @@
         <w:pStyle w:val="BodyText"/>
       </w:pPr>
       <w:r>
-        <w:t xml:space="preserve">Inference used max–min composition, fuzzy union aggregation and centroid defuzzification to obtain a continuous Fuzzy Audiometric Index (FAI) on a 0 to 100 scale. The severity rules take the PTA-4 speech-frequency average as their primary threshold input, matching the reference standard; this keeps the FAI comparable to the standard against which it is validated, but means agreement with PTA-4 is partly by construction. Frequency-resolved information enters through the slope, notch and asymmetry inputs and through the per-frequency membership vectors.</w:t>
+        <w:t xml:space="preserve">Inference used max–min composition, fuzzy union aggregation and centroid defuzzification to obtain a continuous Fuzzy Audiometric Index (FAI) on a 0 to 100 scale. The severity rules take the PTA-4 speech-frequency average as their primary threshold input, matching the reference standard. This keeps the FAI comparable to the standard against which it is validated, but means agreement with PTA-4 is partly by construction. Frequency-resolved information enters through the slope, notch and asymmetry inputs and through the per-frequency membership vectors.</w:t>
       </w:r>
     </w:p>
     <w:bookmarkEnd w:id="17"/>
@@ -589,7 +589,7 @@
         <w:pStyle w:val="FirstParagraph"/>
       </w:pPr>
       <w:r>
-        <w:t xml:space="preserve">Because a crisp label carries no graded information, the fuzzy output was benchmarked against probabilistic multi-class models scored by proper scoring rules rather than agreement alone. The FAI’s graded output is its six Ruspini memberships evaluated at the primary threshold. Those values are non-negative and sum to one, so they constitute a probability distribution over severity and can be scored as one.</w:t>
+        <w:t xml:space="preserve">Because a crisp label carries no graded information, the fuzzy output was benchmarked against probabilistic multi-class models scored by proper scoring rules, not agreement alone. The FAI’s graded output is its six Ruspini memberships evaluated at the primary threshold. Those values are non-negative and sum to one, so they constitute a probability distribution over severity and can be scored as one.</w:t>
       </w:r>
     </w:p>
     <w:p>
@@ -636,7 +636,7 @@
         <w:pStyle w:val="FirstParagraph"/>
       </w:pPr>
       <w:r>
-        <w:t xml:space="preserve">The categories are a labelling convention rather than part of the method, so the pipeline was rebuilt under the WHO 2021 schema (seven categories at 20, 35, 50, 65, 80 and 95 dB HL) using the same cohort, split, core fitting, construction and calibration. The two arms differ only in schema. The six-category system was additionally scored against the 2021 reference, quantifying the cost of a mismatch between fitted categories and the boundaries claimed.</w:t>
+        <w:t xml:space="preserve">The categories are a labelling convention, not part of the method, so the pipeline was rebuilt under the WHO 2021 schema (seven categories at 20, 35, 50, 65, 80 and 95 dB HL) using the same cohort, split, core fitting, construction and calibration. The two arms differ only in schema. The six-category system was additionally scored against the 2021 reference, quantifying the cost of a mismatch between fitted categories and the boundaries claimed.</w:t>
       </w:r>
     </w:p>
     <w:bookmarkEnd w:id="19"/>
@@ -839,7 +839,7 @@
         <w:pStyle w:val="BodyText"/>
       </w:pPr>
       <w:r>
-        <w:t xml:space="preserve">Nearly one in five ears (18.7%) fell within ±5 dB of a boundary, where crisp classification is least certain.</w:t>
+        <w:t xml:space="preserve">Nearly one in five ears (17.8%) fell within ±5 dB of a boundary, where crisp classification is least certain.</w:t>
       </w:r>
     </w:p>
     <w:bookmarkEnd w:id="25"/>
@@ -866,7 +866,7 @@
         <w:pStyle w:val="FirstParagraph"/>
       </w:pPr>
       <w:r>
-        <w:t xml:space="preserve">The percentile-based optimization produced the Ruspini-partition functions shown in Figure 1 (parameters in Table S1), with transition bands of 13.6, 10.0, 10.0, 10.0 and 10.9 dB from normal to profound. Verification confirmed the memberships sum to 1 at every sampled threshold across the 0 to 120 dB universe, with a maximum deviation of zero. Adjacent memberships cross at 0.5 at 23.2, 40.4, 57.1, 71.1 and 90.5 dB (Figure 1); the calibrated FAI-to-label cut points, fitted rather than geometric, sit at 23.8, 48.9, 63.8, 66.4 and 95.0.</w:t>
+        <w:t xml:space="preserve">The percentile-based optimization produced the Ruspini-partition functions shown in Figure 1 (parameters in Table S1), with transition bands of 13.6, 10.0, 10.0, 10.0 and 10.9 dB from normal to profound. Verification confirmed the memberships sum to 1 at every sampled threshold across the 0 to 120 dB universe, with a maximum deviation of zero. Adjacent memberships cross at 0.5 at 23.2, 40.4, 57.1, 71.1 and 90.5 dB (Figure 1). The calibrated FAI-to-label cut points are fitted, not geometric, and sit at 23.8, 48.9, 63.8, 66.4 and 95.0.</w:t>
       </w:r>
     </w:p>
     <w:bookmarkEnd w:id="26"/>
@@ -893,7 +893,7 @@
         <w:pStyle w:val="FirstParagraph"/>
       </w:pPr>
       <w:r>
-        <w:t xml:space="preserve">On the test set the FAI achieved weighted Cohen’s κ = 0.946 against the Clark PTA-4 grade, with 96.9% overall agreement and a mean absolute error of 4.32 dB. Agreement 99.2% for clear cases (≥6 dB from a boundary) and 86.3% within the borderline zone (±5 dB, 17.8% of test ears). Spearman’s correlation was 0.812, restricted in range because 89.1% of test ears are normal and the upper tail is compressed; kappa and MAE are therefore the more direct agreement measures.</w:t>
+        <w:t xml:space="preserve">On the test set the FAI achieved weighted Cohen’s κ = 0.946 against the Clark PTA-4 grade, with 96.9% overall agreement and a mean absolute error of 4.32 dB. Agreement 99.2% for clear cases (≥6 dB from a boundary) and 86.3% within the borderline zone (±5 dB, 17.8% of test ears). Spearman’s correlation was 0.812, restricted in range because 89.1% of test ears are normal and the upper tail is compressed. Kappa and MAE are therefore the more direct agreement measures.</w:t>
       </w:r>
     </w:p>
     <w:p>
@@ -901,7 +901,7 @@
         <w:pStyle w:val="BodyText"/>
       </w:pPr>
       <w:r>
-        <w:t xml:space="preserve">Per-class performance is given in Table 1. Sensitivity was 0.978 for normal and 0.977 for mild, fell to 0.507 for moderate and recovered to 0.885 for moderately severe; macro-averaged sensitivity was 0.891 against the 96.9% overall figure, which the normal majority determines. Of 122 disagreements, 101 moved upward by one grade and 21 downward, a predominantly upward error structure that increases false-positive referrals.</w:t>
+        <w:t xml:space="preserve">Per-class performance is given in Table 1. Sensitivity was 0.978 for normal and 0.977 for mild, fell to 0.507 for moderate and recovered to 0.885 for moderately severe. Macro-averaged sensitivity was 0.891 against the 96.9% overall figure, which the normal majority determines. Of 122 disagreements, 101 moved upward by one grade and 21 downward, a predominantly upward error structure that increases false-positive referrals.</w:t>
       </w:r>
     </w:p>
     <w:bookmarkEnd w:id="27"/>
@@ -963,7 +963,7 @@
         <w:pStyle w:val="BodyText"/>
       </w:pPr>
       <w:r>
-        <w:t xml:space="preserve">Among the models that do not saturate, the FAI membership vector returned a Brier score of 0.0482, log loss 0.0810 and expected calibration error 0.0266, against 0.0136, 0.0302 and 0.0021 for gradient boosting on the richer seven-frequency input. The ensemble was better on every metric, so the index is not competitive with it on accuracy: read on one threshold rather than seven, its arg-max recovered the reference grade at kappa 0.9453.</w:t>
+        <w:t xml:space="preserve">Among the models that do not saturate, the FAI membership vector returned a Brier score of 0.0482, log loss 0.0810 and expected calibration error 0.0266, against 0.0136, 0.0302 and 0.0021 for gradient boosting on the richer seven-frequency input. The ensemble was better on every metric, so the index is not competitive with it on accuracy: read on a single threshold, not seven, its arg-max recovered the reference grade at kappa 0.9453.</w:t>
       </w:r>
     </w:p>
     <w:bookmarkEnd w:id="29"/>
@@ -990,7 +990,7 @@
         <w:pStyle w:val="FirstParagraph"/>
       </w:pPr>
       <w:r>
-        <w:t xml:space="preserve">FAI-based referral maintained net benefit comparable to PTA-4-based referral across the threshold range for both outcomes, and both exceeded treat-all at every threshold (Figure 3); for any hearing loss at a 10% threshold, net benefit was 0.126 against 0.131 and 0.034 for treat-all. The small differences favour the crisp markers, which are defined on the outcome itself; the graded index does not sacrifice decision utility.</w:t>
+        <w:t xml:space="preserve">FAI-based referral maintained net benefit comparable to PTA-4-based referral across the threshold range for both outcomes, and both exceeded treat-all at every threshold (Figure 3). For any hearing loss at a 10% threshold, net benefit was 0.126 against 0.131 and 0.034 for treat-all. The small differences favour the crisp markers, which are defined on the outcome itself. The graded index does not sacrifice decision utility.</w:t>
       </w:r>
     </w:p>
     <w:bookmarkEnd w:id="30"/>
@@ -1125,7 +1125,7 @@
         <w:pStyle w:val="FirstParagraph"/>
       </w:pPr>
       <w:r>
-        <w:t xml:space="preserve">A Mamdani fuzzy inference system was developed and validated that maps pure-tone thresholds onto a continuous index while preserving the information crisp classification discards. On held-out NHANES ears the FAI achieved weighted kappa 0.946 and matched the crisp grade in 99.1% of clear cases. Three findings stand out: the system remains compatible with standard practice; the graded representation is a better classifier than the calibrated label built on it, its arg-max reaching 0.9564; and the wider graded region improves rather than costs agreement, raising kappa by 0.019 and borderline agreement by 5.6 points with bootstrap intervals excluding zero.</w:t>
+        <w:t xml:space="preserve">A Mamdani fuzzy inference system was developed and validated that maps pure-tone thresholds onto a continuous index while preserving the information crisp classification discards. On held-out NHANES ears the FAI achieved weighted kappa 0.946 and matched the crisp grade in 99.2% of clear cases. The system reproduces standard practice without disturbing it. The reference label proved to be a deterministic thresholding of the pure-tone average, so agreement cannot measure a graded representation. Behaviour near the boundary carries the signal: agreement falls to 86.3% there, against 99.2% for unambiguous ears. Widening the graded region left agreement essentially unchanged.</w:t>
       </w:r>
     </w:p>
     <w:bookmarkEnd w:id="35"/>
@@ -1160,7 +1160,7 @@
         <w:pStyle w:val="BodyText"/>
       </w:pPr>
       <w:r>
-        <w:t xml:space="preserve">What survives is discrimination among approximations. Gradient boosting, on seven-frequency input, scored kappa 0.9832 against the memberships’ 0.9453, with a lower Brier score (0.0136 against 0.0482), lower log loss (0.0302 against 0.0810) and better calibration (expected calibration error 0.0021 against 0.0266). Read on one threshold rather than seven the index is at an information disadvantage no construction removes. The probabilistic properties discriminate. What the index offers instead is an inspectable rule base, a graded output no crisp classifier provides, and explicit behaviour at the boundaries where graders disagree. Membership degrees are not probabilities: they express graded belonging to a category, the vagueness of a boundary, rather than the aleatory uncertainty of an outcome, and are scored as a distribution over grades rather than a belief about one.</w:t>
+        <w:t xml:space="preserve">The remaining differences separate the approximations. Gradient boosting, on seven-frequency input, scored kappa 0.9832 against the memberships’ 0.9453, with a lower Brier score (0.0136 against 0.0482), lower log loss (0.0302 against 0.0810) and better calibration (expected calibration error 0.0021 against 0.0266). Read on one threshold rather than seven the index is at an information disadvantage no construction removes. The probabilistic properties discriminate. What the index offers instead is an inspectable rule base, a graded output no crisp classifier provides, and explicit behaviour at the boundaries where graders disagree. Membership degrees are not probabilities: they express graded belonging to a category, the vagueness of a boundary, not the aleatory uncertainty of an outcome, and are scored as a distribution over grades rather than a belief about one.</w:t>
       </w:r>
     </w:p>
     <w:bookmarkEnd w:id="36"/>
@@ -1187,7 +1187,7 @@
         <w:pStyle w:val="FirstParagraph"/>
       </w:pPr>
       <w:r>
-        <w:t xml:space="preserve">The construction is not tied to the 25/40/55/70/90 boundaries, which trace to Clark. The same cores, partition and calibration applied to the 2021 boundaries produced a better-calibrated system with lower absolute error, so the framework is schema-agnostic and agreement figures are interpretable only against the schema they were computed with. A change to WHO’s grade table would require recalibration, not redesign. A Takagi-Sugeno-Kang system would avoid the boundary compression of centroid defuzzification and map onto decibels directly, but it replaces the linguistic consequent with a numeric one, discarding the rule trace a clinician can read and a regulator can review; that interpretability is why a Mamdani architecture was retained.</w:t>
+        <w:t xml:space="preserve">The construction is not tied to the 25/40/55/70/90 boundaries, which trace to Clark. The same cores, partition and calibration applied to the 2021 boundaries produced a better-calibrated system with lower absolute error, so the framework is schema-agnostic and agreement figures are interpretable only against the schema they were computed with. A change to WHO’s grade table would require recalibration, not redesign. A Takagi-Sugeno-Kang system would avoid the boundary compression of centroid defuzzification and map onto decibels directly, but it replaces the linguistic consequent with a numeric one, discarding the rule trace a clinician can read and a regulator can review. That interpretability is why a Mamdani architecture was retained.</w:t>
       </w:r>
     </w:p>
     <w:bookmarkEnd w:id="37"/>
@@ -1214,7 +1214,7 @@
         <w:pStyle w:val="FirstParagraph"/>
       </w:pPr>
       <w:r>
-        <w:t xml:space="preserve">In triage the FAI could flag patients who straddle a severity boundary, so a borderline case is monitored rather than forced into a category that misstates it. Prescriptive methods such as NAL-NL2</w:t>
+        <w:t xml:space="preserve">In triage the FAI could flag patients who straddle a severity boundary, so a borderline case can be monitored instead of being forced into a category that misstates it. Prescriptive methods such as NAL-NL2</w:t>
       </w:r>
       <w:r>
         <w:t xml:space="preserve"> </w:t>
@@ -1316,7 +1316,7 @@
         <w:pStyle w:val="FirstParagraph"/>
       </w:pPr>
       <w:r>
-        <w:t xml:space="preserve">Only air-conduction thresholds were used, so the framework grades combined loss and cannot separate sensorineural from conductive or mixed components; the complex-interaction rules therefore capture contour rather than pathophysiological mixed loss. The rule base has not undergone formal Delphi consensus. The three cycles covered adults aged 20 to 69 years, so children and older adults are not represented and extended high-frequency audiometry was not covered.</w:t>
+        <w:t xml:space="preserve">Only air-conduction thresholds were used, so the framework grades combined loss and cannot separate sensorineural from conductive or mixed components. The complex-interaction rules therefore capture contour rather than pathophysiological mixed loss. The rule base has not undergone formal Delphi consensus. The three cycles covered adults aged 20 to 69 years, so children and older adults are not represented and extended high-frequency audiometry was not covered.</w:t>
       </w:r>
     </w:p>
     <w:p>
@@ -1324,7 +1324,7 @@
         <w:pStyle w:val="BodyText"/>
       </w:pPr>
       <w:r>
-        <w:t xml:space="preserve">Inter-aural asymmetry was decoupled from severity and now drives a referral recommendation instead. An ear with a 55 dB pure-tone average could previously be graded moderately severe because the contralateral ear differed; asymmetry is a referral indicator, not an amplifier of peripheral loss. The change is neutral for the figures reported here, since the single-ear protocol pins the asymmetry input to zero.</w:t>
+        <w:t xml:space="preserve">Inter-aural asymmetry was decoupled from severity and now drives a referral recommendation instead. An ear with a 55 dB pure-tone average could previously be graded moderately severe because the contralateral ear differed. Asymmetry is a referral indicator, not an amplifier of peripheral loss. The change is neutral for the figures reported here, since the single-ear protocol pins the asymmetry input to zero.</w:t>
       </w:r>
     </w:p>
     <w:p>
@@ -1344,7 +1344,7 @@
         <w:t xml:space="preserve"> </w:t>
       </w:r>
       <w:r>
-        <w:t xml:space="preserve">lowered the normal boundary to 20 dB HL and added a complete-loss category. The reference standard used here, and the frequency band the severity rules share with it, mean agreement is partly by construction. The benchmark quantifies that dependence rather than removing it, since the exact reconstruction shows the ceiling is definitional. This limits what any agreement figure can mean, and is why the graded outputs and probabilistic metrics carry the argument. The case studies are synthetic, not patient records. Whether the FAI predicts hearing-aid outcomes or surgical candidacy has not been assessed.</w:t>
+        <w:t xml:space="preserve">lowered the normal boundary to 20 dB HL and added a complete-loss category. The reference standard used here, and the frequency band the severity rules share with it, mean agreement is partly by construction. The benchmark quantifies that dependence without removing it, since the exact reconstruction shows the ceiling is definitional. This limits what any agreement figure can mean, and is why the graded outputs and probabilistic metrics carry the argument. The case studies are synthetic, not patient records. Whether the FAI predicts hearing-aid outcomes or surgical candidacy has not been assessed.</w:t>
       </w:r>
     </w:p>
     <w:bookmarkEnd w:id="40"/>
@@ -1410,7 +1410,7 @@
         <w:pStyle w:val="FirstParagraph"/>
       </w:pPr>
       <w:r>
-        <w:t xml:space="preserve">The Fuzzy Audiometric Index provides a continuous, frequency-resolved, interpretable classification of hearing loss that preserves the gradation lost to crisp thresholds. Validated on held-out NHANES ears, it agrees substantially with the reference classification while preserving borderline, configuration and graded information. The probabilistic benchmark shows the reference label is a deterministic thresholding of its input, so agreement cannot evidence a graded representation; a seven-frequency learner outperforms the index on accuracy and calibration, locating its value in interpretability and the graded output rather than accuracy.</w:t>
+        <w:t xml:space="preserve">The Fuzzy Audiometric Index provides a continuous, frequency-resolved, interpretable classification of hearing loss that preserves the gradation lost to crisp thresholds. Validated on held-out NHANES ears, it agrees substantially with the reference classification while preserving borderline, configuration and graded information. The probabilistic benchmark shows the reference label is a deterministic thresholding of its input, so agreement cannot evidence a graded representation. A seven-frequency learner outperforms the index on accuracy and calibration, locating its value in interpretability and the graded output, not accuracy.</w:t>
       </w:r>
     </w:p>
     <w:bookmarkEnd w:id="42"/>
@@ -4394,7 +4394,7 @@
         <w:t xml:space="preserve"> </w:t>
       </w:r>
       <w:r>
-        <w:t xml:space="preserve">Trapezoidal membership functions for the six hearing loss severity categories, arranged as a formal Ruspini partition. Successive functions share their feet with their neighbours’ cores, so adjacent shoulders are complementary linear ramps that cross at 0.5 and memberships sum to 1 at every threshold across the 0 to 120 dB universe. Transition bands measure 13.6, 10.0, 10.0, 10.0 and 11.2 dB from normal to profound.</w:t>
+        <w:t xml:space="preserve">Trapezoidal membership functions for the six hearing loss severity categories, arranged as a formal Ruspini partition. Successive functions share their feet with their neighbours’ cores, so adjacent shoulders are complementary linear ramps that cross at 0.5 and memberships sum to 1 at every threshold across the 0 to 120 dB universe. Transition bands measure 13.6, 10.0, 10.0, 10.0 and 10.9 dB from normal to profound.</w:t>
       </w:r>
       <w:r>
         <w:t xml:space="preserve"> </w:t>
